--- a/7-技术管理/运行记录类文件/ZGS-07-03-2025年1-12月运维服务技术研发报告.docx
+++ b/7-技术管理/运行记录类文件/ZGS-07-03-2025年1-12月运维服务技术研发报告.docx
@@ -1,10 +1,11 @@
 
 <file path=word/document.xml><?xml version="1.0" encoding="utf-8"?>
-<w:document xmlns:wpc="http://schemas.microsoft.com/office/word/2010/wordprocessingCanvas" xmlns:mc="http://schemas.openxmlformats.org/markup-compatibility/2006" xmlns:o="urn:schemas-microsoft-com:office:office" xmlns:r="http://schemas.openxmlformats.org/officeDocument/2006/relationships" xmlns:m="http://schemas.openxmlformats.org/officeDocument/2006/math" xmlns:v="urn:schemas-microsoft-com:vml" xmlns:wp14="http://schemas.microsoft.com/office/word/2010/wordprocessingDrawing" xmlns:wp="http://schemas.openxmlformats.org/drawingml/2006/wordprocessingDrawing" xmlns:w="http://schemas.openxmlformats.org/wordprocessingml/2006/main" xmlns:w14="http://schemas.microsoft.com/office/word/2010/wordml" xmlns:w10="urn:schemas-microsoft-com:office:word" xmlns:w15="http://schemas.microsoft.com/office/word/2012/wordml" xmlns:wpg="http://schemas.microsoft.com/office/word/2010/wordprocessingGroup" xmlns:wpi="http://schemas.microsoft.com/office/word/2010/wordprocessingInk" xmlns:wne="http://schemas.microsoft.com/office/word/2006/wordml" xmlns:wps="http://schemas.microsoft.com/office/word/2010/wordprocessingShape" xmlns:wpsCustomData="http://www.wps.cn/officeDocument/2013/wpsCustomData" mc:Ignorable="w14 w15 wp14">
+<w:document xmlns:wpc="http://schemas.microsoft.com/office/word/2010/wordprocessingCanvas" xmlns:mc="http://schemas.openxmlformats.org/markup-compatibility/2006" xmlns:o="urn:schemas-microsoft-com:office:office" xmlns:r="http://schemas.openxmlformats.org/officeDocument/2006/relationships" xmlns:m="http://schemas.openxmlformats.org/officeDocument/2006/math" xmlns:v="urn:schemas-microsoft-com:vml" xmlns:wp14="http://schemas.microsoft.com/office/word/2010/wordprocessingDrawing" xmlns:wp="http://schemas.openxmlformats.org/drawingml/2006/wordprocessingDrawing" xmlns:w10="urn:schemas-microsoft-com:office:word" xmlns:w="http://schemas.openxmlformats.org/wordprocessingml/2006/main" xmlns:w14="http://schemas.microsoft.com/office/word/2010/wordml" xmlns:w15="http://schemas.microsoft.com/office/word/2012/wordml" xmlns:wne="http://schemas.microsoft.com/office/word/2006/wordml" xmlns:wpg="http://schemas.microsoft.com/office/word/2010/wordprocessingGroup" xmlns:wpi="http://schemas.microsoft.com/office/word/2010/wordprocessingInk" xmlns:wps="http://schemas.microsoft.com/office/word/2010/wordprocessingShape" mc:Ignorable="w14 w15 wp14">
+  <!-- Generated by Aspose.Words for .NET 13.3.0.1 -->
   <w:body>
     <w:p>
       <w:pPr>
-        <w:pStyle w:val="24"/>
+        <w:pStyle w:val="a"/>
         <w:keepNext w:val="0"/>
         <w:keepLines w:val="0"/>
         <w:pageBreakBefore w:val="0"/>
@@ -24,7 +25,7 @@
       <w:bookmarkStart w:id="0" w:name="_Toc31826"/>
       <w:r>
         <w:drawing>
-          <wp:anchor distT="0" distB="0" distL="114300" distR="114300" simplePos="0" relativeHeight="251660288" behindDoc="1" locked="0" layoutInCell="1" allowOverlap="1">
+          <wp:anchor distT="0" distB="0" distL="114300" distR="114300" simplePos="0" relativeHeight="251659264" behindDoc="1" locked="0" layoutInCell="1" allowOverlap="1">
             <wp:simplePos x="0" y="0"/>
             <wp:positionH relativeFrom="column">
               <wp:posOffset>0</wp:posOffset>
@@ -49,7 +50,7 @@
                     </pic:cNvPicPr>
                   </pic:nvPicPr>
                   <pic:blipFill>
-                    <a:blip r:embed="rId7"/>
+                    <a:blip xmlns:r="http://schemas.openxmlformats.org/officeDocument/2006/relationships" r:embed="rId4"/>
                     <a:stretch>
                       <a:fillRect/>
                     </a:stretch>
@@ -79,7 +80,7 @@
           <w:lang w:val="en-US" w:eastAsia="zh-CN"/>
         </w:rPr>
         <w:drawing>
-          <wp:anchor distT="0" distB="0" distL="114300" distR="114300" simplePos="0" relativeHeight="251659264" behindDoc="1" locked="0" layoutInCell="1" allowOverlap="1">
+          <wp:anchor distT="0" distB="0" distL="114300" distR="114300" simplePos="0" relativeHeight="251658240" behindDoc="1" locked="0" layoutInCell="1" allowOverlap="1">
             <wp:simplePos x="0" y="0"/>
             <wp:positionH relativeFrom="column">
               <wp:posOffset>635</wp:posOffset>
@@ -104,7 +105,7 @@
                     </pic:cNvPicPr>
                   </pic:nvPicPr>
                   <pic:blipFill>
-                    <a:blip r:embed="rId8">
+                    <a:blip xmlns:r="http://schemas.openxmlformats.org/officeDocument/2006/relationships" r:embed="rId5">
                       <a:alphaModFix amt="58000"/>
                       <a:lum contrast="-52000"/>
                     </a:blip>
@@ -138,7 +139,7 @@
     </w:p>
     <w:p>
       <w:pPr>
-        <w:pStyle w:val="25"/>
+        <w:pStyle w:val="a0"/>
         <w:keepNext w:val="0"/>
         <w:keepLines w:val="0"/>
         <w:pageBreakBefore w:val="0"/>
@@ -185,11 +186,11 @@
         <w:adjustRightInd w:val="0"/>
         <w:snapToGrid w:val="0"/>
         <w:spacing w:after="624" w:afterLines="200" w:line="219" w:lineRule="auto"/>
-        <w:ind w:left="0" w:leftChars="0" w:right="0" w:rightChars="0" w:firstLine="0" w:firstLineChars="0"/>
+        <w:ind w:left="0" w:right="0" w:firstLine="0" w:leftChars="0" w:rightChars="0" w:firstLineChars="0"/>
         <w:jc w:val="center"/>
         <w:textAlignment w:val="baseline"/>
         <w:rPr>
-          <w:rFonts w:hint="eastAsia" w:ascii="宋体" w:hAnsi="宋体" w:eastAsia="宋体" w:cs="宋体"/>
+          <w:rFonts w:ascii="宋体" w:eastAsia="宋体" w:hAnsi="宋体" w:cs="宋体" w:hint="eastAsia"/>
           <w:sz w:val="24"/>
           <w:szCs w:val="24"/>
           <w:lang w:val="en-US" w:eastAsia="zh-CN"/>
@@ -197,7 +198,7 @@
       </w:pPr>
       <w:r>
         <w:rPr>
-          <w:rFonts w:ascii="宋体" w:hAnsi="宋体" w:eastAsia="宋体" w:cs="宋体"/>
+          <w:rFonts w:ascii="宋体" w:eastAsia="宋体" w:hAnsi="宋体" w:cs="宋体"/>
           <w:b/>
           <w:bCs/>
           <w:spacing w:val="-3"/>
@@ -206,74 +207,20 @@
         </w:rPr>
         <w:t>文件编号：ZGS-07-03</w:t>
       </w:r>
-      <w:r>
-        <w:rPr>
-          <w:rFonts w:hint="eastAsia" w:ascii="宋体" w:hAnsi="宋体" w:eastAsia="宋体" w:cs="宋体"/>
-          <w:b/>
-          <w:bCs/>
-          <w:spacing w:val="-3"/>
-          <w:sz w:val="24"/>
-          <w:szCs w:val="24"/>
-          <w:lang w:val="en-US" w:eastAsia="zh-CN"/>
-        </w:rPr>
-      </w:r>
-      <w:r>
-        <w:rPr>
-          <w:rFonts w:ascii="宋体" w:hAnsi="宋体" w:eastAsia="宋体" w:cs="宋体"/>
-          <w:b/>
-          <w:bCs/>
-          <w:spacing w:val="-3"/>
-          <w:sz w:val="24"/>
-          <w:szCs w:val="24"/>
-        </w:rPr>
-      </w:r>
-      <w:r>
-        <w:rPr>
-          <w:rFonts w:hint="eastAsia" w:ascii="宋体" w:hAnsi="宋体" w:cs="宋体"/>
-          <w:b/>
-          <w:bCs/>
-          <w:spacing w:val="-3"/>
-          <w:sz w:val="24"/>
-          <w:szCs w:val="24"/>
-          <w:lang w:val="en-US" w:eastAsia="zh-CN"/>
-        </w:rPr>
-      </w:r>
-      <w:r>
-        <w:rPr>
-          <w:rFonts w:ascii="宋体" w:hAnsi="宋体" w:eastAsia="宋体" w:cs="宋体"/>
-          <w:b/>
-          <w:bCs/>
-          <w:spacing w:val="-3"/>
-          <w:sz w:val="24"/>
-          <w:szCs w:val="24"/>
-        </w:rPr>
-      </w:r>
-      <w:r>
-        <w:rPr>
-          <w:rFonts w:hint="eastAsia" w:ascii="宋体" w:hAnsi="宋体" w:cs="宋体"/>
-          <w:b/>
-          <w:bCs/>
-          <w:spacing w:val="-3"/>
-          <w:sz w:val="24"/>
-          <w:szCs w:val="24"/>
-          <w:lang w:val="en-US" w:eastAsia="zh-CN"/>
-        </w:rPr>
-      </w:r>
     </w:p>
     <w:tbl>
       <w:tblPr>
-        <w:tblStyle w:val="21"/>
+        <w:tblStyle w:val="TableGrid"/>
         <w:tblW w:w="0" w:type="auto"/>
         <w:jc w:val="center"/>
         <w:tblBorders>
-          <w:top w:val="none" w:color="auto" w:sz="0" w:space="0"/>
-          <w:left w:val="none" w:color="auto" w:sz="0" w:space="0"/>
-          <w:bottom w:val="none" w:color="auto" w:sz="0" w:space="0"/>
-          <w:right w:val="none" w:color="auto" w:sz="0" w:space="0"/>
-          <w:insideH w:val="none" w:color="auto" w:sz="0" w:space="0"/>
-          <w:insideV w:val="none" w:color="auto" w:sz="0" w:space="0"/>
+          <w:top w:val="nil"/>
+          <w:left w:val="nil"/>
+          <w:bottom w:val="nil"/>
+          <w:right w:val="nil"/>
+          <w:insideH w:val="nil"/>
+          <w:insideV w:val="nil"/>
         </w:tblBorders>
-        <w:tblLayout w:type="autofit"/>
         <w:tblCellMar>
           <w:top w:w="0" w:type="dxa"/>
           <w:left w:w="108" w:type="dxa"/>
@@ -287,13 +234,15 @@
       </w:tblGrid>
       <w:tr>
         <w:tblPrEx>
+          <w:tblW w:w="0" w:type="auto"/>
+          <w:jc w:val="center"/>
           <w:tblBorders>
-            <w:top w:val="none" w:color="auto" w:sz="0" w:space="0"/>
-            <w:left w:val="none" w:color="auto" w:sz="0" w:space="0"/>
-            <w:bottom w:val="none" w:color="auto" w:sz="0" w:space="0"/>
-            <w:right w:val="none" w:color="auto" w:sz="0" w:space="0"/>
-            <w:insideH w:val="none" w:color="auto" w:sz="0" w:space="0"/>
-            <w:insideV w:val="none" w:color="auto" w:sz="0" w:space="0"/>
+            <w:top w:val="nil"/>
+            <w:left w:val="nil"/>
+            <w:bottom w:val="nil"/>
+            <w:right w:val="nil"/>
+            <w:insideH w:val="nil"/>
+            <w:insideV w:val="nil"/>
           </w:tblBorders>
           <w:tblCellMar>
             <w:top w:w="0" w:type="dxa"/>
@@ -303,7 +252,7 @@
           </w:tblCellMar>
         </w:tblPrEx>
         <w:trPr>
-          <w:trHeight w:val="810" w:hRule="atLeast"/>
+          <w:trHeight w:val="810"/>
           <w:jc w:val="center"/>
         </w:trPr>
         <w:tc>
@@ -341,7 +290,7 @@
             </w:r>
             <w:r>
               <w:rPr>
-                <w:rFonts w:hint="default" w:asciiTheme="minorAscii" w:hAnsiTheme="minorAscii" w:eastAsiaTheme="minorEastAsia"/>
+                <w:rFonts w:asciiTheme="minorAscii" w:eastAsiaTheme="minorEastAsia" w:hAnsiTheme="minorAscii" w:hint="default"/>
                 <w:spacing w:val="227"/>
                 <w:sz w:val="21"/>
                 <w:vertAlign w:val="baseline"/>
@@ -395,7 +344,7 @@
             </w:r>
             <w:r>
               <w:rPr>
-                <w:rFonts w:hint="eastAsia" w:asciiTheme="minorAscii" w:hAnsiTheme="minorAscii" w:eastAsiaTheme="minorEastAsia"/>
+                <w:rFonts w:asciiTheme="minorAscii" w:eastAsiaTheme="minorEastAsia" w:hAnsiTheme="minorAscii" w:hint="eastAsia"/>
                 <w:spacing w:val="227"/>
                 <w:sz w:val="21"/>
                 <w:vertAlign w:val="baseline"/>
@@ -417,14 +366,8 @@
       </w:tr>
       <w:tr>
         <w:tblPrEx>
-          <w:tblBorders>
-            <w:top w:val="none" w:color="auto" w:sz="0" w:space="0"/>
-            <w:left w:val="none" w:color="auto" w:sz="0" w:space="0"/>
-            <w:bottom w:val="none" w:color="auto" w:sz="0" w:space="0"/>
-            <w:right w:val="none" w:color="auto" w:sz="0" w:space="0"/>
-            <w:insideH w:val="none" w:color="auto" w:sz="0" w:space="0"/>
-            <w:insideV w:val="none" w:color="auto" w:sz="0" w:space="0"/>
-          </w:tblBorders>
+          <w:tblW w:w="0" w:type="auto"/>
+          <w:jc w:val="center"/>
           <w:tblCellMar>
             <w:top w:w="0" w:type="dxa"/>
             <w:left w:w="108" w:type="dxa"/>
@@ -433,7 +376,7 @@
           </w:tblCellMar>
         </w:tblPrEx>
         <w:trPr>
-          <w:trHeight w:val="810" w:hRule="atLeast"/>
+          <w:trHeight w:val="810"/>
           <w:jc w:val="center"/>
         </w:trPr>
         <w:tc>
@@ -457,7 +400,7 @@
               <w:snapToGrid w:val="0"/>
               <w:textAlignment w:val="baseline"/>
               <w:rPr>
-                <w:rFonts w:hint="default" w:ascii="Arial" w:hAnsi="Arial" w:eastAsia="Arial" w:cs="Arial"/>
+                <w:rFonts w:ascii="Arial" w:eastAsia="Arial" w:hAnsi="Arial" w:cs="Arial" w:hint="default"/>
                 <w:snapToGrid w:val="0"/>
                 <w:color w:val="000000"/>
                 <w:kern w:val="0"/>
@@ -489,7 +432,7 @@
             </w:r>
             <w:r>
               <w:rPr>
-                <w:rFonts w:hint="default" w:asciiTheme="minorAscii" w:hAnsiTheme="minorAscii" w:eastAsiaTheme="minorEastAsia"/>
+                <w:rFonts w:asciiTheme="minorAscii" w:eastAsiaTheme="minorEastAsia" w:hAnsiTheme="minorAscii" w:hint="default"/>
                 <w:spacing w:val="227"/>
                 <w:sz w:val="21"/>
                 <w:vertAlign w:val="baseline"/>
@@ -542,7 +485,7 @@
               <w:snapToGrid w:val="0"/>
               <w:textAlignment w:val="baseline"/>
               <w:rPr>
-                <w:rFonts w:hint="default" w:ascii="Arial" w:hAnsi="Arial" w:eastAsia="Arial" w:cs="Arial"/>
+                <w:rFonts w:ascii="Arial" w:eastAsia="Arial" w:hAnsi="Arial" w:cs="Arial" w:hint="default"/>
                 <w:snapToGrid w:val="0"/>
                 <w:color w:val="000000"/>
                 <w:kern w:val="0"/>
@@ -562,7 +505,7 @@
             </w:r>
             <w:r>
               <w:rPr>
-                <w:rFonts w:hint="eastAsia" w:asciiTheme="minorAscii" w:hAnsiTheme="minorAscii" w:eastAsiaTheme="minorEastAsia"/>
+                <w:rFonts w:asciiTheme="minorAscii" w:eastAsiaTheme="minorEastAsia" w:hAnsiTheme="minorAscii" w:hint="eastAsia"/>
                 <w:spacing w:val="227"/>
                 <w:sz w:val="21"/>
                 <w:vertAlign w:val="baseline"/>
@@ -584,14 +527,8 @@
       </w:tr>
       <w:tr>
         <w:tblPrEx>
-          <w:tblBorders>
-            <w:top w:val="none" w:color="auto" w:sz="0" w:space="0"/>
-            <w:left w:val="none" w:color="auto" w:sz="0" w:space="0"/>
-            <w:bottom w:val="none" w:color="auto" w:sz="0" w:space="0"/>
-            <w:right w:val="none" w:color="auto" w:sz="0" w:space="0"/>
-            <w:insideH w:val="none" w:color="auto" w:sz="0" w:space="0"/>
-            <w:insideV w:val="none" w:color="auto" w:sz="0" w:space="0"/>
-          </w:tblBorders>
+          <w:tblW w:w="0" w:type="auto"/>
+          <w:jc w:val="center"/>
           <w:tblCellMar>
             <w:top w:w="0" w:type="dxa"/>
             <w:left w:w="108" w:type="dxa"/>
@@ -600,7 +537,7 @@
           </w:tblCellMar>
         </w:tblPrEx>
         <w:trPr>
-          <w:trHeight w:val="635" w:hRule="atLeast"/>
+          <w:trHeight w:val="635"/>
           <w:jc w:val="center"/>
         </w:trPr>
         <w:tc>
@@ -638,31 +575,6 @@
               </w:rPr>
               <w:t>批准人:刘霞</w:t>
             </w:r>
-            <w:r>
-              <w:rPr>
-                <w:rFonts w:hint="eastAsia"/>
-                <w:spacing w:val="1"/>
-                <w:kern w:val="0"/>
-                <w:vertAlign w:val="baseline"/>
-                <w:lang w:val="en-US" w:eastAsia="zh-CN"/>
-              </w:rPr>
-            </w:r>
-            <w:r>
-              <w:rPr>
-                <w:rFonts w:hint="eastAsia" w:asciiTheme="minorAscii" w:hAnsiTheme="minorAscii" w:eastAsiaTheme="minorEastAsia"/>
-                <w:spacing w:val="227"/>
-                <w:sz w:val="21"/>
-                <w:vertAlign w:val="baseline"/>
-                <w:lang w:val="en-US" w:eastAsia="zh-CN"/>
-              </w:rPr>
-            </w:r>
-            <w:r>
-              <w:rPr>
-                <w:rFonts w:hint="eastAsia"/>
-                <w:u w:val="single"/>
-                <w:lang w:val="en-US" w:eastAsia="zh-CN"/>
-              </w:rPr>
-            </w:r>
           </w:p>
         </w:tc>
         <w:tc>
@@ -700,7 +612,7 @@
             </w:r>
             <w:r>
               <w:rPr>
-                <w:rFonts w:hint="eastAsia" w:asciiTheme="minorAscii" w:hAnsiTheme="minorAscii" w:eastAsiaTheme="minorEastAsia"/>
+                <w:rFonts w:asciiTheme="minorAscii" w:eastAsiaTheme="minorEastAsia" w:hAnsiTheme="minorAscii" w:hint="eastAsia"/>
                 <w:spacing w:val="227"/>
                 <w:sz w:val="21"/>
                 <w:vertAlign w:val="baseline"/>
@@ -759,14 +671,14 @@
         <w:ind w:left="3634"/>
         <w:textAlignment w:val="baseline"/>
         <w:rPr>
-          <w:rFonts w:ascii="宋体" w:hAnsi="宋体" w:eastAsia="宋体" w:cs="宋体"/>
+          <w:rFonts w:ascii="宋体" w:eastAsia="宋体" w:hAnsi="宋体" w:cs="宋体"/>
           <w:sz w:val="31"/>
           <w:szCs w:val="31"/>
         </w:rPr>
       </w:pPr>
       <w:r>
         <w:rPr>
-          <w:rFonts w:ascii="宋体" w:hAnsi="宋体" w:eastAsia="宋体" w:cs="宋体"/>
+          <w:rFonts w:ascii="宋体" w:eastAsia="宋体" w:hAnsi="宋体" w:cs="宋体"/>
           <w:b/>
           <w:bCs/>
           <w:spacing w:val="4"/>
@@ -778,16 +690,16 @@
     </w:p>
     <w:tbl>
       <w:tblPr>
-        <w:tblStyle w:val="26"/>
+        <w:tblStyle w:val="TableNormal0"/>
         <w:tblW w:w="7137" w:type="dxa"/>
         <w:jc w:val="center"/>
         <w:tblBorders>
-          <w:top w:val="single" w:color="000000" w:sz="2" w:space="0"/>
-          <w:left w:val="single" w:color="000000" w:sz="2" w:space="0"/>
-          <w:bottom w:val="single" w:color="000000" w:sz="2" w:space="0"/>
-          <w:right w:val="single" w:color="000000" w:sz="2" w:space="0"/>
-          <w:insideH w:val="single" w:color="000000" w:sz="2" w:space="0"/>
-          <w:insideV w:val="single" w:color="000000" w:sz="2" w:space="0"/>
+          <w:top w:val="single" w:sz="2" w:space="0" w:color="000000"/>
+          <w:left w:val="single" w:sz="2" w:space="0" w:color="000000"/>
+          <w:bottom w:val="single" w:sz="2" w:space="0" w:color="000000"/>
+          <w:right w:val="single" w:sz="2" w:space="0" w:color="000000"/>
+          <w:insideH w:val="single" w:sz="2" w:space="0" w:color="000000"/>
+          <w:insideV w:val="single" w:sz="2" w:space="0" w:color="000000"/>
         </w:tblBorders>
         <w:tblLayout w:type="fixed"/>
         <w:tblCellMar>
@@ -805,14 +717,17 @@
       </w:tblGrid>
       <w:tr>
         <w:tblPrEx>
+          <w:tblW w:w="7137" w:type="dxa"/>
+          <w:jc w:val="center"/>
           <w:tblBorders>
-            <w:top w:val="single" w:color="000000" w:sz="2" w:space="0"/>
-            <w:left w:val="single" w:color="000000" w:sz="2" w:space="0"/>
-            <w:bottom w:val="single" w:color="000000" w:sz="2" w:space="0"/>
-            <w:right w:val="single" w:color="000000" w:sz="2" w:space="0"/>
-            <w:insideH w:val="single" w:color="000000" w:sz="2" w:space="0"/>
-            <w:insideV w:val="single" w:color="000000" w:sz="2" w:space="0"/>
+            <w:top w:val="single" w:sz="2" w:space="0" w:color="000000"/>
+            <w:left w:val="single" w:sz="2" w:space="0" w:color="000000"/>
+            <w:bottom w:val="single" w:sz="2" w:space="0" w:color="000000"/>
+            <w:right w:val="single" w:sz="2" w:space="0" w:color="000000"/>
+            <w:insideH w:val="single" w:sz="2" w:space="0" w:color="000000"/>
+            <w:insideV w:val="single" w:sz="2" w:space="0" w:color="000000"/>
           </w:tblBorders>
+          <w:tblLayout w:type="fixed"/>
           <w:tblCellMar>
             <w:top w:w="0" w:type="dxa"/>
             <w:left w:w="0" w:type="dxa"/>
@@ -821,7 +736,7 @@
           </w:tblCellMar>
         </w:tblPrEx>
         <w:trPr>
-          <w:trHeight w:val="593" w:hRule="atLeast"/>
+          <w:trHeight w:val="593"/>
           <w:jc w:val="center"/>
         </w:trPr>
         <w:tc>
@@ -843,18 +758,18 @@
               <w:adjustRightInd w:val="0"/>
               <w:snapToGrid w:val="0"/>
               <w:spacing w:before="176" w:line="228" w:lineRule="auto"/>
-              <w:ind w:left="0" w:leftChars="0" w:right="0" w:rightChars="0" w:firstLine="0" w:firstLineChars="0"/>
+              <w:ind w:left="0" w:right="0" w:firstLine="0" w:leftChars="0" w:rightChars="0" w:firstLineChars="0"/>
               <w:jc w:val="center"/>
               <w:textAlignment w:val="baseline"/>
               <w:rPr>
-                <w:rFonts w:ascii="宋体" w:hAnsi="宋体" w:eastAsia="宋体" w:cs="宋体"/>
+                <w:rFonts w:ascii="宋体" w:eastAsia="宋体" w:hAnsi="宋体" w:cs="宋体"/>
                 <w:sz w:val="20"/>
                 <w:szCs w:val="20"/>
               </w:rPr>
             </w:pPr>
             <w:r>
               <w:rPr>
-                <w:rFonts w:ascii="宋体" w:hAnsi="宋体" w:eastAsia="宋体" w:cs="宋体"/>
+                <w:rFonts w:ascii="宋体" w:eastAsia="宋体" w:hAnsi="宋体" w:cs="宋体"/>
                 <w:spacing w:val="-14"/>
                 <w:sz w:val="20"/>
                 <w:szCs w:val="20"/>
@@ -882,18 +797,18 @@
               <w:adjustRightInd w:val="0"/>
               <w:snapToGrid w:val="0"/>
               <w:spacing w:before="175" w:line="227" w:lineRule="auto"/>
-              <w:ind w:left="0" w:leftChars="0" w:right="0" w:rightChars="0" w:firstLine="0" w:firstLineChars="0"/>
+              <w:ind w:left="0" w:right="0" w:firstLine="0" w:leftChars="0" w:rightChars="0" w:firstLineChars="0"/>
               <w:jc w:val="center"/>
               <w:textAlignment w:val="baseline"/>
               <w:rPr>
-                <w:rFonts w:ascii="宋体" w:hAnsi="宋体" w:eastAsia="宋体" w:cs="宋体"/>
+                <w:rFonts w:ascii="宋体" w:eastAsia="宋体" w:hAnsi="宋体" w:cs="宋体"/>
                 <w:sz w:val="20"/>
                 <w:szCs w:val="20"/>
               </w:rPr>
             </w:pPr>
             <w:r>
               <w:rPr>
-                <w:rFonts w:ascii="宋体" w:hAnsi="宋体" w:eastAsia="宋体" w:cs="宋体"/>
+                <w:rFonts w:ascii="宋体" w:eastAsia="宋体" w:hAnsi="宋体" w:cs="宋体"/>
                 <w:spacing w:val="4"/>
                 <w:sz w:val="20"/>
                 <w:szCs w:val="20"/>
@@ -921,18 +836,18 @@
               <w:adjustRightInd w:val="0"/>
               <w:snapToGrid w:val="0"/>
               <w:spacing w:before="175" w:line="228" w:lineRule="auto"/>
-              <w:ind w:left="0" w:leftChars="0" w:right="0" w:rightChars="0" w:firstLine="0" w:firstLineChars="0"/>
+              <w:ind w:left="0" w:right="0" w:firstLine="0" w:leftChars="0" w:rightChars="0" w:firstLineChars="0"/>
               <w:jc w:val="center"/>
               <w:textAlignment w:val="baseline"/>
               <w:rPr>
-                <w:rFonts w:ascii="宋体" w:hAnsi="宋体" w:eastAsia="宋体" w:cs="宋体"/>
+                <w:rFonts w:ascii="宋体" w:eastAsia="宋体" w:hAnsi="宋体" w:cs="宋体"/>
                 <w:sz w:val="20"/>
                 <w:szCs w:val="20"/>
               </w:rPr>
             </w:pPr>
             <w:r>
               <w:rPr>
-                <w:rFonts w:ascii="宋体" w:hAnsi="宋体" w:eastAsia="宋体" w:cs="宋体"/>
+                <w:rFonts w:ascii="宋体" w:eastAsia="宋体" w:hAnsi="宋体" w:cs="宋体"/>
                 <w:spacing w:val="7"/>
                 <w:sz w:val="20"/>
                 <w:szCs w:val="20"/>
@@ -960,18 +875,18 @@
               <w:adjustRightInd w:val="0"/>
               <w:snapToGrid w:val="0"/>
               <w:spacing w:before="176" w:line="229" w:lineRule="auto"/>
-              <w:ind w:left="0" w:leftChars="0" w:right="0" w:rightChars="0" w:firstLine="0" w:firstLineChars="0"/>
+              <w:ind w:left="0" w:right="0" w:firstLine="0" w:leftChars="0" w:rightChars="0" w:firstLineChars="0"/>
               <w:jc w:val="center"/>
               <w:textAlignment w:val="baseline"/>
               <w:rPr>
-                <w:rFonts w:ascii="宋体" w:hAnsi="宋体" w:eastAsia="宋体" w:cs="宋体"/>
+                <w:rFonts w:ascii="宋体" w:eastAsia="宋体" w:hAnsi="宋体" w:cs="宋体"/>
                 <w:sz w:val="20"/>
                 <w:szCs w:val="20"/>
               </w:rPr>
             </w:pPr>
             <w:r>
               <w:rPr>
-                <w:rFonts w:ascii="宋体" w:hAnsi="宋体" w:eastAsia="宋体" w:cs="宋体"/>
+                <w:rFonts w:ascii="宋体" w:eastAsia="宋体" w:hAnsi="宋体" w:cs="宋体"/>
                 <w:spacing w:val="7"/>
                 <w:sz w:val="20"/>
                 <w:szCs w:val="20"/>
@@ -983,14 +898,9 @@
       </w:tr>
       <w:tr>
         <w:tblPrEx>
-          <w:tblBorders>
-            <w:top w:val="single" w:color="000000" w:sz="2" w:space="0"/>
-            <w:left w:val="single" w:color="000000" w:sz="2" w:space="0"/>
-            <w:bottom w:val="single" w:color="000000" w:sz="2" w:space="0"/>
-            <w:right w:val="single" w:color="000000" w:sz="2" w:space="0"/>
-            <w:insideH w:val="single" w:color="000000" w:sz="2" w:space="0"/>
-            <w:insideV w:val="single" w:color="000000" w:sz="2" w:space="0"/>
-          </w:tblBorders>
+          <w:tblW w:w="7137" w:type="dxa"/>
+          <w:jc w:val="center"/>
+          <w:tblLayout w:type="fixed"/>
           <w:tblCellMar>
             <w:top w:w="0" w:type="dxa"/>
             <w:left w:w="0" w:type="dxa"/>
@@ -999,7 +909,7 @@
           </w:tblCellMar>
         </w:tblPrEx>
         <w:trPr>
-          <w:trHeight w:val="516" w:hRule="atLeast"/>
+          <w:trHeight w:val="516"/>
           <w:jc w:val="center"/>
         </w:trPr>
         <w:tc>
@@ -1021,11 +931,11 @@
               <w:adjustRightInd w:val="0"/>
               <w:snapToGrid w:val="0"/>
               <w:spacing w:before="173" w:line="267" w:lineRule="exact"/>
-              <w:ind w:left="0" w:leftChars="0" w:right="0" w:rightChars="0" w:firstLine="0" w:firstLineChars="0"/>
+              <w:ind w:left="0" w:right="0" w:firstLine="0" w:leftChars="0" w:rightChars="0" w:firstLineChars="0"/>
               <w:jc w:val="center"/>
               <w:textAlignment w:val="baseline"/>
               <w:rPr>
-                <w:rFonts w:hint="default" w:ascii="宋体" w:hAnsi="宋体" w:eastAsia="宋体" w:cs="宋体"/>
+                <w:rFonts w:ascii="宋体" w:eastAsia="宋体" w:hAnsi="宋体" w:cs="宋体" w:hint="default"/>
                 <w:sz w:val="20"/>
                 <w:szCs w:val="20"/>
                 <w:lang w:val="en-US" w:eastAsia="zh-CN"/>
@@ -1033,7 +943,7 @@
             </w:pPr>
             <w:r>
               <w:rPr>
-                <w:rFonts w:ascii="宋体" w:hAnsi="宋体" w:eastAsia="宋体" w:cs="宋体"/>
+                <w:rFonts w:ascii="宋体" w:eastAsia="宋体" w:hAnsi="宋体" w:cs="宋体"/>
                 <w:spacing w:val="3"/>
                 <w:position w:val="1"/>
                 <w:sz w:val="20"/>
@@ -1043,7 +953,7 @@
             </w:r>
             <w:r>
               <w:rPr>
-                <w:rFonts w:hint="eastAsia" w:ascii="宋体" w:hAnsi="宋体" w:cs="宋体"/>
+                <w:rFonts w:ascii="宋体" w:hAnsi="宋体" w:cs="宋体" w:hint="eastAsia"/>
                 <w:spacing w:val="3"/>
                 <w:position w:val="1"/>
                 <w:sz w:val="20"/>
@@ -1073,18 +983,18 @@
               <w:adjustRightInd w:val="0"/>
               <w:snapToGrid w:val="0"/>
               <w:spacing w:before="173" w:line="267" w:lineRule="exact"/>
-              <w:ind w:left="0" w:leftChars="0" w:right="0" w:rightChars="0" w:firstLine="0" w:firstLineChars="0"/>
+              <w:ind w:left="0" w:right="0" w:firstLine="0" w:leftChars="0" w:rightChars="0" w:firstLineChars="0"/>
               <w:jc w:val="center"/>
               <w:textAlignment w:val="baseline"/>
               <w:rPr>
-                <w:rFonts w:ascii="宋体" w:hAnsi="宋体" w:eastAsia="宋体" w:cs="宋体"/>
+                <w:rFonts w:ascii="宋体" w:eastAsia="宋体" w:hAnsi="宋体" w:cs="宋体"/>
                 <w:sz w:val="20"/>
                 <w:szCs w:val="20"/>
               </w:rPr>
             </w:pPr>
             <w:r>
               <w:rPr>
-                <w:rFonts w:ascii="宋体" w:hAnsi="宋体" w:eastAsia="宋体" w:cs="宋体"/>
+                <w:rFonts w:ascii="宋体" w:eastAsia="宋体" w:hAnsi="宋体" w:cs="宋体"/>
                 <w:spacing w:val="4"/>
                 <w:position w:val="1"/>
                 <w:sz w:val="20"/>
@@ -1113,18 +1023,18 @@
               <w:adjustRightInd w:val="0"/>
               <w:snapToGrid w:val="0"/>
               <w:spacing w:before="172" w:line="228" w:lineRule="auto"/>
-              <w:ind w:left="0" w:leftChars="0" w:right="0" w:rightChars="0" w:firstLine="0" w:firstLineChars="0"/>
+              <w:ind w:left="0" w:right="0" w:firstLine="0" w:leftChars="0" w:rightChars="0" w:firstLineChars="0"/>
               <w:jc w:val="center"/>
               <w:textAlignment w:val="baseline"/>
               <w:rPr>
-                <w:rFonts w:ascii="宋体" w:hAnsi="宋体" w:eastAsia="宋体" w:cs="宋体"/>
+                <w:rFonts w:ascii="宋体" w:eastAsia="宋体" w:hAnsi="宋体" w:cs="宋体"/>
                 <w:sz w:val="20"/>
                 <w:szCs w:val="20"/>
               </w:rPr>
             </w:pPr>
             <w:r>
               <w:rPr>
-                <w:rFonts w:ascii="宋体" w:hAnsi="宋体" w:eastAsia="宋体" w:cs="宋体"/>
+                <w:rFonts w:ascii="宋体" w:eastAsia="宋体" w:hAnsi="宋体" w:cs="宋体"/>
                 <w:spacing w:val="7"/>
                 <w:sz w:val="20"/>
                 <w:szCs w:val="20"/>
@@ -1152,11 +1062,11 @@
               <w:adjustRightInd w:val="0"/>
               <w:snapToGrid w:val="0"/>
               <w:spacing w:before="173" w:line="229" w:lineRule="auto"/>
-              <w:ind w:left="0" w:leftChars="0" w:right="0" w:rightChars="0" w:firstLine="0" w:firstLineChars="0"/>
+              <w:ind w:left="0" w:right="0" w:firstLine="0" w:leftChars="0" w:rightChars="0" w:firstLineChars="0"/>
               <w:jc w:val="center"/>
               <w:textAlignment w:val="baseline"/>
               <w:rPr>
-                <w:rFonts w:ascii="宋体" w:hAnsi="宋体" w:eastAsia="宋体" w:cs="宋体"/>
+                <w:rFonts w:ascii="宋体" w:eastAsia="宋体" w:hAnsi="宋体" w:cs="宋体"/>
                 <w:sz w:val="20"/>
                 <w:szCs w:val="20"/>
               </w:rPr>
@@ -1173,14 +1083,9 @@
       </w:tr>
       <w:tr>
         <w:tblPrEx>
-          <w:tblBorders>
-            <w:top w:val="single" w:color="000000" w:sz="2" w:space="0"/>
-            <w:left w:val="single" w:color="000000" w:sz="2" w:space="0"/>
-            <w:bottom w:val="single" w:color="000000" w:sz="2" w:space="0"/>
-            <w:right w:val="single" w:color="000000" w:sz="2" w:space="0"/>
-            <w:insideH w:val="single" w:color="000000" w:sz="2" w:space="0"/>
-            <w:insideV w:val="single" w:color="000000" w:sz="2" w:space="0"/>
-          </w:tblBorders>
+          <w:tblW w:w="7137" w:type="dxa"/>
+          <w:jc w:val="center"/>
+          <w:tblLayout w:type="fixed"/>
           <w:tblCellMar>
             <w:top w:w="0" w:type="dxa"/>
             <w:left w:w="0" w:type="dxa"/>
@@ -1189,7 +1094,7 @@
           </w:tblCellMar>
         </w:tblPrEx>
         <w:trPr>
-          <w:trHeight w:val="556" w:hRule="atLeast"/>
+          <w:trHeight w:val="556"/>
           <w:jc w:val="center"/>
         </w:trPr>
         <w:tc>
@@ -1198,7 +1103,7 @@
           </w:tcPr>
           <w:p>
             <w:pPr>
-              <w:pStyle w:val="27"/>
+              <w:pStyle w:val="TableText"/>
               <w:keepNext w:val="0"/>
               <w:keepLines w:val="0"/>
               <w:pageBreakBefore w:val="0"/>
@@ -1211,7 +1116,7 @@
               <w:bidi w:val="0"/>
               <w:adjustRightInd w:val="0"/>
               <w:snapToGrid w:val="0"/>
-              <w:ind w:left="0" w:leftChars="0" w:right="0" w:rightChars="0" w:firstLine="0" w:firstLineChars="0"/>
+              <w:ind w:left="0" w:right="0" w:firstLine="0" w:leftChars="0" w:rightChars="0" w:firstLineChars="0"/>
               <w:jc w:val="center"/>
               <w:textAlignment w:val="baseline"/>
             </w:pPr>
@@ -1223,7 +1128,7 @@
           </w:tcPr>
           <w:p>
             <w:pPr>
-              <w:pStyle w:val="27"/>
+              <w:pStyle w:val="TableText"/>
               <w:keepNext w:val="0"/>
               <w:keepLines w:val="0"/>
               <w:pageBreakBefore w:val="0"/>
@@ -1236,7 +1141,7 @@
               <w:bidi w:val="0"/>
               <w:adjustRightInd w:val="0"/>
               <w:snapToGrid w:val="0"/>
-              <w:ind w:left="0" w:leftChars="0" w:right="0" w:rightChars="0" w:firstLine="0" w:firstLineChars="0"/>
+              <w:ind w:left="0" w:right="0" w:firstLine="0" w:leftChars="0" w:rightChars="0" w:firstLineChars="0"/>
               <w:jc w:val="center"/>
               <w:textAlignment w:val="baseline"/>
             </w:pPr>
@@ -1248,7 +1153,7 @@
           </w:tcPr>
           <w:p>
             <w:pPr>
-              <w:pStyle w:val="27"/>
+              <w:pStyle w:val="TableText"/>
               <w:keepNext w:val="0"/>
               <w:keepLines w:val="0"/>
               <w:pageBreakBefore w:val="0"/>
@@ -1261,7 +1166,7 @@
               <w:bidi w:val="0"/>
               <w:adjustRightInd w:val="0"/>
               <w:snapToGrid w:val="0"/>
-              <w:ind w:left="0" w:leftChars="0" w:right="0" w:rightChars="0" w:firstLine="0" w:firstLineChars="0"/>
+              <w:ind w:left="0" w:right="0" w:firstLine="0" w:leftChars="0" w:rightChars="0" w:firstLineChars="0"/>
               <w:jc w:val="center"/>
               <w:textAlignment w:val="baseline"/>
             </w:pPr>
@@ -1273,7 +1178,7 @@
           </w:tcPr>
           <w:p>
             <w:pPr>
-              <w:pStyle w:val="27"/>
+              <w:pStyle w:val="TableText"/>
               <w:keepNext w:val="0"/>
               <w:keepLines w:val="0"/>
               <w:pageBreakBefore w:val="0"/>
@@ -1286,7 +1191,7 @@
               <w:bidi w:val="0"/>
               <w:adjustRightInd w:val="0"/>
               <w:snapToGrid w:val="0"/>
-              <w:ind w:left="0" w:leftChars="0" w:right="0" w:rightChars="0" w:firstLine="0" w:firstLineChars="0"/>
+              <w:ind w:left="0" w:right="0" w:firstLine="0" w:leftChars="0" w:rightChars="0" w:firstLineChars="0"/>
               <w:jc w:val="center"/>
               <w:textAlignment w:val="baseline"/>
             </w:pPr>
@@ -1295,14 +1200,9 @@
       </w:tr>
       <w:tr>
         <w:tblPrEx>
-          <w:tblBorders>
-            <w:top w:val="single" w:color="000000" w:sz="2" w:space="0"/>
-            <w:left w:val="single" w:color="000000" w:sz="2" w:space="0"/>
-            <w:bottom w:val="single" w:color="000000" w:sz="2" w:space="0"/>
-            <w:right w:val="single" w:color="000000" w:sz="2" w:space="0"/>
-            <w:insideH w:val="single" w:color="000000" w:sz="2" w:space="0"/>
-            <w:insideV w:val="single" w:color="000000" w:sz="2" w:space="0"/>
-          </w:tblBorders>
+          <w:tblW w:w="7137" w:type="dxa"/>
+          <w:jc w:val="center"/>
+          <w:tblLayout w:type="fixed"/>
           <w:tblCellMar>
             <w:top w:w="0" w:type="dxa"/>
             <w:left w:w="0" w:type="dxa"/>
@@ -1311,7 +1211,7 @@
           </w:tblCellMar>
         </w:tblPrEx>
         <w:trPr>
-          <w:trHeight w:val="556" w:hRule="atLeast"/>
+          <w:trHeight w:val="556"/>
           <w:jc w:val="center"/>
         </w:trPr>
         <w:tc>
@@ -1320,7 +1220,7 @@
           </w:tcPr>
           <w:p>
             <w:pPr>
-              <w:pStyle w:val="27"/>
+              <w:pStyle w:val="TableText"/>
               <w:keepNext w:val="0"/>
               <w:keepLines w:val="0"/>
               <w:pageBreakBefore w:val="0"/>
@@ -1333,7 +1233,7 @@
               <w:bidi w:val="0"/>
               <w:adjustRightInd w:val="0"/>
               <w:snapToGrid w:val="0"/>
-              <w:ind w:left="0" w:leftChars="0" w:right="0" w:rightChars="0" w:firstLine="0" w:firstLineChars="0"/>
+              <w:ind w:left="0" w:right="0" w:firstLine="0" w:leftChars="0" w:rightChars="0" w:firstLineChars="0"/>
               <w:jc w:val="center"/>
               <w:textAlignment w:val="baseline"/>
             </w:pPr>
@@ -1345,7 +1245,7 @@
           </w:tcPr>
           <w:p>
             <w:pPr>
-              <w:pStyle w:val="27"/>
+              <w:pStyle w:val="TableText"/>
               <w:keepNext w:val="0"/>
               <w:keepLines w:val="0"/>
               <w:pageBreakBefore w:val="0"/>
@@ -1358,7 +1258,7 @@
               <w:bidi w:val="0"/>
               <w:adjustRightInd w:val="0"/>
               <w:snapToGrid w:val="0"/>
-              <w:ind w:left="0" w:leftChars="0" w:right="0" w:rightChars="0" w:firstLine="0" w:firstLineChars="0"/>
+              <w:ind w:left="0" w:right="0" w:firstLine="0" w:leftChars="0" w:rightChars="0" w:firstLineChars="0"/>
               <w:jc w:val="center"/>
               <w:textAlignment w:val="baseline"/>
             </w:pPr>
@@ -1370,7 +1270,7 @@
           </w:tcPr>
           <w:p>
             <w:pPr>
-              <w:pStyle w:val="27"/>
+              <w:pStyle w:val="TableText"/>
               <w:keepNext w:val="0"/>
               <w:keepLines w:val="0"/>
               <w:pageBreakBefore w:val="0"/>
@@ -1383,7 +1283,7 @@
               <w:bidi w:val="0"/>
               <w:adjustRightInd w:val="0"/>
               <w:snapToGrid w:val="0"/>
-              <w:ind w:left="0" w:leftChars="0" w:right="0" w:rightChars="0" w:firstLine="0" w:firstLineChars="0"/>
+              <w:ind w:left="0" w:right="0" w:firstLine="0" w:leftChars="0" w:rightChars="0" w:firstLineChars="0"/>
               <w:jc w:val="center"/>
               <w:textAlignment w:val="baseline"/>
             </w:pPr>
@@ -1395,7 +1295,7 @@
           </w:tcPr>
           <w:p>
             <w:pPr>
-              <w:pStyle w:val="27"/>
+              <w:pStyle w:val="TableText"/>
               <w:keepNext w:val="0"/>
               <w:keepLines w:val="0"/>
               <w:pageBreakBefore w:val="0"/>
@@ -1408,7 +1308,7 @@
               <w:bidi w:val="0"/>
               <w:adjustRightInd w:val="0"/>
               <w:snapToGrid w:val="0"/>
-              <w:ind w:left="0" w:leftChars="0" w:right="0" w:rightChars="0" w:firstLine="0" w:firstLineChars="0"/>
+              <w:ind w:left="0" w:right="0" w:firstLine="0" w:leftChars="0" w:rightChars="0" w:firstLineChars="0"/>
               <w:jc w:val="center"/>
               <w:textAlignment w:val="baseline"/>
             </w:pPr>
@@ -1417,14 +1317,9 @@
       </w:tr>
       <w:tr>
         <w:tblPrEx>
-          <w:tblBorders>
-            <w:top w:val="single" w:color="000000" w:sz="2" w:space="0"/>
-            <w:left w:val="single" w:color="000000" w:sz="2" w:space="0"/>
-            <w:bottom w:val="single" w:color="000000" w:sz="2" w:space="0"/>
-            <w:right w:val="single" w:color="000000" w:sz="2" w:space="0"/>
-            <w:insideH w:val="single" w:color="000000" w:sz="2" w:space="0"/>
-            <w:insideV w:val="single" w:color="000000" w:sz="2" w:space="0"/>
-          </w:tblBorders>
+          <w:tblW w:w="7137" w:type="dxa"/>
+          <w:jc w:val="center"/>
+          <w:tblLayout w:type="fixed"/>
           <w:tblCellMar>
             <w:top w:w="0" w:type="dxa"/>
             <w:left w:w="0" w:type="dxa"/>
@@ -1433,7 +1328,7 @@
           </w:tblCellMar>
         </w:tblPrEx>
         <w:trPr>
-          <w:trHeight w:val="557" w:hRule="atLeast"/>
+          <w:trHeight w:val="557"/>
           <w:jc w:val="center"/>
         </w:trPr>
         <w:tc>
@@ -1442,7 +1337,7 @@
           </w:tcPr>
           <w:p>
             <w:pPr>
-              <w:pStyle w:val="27"/>
+              <w:pStyle w:val="TableText"/>
               <w:keepNext w:val="0"/>
               <w:keepLines w:val="0"/>
               <w:pageBreakBefore w:val="0"/>
@@ -1455,7 +1350,7 @@
               <w:bidi w:val="0"/>
               <w:adjustRightInd w:val="0"/>
               <w:snapToGrid w:val="0"/>
-              <w:ind w:left="0" w:leftChars="0" w:right="0" w:rightChars="0" w:firstLine="0" w:firstLineChars="0"/>
+              <w:ind w:left="0" w:right="0" w:firstLine="0" w:leftChars="0" w:rightChars="0" w:firstLineChars="0"/>
               <w:jc w:val="center"/>
               <w:textAlignment w:val="baseline"/>
             </w:pPr>
@@ -1467,7 +1362,7 @@
           </w:tcPr>
           <w:p>
             <w:pPr>
-              <w:pStyle w:val="27"/>
+              <w:pStyle w:val="TableText"/>
               <w:keepNext w:val="0"/>
               <w:keepLines w:val="0"/>
               <w:pageBreakBefore w:val="0"/>
@@ -1480,7 +1375,7 @@
               <w:bidi w:val="0"/>
               <w:adjustRightInd w:val="0"/>
               <w:snapToGrid w:val="0"/>
-              <w:ind w:left="0" w:leftChars="0" w:right="0" w:rightChars="0" w:firstLine="0" w:firstLineChars="0"/>
+              <w:ind w:left="0" w:right="0" w:firstLine="0" w:leftChars="0" w:rightChars="0" w:firstLineChars="0"/>
               <w:jc w:val="center"/>
               <w:textAlignment w:val="baseline"/>
             </w:pPr>
@@ -1492,7 +1387,7 @@
           </w:tcPr>
           <w:p>
             <w:pPr>
-              <w:pStyle w:val="27"/>
+              <w:pStyle w:val="TableText"/>
               <w:keepNext w:val="0"/>
               <w:keepLines w:val="0"/>
               <w:pageBreakBefore w:val="0"/>
@@ -1505,7 +1400,7 @@
               <w:bidi w:val="0"/>
               <w:adjustRightInd w:val="0"/>
               <w:snapToGrid w:val="0"/>
-              <w:ind w:left="0" w:leftChars="0" w:right="0" w:rightChars="0" w:firstLine="0" w:firstLineChars="0"/>
+              <w:ind w:left="0" w:right="0" w:firstLine="0" w:leftChars="0" w:rightChars="0" w:firstLineChars="0"/>
               <w:jc w:val="center"/>
               <w:textAlignment w:val="baseline"/>
             </w:pPr>
@@ -1517,7 +1412,7 @@
           </w:tcPr>
           <w:p>
             <w:pPr>
-              <w:pStyle w:val="27"/>
+              <w:pStyle w:val="TableText"/>
               <w:keepNext w:val="0"/>
               <w:keepLines w:val="0"/>
               <w:pageBreakBefore w:val="0"/>
@@ -1530,7 +1425,7 @@
               <w:bidi w:val="0"/>
               <w:adjustRightInd w:val="0"/>
               <w:snapToGrid w:val="0"/>
-              <w:ind w:left="0" w:leftChars="0" w:right="0" w:rightChars="0" w:firstLine="0" w:firstLineChars="0"/>
+              <w:ind w:left="0" w:right="0" w:firstLine="0" w:leftChars="0" w:rightChars="0" w:firstLineChars="0"/>
               <w:jc w:val="center"/>
               <w:textAlignment w:val="baseline"/>
             </w:pPr>
@@ -1561,7 +1456,7 @@
     <w:sdt>
       <w:sdtPr>
         <w:rPr>
-          <w:rFonts w:ascii="宋体" w:hAnsi="宋体" w:eastAsia="宋体" w:cs="Arial"/>
+          <w:rFonts w:ascii="宋体" w:eastAsia="宋体" w:hAnsi="宋体" w:cs="Arial"/>
           <w:snapToGrid w:val="0"/>
           <w:color w:val="000000"/>
           <w:kern w:val="0"/>
@@ -1577,7 +1472,7 @@
       </w:sdtPr>
       <w:sdtEndPr>
         <w:rPr>
-          <w:rFonts w:hint="eastAsia" w:ascii="宋体" w:hAnsi="宋体" w:eastAsia="宋体" w:cs="宋体"/>
+          <w:rFonts w:ascii="宋体" w:eastAsia="宋体" w:hAnsi="宋体" w:cs="宋体" w:hint="eastAsia"/>
           <w:snapToGrid w:val="0"/>
           <w:color w:val="000000"/>
           <w:kern w:val="0"/>
@@ -1602,18 +1497,18 @@
             <w:adjustRightInd w:val="0"/>
             <w:snapToGrid w:val="0"/>
             <w:spacing w:before="0" w:beforeLines="0" w:after="0" w:afterLines="0" w:line="240" w:lineRule="auto"/>
-            <w:ind w:left="0" w:leftChars="0" w:right="0" w:rightChars="0" w:firstLine="0" w:firstLineChars="0"/>
+            <w:ind w:left="0" w:right="0" w:firstLine="0" w:leftChars="0" w:rightChars="0" w:firstLineChars="0"/>
             <w:jc w:val="center"/>
             <w:textAlignment w:val="baseline"/>
             <w:rPr>
-              <w:rFonts w:hint="eastAsia" w:ascii="宋体" w:hAnsi="宋体" w:eastAsia="宋体" w:cs="宋体"/>
+              <w:rFonts w:ascii="宋体" w:eastAsia="宋体" w:hAnsi="宋体" w:cs="宋体" w:hint="eastAsia"/>
               <w:sz w:val="24"/>
               <w:szCs w:val="24"/>
             </w:rPr>
           </w:pPr>
           <w:r>
             <w:rPr>
-              <w:rFonts w:hint="eastAsia" w:ascii="宋体" w:hAnsi="宋体" w:eastAsia="宋体" w:cs="宋体"/>
+              <w:rFonts w:ascii="宋体" w:eastAsia="宋体" w:hAnsi="宋体" w:cs="宋体" w:hint="eastAsia"/>
               <w:sz w:val="24"/>
               <w:szCs w:val="24"/>
             </w:rPr>
@@ -1622,14 +1517,14 @@
         </w:p>
         <w:p>
           <w:pPr>
-            <w:pStyle w:val="16"/>
+            <w:pStyle w:val="TOC1"/>
             <w:tabs>
               <w:tab w:val="right" w:leader="dot" w:pos="8306"/>
             </w:tabs>
           </w:pPr>
           <w:r>
             <w:rPr>
-              <w:rFonts w:hint="eastAsia" w:ascii="宋体" w:hAnsi="宋体" w:eastAsia="宋体" w:cs="宋体"/>
+              <w:rFonts w:ascii="宋体" w:eastAsia="宋体" w:hAnsi="宋体" w:cs="宋体" w:hint="eastAsia"/>
               <w:sz w:val="24"/>
               <w:szCs w:val="24"/>
             </w:rPr>
@@ -1637,7 +1532,7 @@
           </w:r>
           <w:r>
             <w:rPr>
-              <w:rFonts w:hint="eastAsia" w:ascii="宋体" w:hAnsi="宋体" w:eastAsia="宋体" w:cs="宋体"/>
+              <w:rFonts w:ascii="宋体" w:eastAsia="宋体" w:hAnsi="宋体" w:cs="宋体" w:hint="eastAsia"/>
               <w:sz w:val="24"/>
               <w:szCs w:val="24"/>
             </w:rPr>
@@ -1645,7 +1540,7 @@
           </w:r>
           <w:r>
             <w:rPr>
-              <w:rFonts w:hint="eastAsia" w:ascii="宋体" w:hAnsi="宋体" w:eastAsia="宋体" w:cs="宋体"/>
+              <w:rFonts w:ascii="宋体" w:eastAsia="宋体" w:hAnsi="宋体" w:cs="宋体" w:hint="eastAsia"/>
               <w:sz w:val="24"/>
               <w:szCs w:val="24"/>
             </w:rPr>
@@ -1653,21 +1548,21 @@
           </w:r>
           <w:r>
             <w:rPr>
-              <w:rFonts w:hint="eastAsia" w:ascii="宋体" w:hAnsi="宋体" w:eastAsia="宋体" w:cs="宋体"/>
+              <w:rFonts w:ascii="宋体" w:eastAsia="宋体" w:hAnsi="宋体" w:cs="宋体" w:hint="eastAsia"/>
               <w:szCs w:val="24"/>
             </w:rPr>
             <w:fldChar w:fldCharType="begin"/>
           </w:r>
           <w:r>
             <w:rPr>
-              <w:rFonts w:hint="eastAsia" w:ascii="宋体" w:hAnsi="宋体" w:eastAsia="宋体" w:cs="宋体"/>
+              <w:rFonts w:ascii="宋体" w:eastAsia="宋体" w:hAnsi="宋体" w:cs="宋体" w:hint="eastAsia"/>
               <w:szCs w:val="24"/>
             </w:rPr>
             <w:instrText xml:space="preserve"> HYPERLINK \l _Toc31826 </w:instrText>
           </w:r>
           <w:r>
             <w:rPr>
-              <w:rFonts w:hint="eastAsia" w:ascii="宋体" w:hAnsi="宋体" w:eastAsia="宋体" w:cs="宋体"/>
+              <w:rFonts w:ascii="宋体" w:eastAsia="宋体" w:hAnsi="宋体" w:cs="宋体" w:hint="eastAsia"/>
               <w:szCs w:val="24"/>
             </w:rPr>
             <w:fldChar w:fldCharType="separate"/>
@@ -1699,7 +1594,7 @@
           </w:r>
           <w:r>
             <w:rPr>
-              <w:rFonts w:hint="eastAsia" w:ascii="宋体" w:hAnsi="宋体" w:eastAsia="宋体" w:cs="宋体"/>
+              <w:rFonts w:ascii="宋体" w:eastAsia="宋体" w:hAnsi="宋体" w:cs="宋体" w:hint="eastAsia"/>
               <w:szCs w:val="24"/>
             </w:rPr>
             <w:fldChar w:fldCharType="end"/>
@@ -1707,28 +1602,28 @@
         </w:p>
         <w:p>
           <w:pPr>
-            <w:pStyle w:val="16"/>
+            <w:pStyle w:val="TOC1"/>
             <w:tabs>
               <w:tab w:val="right" w:leader="dot" w:pos="8306"/>
             </w:tabs>
           </w:pPr>
           <w:r>
             <w:rPr>
-              <w:rFonts w:hint="eastAsia" w:ascii="宋体" w:hAnsi="宋体" w:eastAsia="宋体" w:cs="宋体"/>
+              <w:rFonts w:ascii="宋体" w:eastAsia="宋体" w:hAnsi="宋体" w:cs="宋体" w:hint="eastAsia"/>
               <w:szCs w:val="24"/>
             </w:rPr>
             <w:fldChar w:fldCharType="begin"/>
           </w:r>
           <w:r>
             <w:rPr>
-              <w:rFonts w:hint="eastAsia" w:ascii="宋体" w:hAnsi="宋体" w:eastAsia="宋体" w:cs="宋体"/>
+              <w:rFonts w:ascii="宋体" w:eastAsia="宋体" w:hAnsi="宋体" w:cs="宋体" w:hint="eastAsia"/>
               <w:szCs w:val="24"/>
             </w:rPr>
             <w:instrText xml:space="preserve"> HYPERLINK \l _Toc11744 </w:instrText>
           </w:r>
           <w:r>
             <w:rPr>
-              <w:rFonts w:hint="eastAsia" w:ascii="宋体" w:hAnsi="宋体" w:eastAsia="宋体" w:cs="宋体"/>
+              <w:rFonts w:ascii="宋体" w:eastAsia="宋体" w:hAnsi="宋体" w:cs="宋体" w:hint="eastAsia"/>
               <w:szCs w:val="24"/>
             </w:rPr>
             <w:fldChar w:fldCharType="separate"/>
@@ -1760,7 +1655,7 @@
           </w:r>
           <w:r>
             <w:rPr>
-              <w:rFonts w:hint="eastAsia" w:ascii="宋体" w:hAnsi="宋体" w:eastAsia="宋体" w:cs="宋体"/>
+              <w:rFonts w:ascii="宋体" w:eastAsia="宋体" w:hAnsi="宋体" w:cs="宋体" w:hint="eastAsia"/>
               <w:szCs w:val="24"/>
             </w:rPr>
             <w:fldChar w:fldCharType="end"/>
@@ -1768,28 +1663,28 @@
         </w:p>
         <w:p>
           <w:pPr>
-            <w:pStyle w:val="16"/>
+            <w:pStyle w:val="TOC1"/>
             <w:tabs>
               <w:tab w:val="right" w:leader="dot" w:pos="8306"/>
             </w:tabs>
           </w:pPr>
           <w:r>
             <w:rPr>
-              <w:rFonts w:hint="eastAsia" w:ascii="宋体" w:hAnsi="宋体" w:eastAsia="宋体" w:cs="宋体"/>
+              <w:rFonts w:ascii="宋体" w:eastAsia="宋体" w:hAnsi="宋体" w:cs="宋体" w:hint="eastAsia"/>
               <w:szCs w:val="24"/>
             </w:rPr>
             <w:fldChar w:fldCharType="begin"/>
           </w:r>
           <w:r>
             <w:rPr>
-              <w:rFonts w:hint="eastAsia" w:ascii="宋体" w:hAnsi="宋体" w:eastAsia="宋体" w:cs="宋体"/>
+              <w:rFonts w:ascii="宋体" w:eastAsia="宋体" w:hAnsi="宋体" w:cs="宋体" w:hint="eastAsia"/>
               <w:szCs w:val="24"/>
             </w:rPr>
             <w:instrText xml:space="preserve"> HYPERLINK \l _Toc21235 </w:instrText>
           </w:r>
           <w:r>
             <w:rPr>
-              <w:rFonts w:hint="eastAsia" w:ascii="宋体" w:hAnsi="宋体" w:eastAsia="宋体" w:cs="宋体"/>
+              <w:rFonts w:ascii="宋体" w:eastAsia="宋体" w:hAnsi="宋体" w:cs="宋体" w:hint="eastAsia"/>
               <w:szCs w:val="24"/>
             </w:rPr>
             <w:fldChar w:fldCharType="separate"/>
@@ -1821,7 +1716,7 @@
           </w:r>
           <w:r>
             <w:rPr>
-              <w:rFonts w:hint="eastAsia" w:ascii="宋体" w:hAnsi="宋体" w:eastAsia="宋体" w:cs="宋体"/>
+              <w:rFonts w:ascii="宋体" w:eastAsia="宋体" w:hAnsi="宋体" w:cs="宋体" w:hint="eastAsia"/>
               <w:szCs w:val="24"/>
             </w:rPr>
             <w:fldChar w:fldCharType="end"/>
@@ -1829,28 +1724,28 @@
         </w:p>
         <w:p>
           <w:pPr>
-            <w:pStyle w:val="16"/>
+            <w:pStyle w:val="TOC1"/>
             <w:tabs>
               <w:tab w:val="right" w:leader="dot" w:pos="8306"/>
             </w:tabs>
           </w:pPr>
           <w:r>
             <w:rPr>
-              <w:rFonts w:hint="eastAsia" w:ascii="宋体" w:hAnsi="宋体" w:eastAsia="宋体" w:cs="宋体"/>
+              <w:rFonts w:ascii="宋体" w:eastAsia="宋体" w:hAnsi="宋体" w:cs="宋体" w:hint="eastAsia"/>
               <w:szCs w:val="24"/>
             </w:rPr>
             <w:fldChar w:fldCharType="begin"/>
           </w:r>
           <w:r>
             <w:rPr>
-              <w:rFonts w:hint="eastAsia" w:ascii="宋体" w:hAnsi="宋体" w:eastAsia="宋体" w:cs="宋体"/>
+              <w:rFonts w:ascii="宋体" w:eastAsia="宋体" w:hAnsi="宋体" w:cs="宋体" w:hint="eastAsia"/>
               <w:szCs w:val="24"/>
             </w:rPr>
             <w:instrText xml:space="preserve"> HYPERLINK \l _Toc18549 </w:instrText>
           </w:r>
           <w:r>
             <w:rPr>
-              <w:rFonts w:hint="eastAsia" w:ascii="宋体" w:hAnsi="宋体" w:eastAsia="宋体" w:cs="宋体"/>
+              <w:rFonts w:ascii="宋体" w:eastAsia="宋体" w:hAnsi="宋体" w:cs="宋体" w:hint="eastAsia"/>
               <w:szCs w:val="24"/>
             </w:rPr>
             <w:fldChar w:fldCharType="separate"/>
@@ -1882,7 +1777,7 @@
           </w:r>
           <w:r>
             <w:rPr>
-              <w:rFonts w:hint="eastAsia" w:ascii="宋体" w:hAnsi="宋体" w:eastAsia="宋体" w:cs="宋体"/>
+              <w:rFonts w:ascii="宋体" w:eastAsia="宋体" w:hAnsi="宋体" w:cs="宋体" w:hint="eastAsia"/>
               <w:szCs w:val="24"/>
             </w:rPr>
             <w:fldChar w:fldCharType="end"/>
@@ -1890,28 +1785,28 @@
         </w:p>
         <w:p>
           <w:pPr>
-            <w:pStyle w:val="16"/>
+            <w:pStyle w:val="TOC1"/>
             <w:tabs>
               <w:tab w:val="right" w:leader="dot" w:pos="8306"/>
             </w:tabs>
           </w:pPr>
           <w:r>
             <w:rPr>
-              <w:rFonts w:hint="eastAsia" w:ascii="宋体" w:hAnsi="宋体" w:eastAsia="宋体" w:cs="宋体"/>
+              <w:rFonts w:ascii="宋体" w:eastAsia="宋体" w:hAnsi="宋体" w:cs="宋体" w:hint="eastAsia"/>
               <w:szCs w:val="24"/>
             </w:rPr>
             <w:fldChar w:fldCharType="begin"/>
           </w:r>
           <w:r>
             <w:rPr>
-              <w:rFonts w:hint="eastAsia" w:ascii="宋体" w:hAnsi="宋体" w:eastAsia="宋体" w:cs="宋体"/>
+              <w:rFonts w:ascii="宋体" w:eastAsia="宋体" w:hAnsi="宋体" w:cs="宋体" w:hint="eastAsia"/>
               <w:szCs w:val="24"/>
             </w:rPr>
             <w:instrText xml:space="preserve"> HYPERLINK \l _Toc17385 </w:instrText>
           </w:r>
           <w:r>
             <w:rPr>
-              <w:rFonts w:hint="eastAsia" w:ascii="宋体" w:hAnsi="宋体" w:eastAsia="宋体" w:cs="宋体"/>
+              <w:rFonts w:ascii="宋体" w:eastAsia="宋体" w:hAnsi="宋体" w:cs="宋体" w:hint="eastAsia"/>
               <w:szCs w:val="24"/>
             </w:rPr>
             <w:fldChar w:fldCharType="separate"/>
@@ -1950,7 +1845,7 @@
           </w:r>
           <w:r>
             <w:rPr>
-              <w:rFonts w:hint="eastAsia" w:ascii="宋体" w:hAnsi="宋体" w:eastAsia="宋体" w:cs="宋体"/>
+              <w:rFonts w:ascii="宋体" w:eastAsia="宋体" w:hAnsi="宋体" w:cs="宋体" w:hint="eastAsia"/>
               <w:szCs w:val="24"/>
             </w:rPr>
             <w:fldChar w:fldCharType="end"/>
@@ -1958,28 +1853,28 @@
         </w:p>
         <w:p>
           <w:pPr>
-            <w:pStyle w:val="17"/>
+            <w:pStyle w:val="TOC2"/>
             <w:tabs>
               <w:tab w:val="right" w:leader="dot" w:pos="8306"/>
             </w:tabs>
           </w:pPr>
           <w:r>
             <w:rPr>
-              <w:rFonts w:hint="eastAsia" w:ascii="宋体" w:hAnsi="宋体" w:eastAsia="宋体" w:cs="宋体"/>
+              <w:rFonts w:ascii="宋体" w:eastAsia="宋体" w:hAnsi="宋体" w:cs="宋体" w:hint="eastAsia"/>
               <w:szCs w:val="24"/>
             </w:rPr>
             <w:fldChar w:fldCharType="begin"/>
           </w:r>
           <w:r>
             <w:rPr>
-              <w:rFonts w:hint="eastAsia" w:ascii="宋体" w:hAnsi="宋体" w:eastAsia="宋体" w:cs="宋体"/>
+              <w:rFonts w:ascii="宋体" w:eastAsia="宋体" w:hAnsi="宋体" w:cs="宋体" w:hint="eastAsia"/>
               <w:szCs w:val="24"/>
             </w:rPr>
             <w:instrText xml:space="preserve"> HYPERLINK \l _Toc24338 </w:instrText>
           </w:r>
           <w:r>
             <w:rPr>
-              <w:rFonts w:hint="eastAsia" w:ascii="宋体" w:hAnsi="宋体" w:eastAsia="宋体" w:cs="宋体"/>
+              <w:rFonts w:ascii="宋体" w:eastAsia="宋体" w:hAnsi="宋体" w:cs="宋体" w:hint="eastAsia"/>
               <w:szCs w:val="24"/>
             </w:rPr>
             <w:fldChar w:fldCharType="separate"/>
@@ -2018,7 +1913,7 @@
           </w:r>
           <w:r>
             <w:rPr>
-              <w:rFonts w:hint="eastAsia" w:ascii="宋体" w:hAnsi="宋体" w:eastAsia="宋体" w:cs="宋体"/>
+              <w:rFonts w:ascii="宋体" w:eastAsia="宋体" w:hAnsi="宋体" w:cs="宋体" w:hint="eastAsia"/>
               <w:szCs w:val="24"/>
             </w:rPr>
             <w:fldChar w:fldCharType="end"/>
@@ -2026,28 +1921,28 @@
         </w:p>
         <w:p>
           <w:pPr>
-            <w:pStyle w:val="13"/>
+            <w:pStyle w:val="TOC3"/>
             <w:tabs>
               <w:tab w:val="right" w:leader="dot" w:pos="8306"/>
             </w:tabs>
           </w:pPr>
           <w:r>
             <w:rPr>
-              <w:rFonts w:hint="eastAsia" w:ascii="宋体" w:hAnsi="宋体" w:eastAsia="宋体" w:cs="宋体"/>
+              <w:rFonts w:ascii="宋体" w:eastAsia="宋体" w:hAnsi="宋体" w:cs="宋体" w:hint="eastAsia"/>
               <w:szCs w:val="24"/>
             </w:rPr>
             <w:fldChar w:fldCharType="begin"/>
           </w:r>
           <w:r>
             <w:rPr>
-              <w:rFonts w:hint="eastAsia" w:ascii="宋体" w:hAnsi="宋体" w:eastAsia="宋体" w:cs="宋体"/>
+              <w:rFonts w:ascii="宋体" w:eastAsia="宋体" w:hAnsi="宋体" w:cs="宋体" w:hint="eastAsia"/>
               <w:szCs w:val="24"/>
             </w:rPr>
             <w:instrText xml:space="preserve"> HYPERLINK \l _Toc16573 </w:instrText>
           </w:r>
           <w:r>
             <w:rPr>
-              <w:rFonts w:hint="eastAsia" w:ascii="宋体" w:hAnsi="宋体" w:eastAsia="宋体" w:cs="宋体"/>
+              <w:rFonts w:ascii="宋体" w:eastAsia="宋体" w:hAnsi="宋体" w:cs="宋体" w:hint="eastAsia"/>
               <w:szCs w:val="24"/>
             </w:rPr>
             <w:fldChar w:fldCharType="separate"/>
@@ -2079,7 +1974,7 @@
           </w:r>
           <w:r>
             <w:rPr>
-              <w:rFonts w:hint="eastAsia" w:ascii="宋体" w:hAnsi="宋体" w:eastAsia="宋体" w:cs="宋体"/>
+              <w:rFonts w:ascii="宋体" w:eastAsia="宋体" w:hAnsi="宋体" w:cs="宋体" w:hint="eastAsia"/>
               <w:szCs w:val="24"/>
             </w:rPr>
             <w:fldChar w:fldCharType="end"/>
@@ -2087,28 +1982,28 @@
         </w:p>
         <w:p>
           <w:pPr>
-            <w:pStyle w:val="17"/>
+            <w:pStyle w:val="TOC2"/>
             <w:tabs>
               <w:tab w:val="right" w:leader="dot" w:pos="8306"/>
             </w:tabs>
           </w:pPr>
           <w:r>
             <w:rPr>
-              <w:rFonts w:hint="eastAsia" w:ascii="宋体" w:hAnsi="宋体" w:eastAsia="宋体" w:cs="宋体"/>
+              <w:rFonts w:ascii="宋体" w:eastAsia="宋体" w:hAnsi="宋体" w:cs="宋体" w:hint="eastAsia"/>
               <w:szCs w:val="24"/>
             </w:rPr>
             <w:fldChar w:fldCharType="begin"/>
           </w:r>
           <w:r>
             <w:rPr>
-              <w:rFonts w:hint="eastAsia" w:ascii="宋体" w:hAnsi="宋体" w:eastAsia="宋体" w:cs="宋体"/>
+              <w:rFonts w:ascii="宋体" w:eastAsia="宋体" w:hAnsi="宋体" w:cs="宋体" w:hint="eastAsia"/>
               <w:szCs w:val="24"/>
             </w:rPr>
             <w:instrText xml:space="preserve"> HYPERLINK \l _Toc12089 </w:instrText>
           </w:r>
           <w:r>
             <w:rPr>
-              <w:rFonts w:hint="eastAsia" w:ascii="宋体" w:hAnsi="宋体" w:eastAsia="宋体" w:cs="宋体"/>
+              <w:rFonts w:ascii="宋体" w:eastAsia="宋体" w:hAnsi="宋体" w:cs="宋体" w:hint="eastAsia"/>
               <w:szCs w:val="24"/>
             </w:rPr>
             <w:fldChar w:fldCharType="separate"/>
@@ -2140,7 +2035,7 @@
           </w:r>
           <w:r>
             <w:rPr>
-              <w:rFonts w:hint="eastAsia" w:ascii="宋体" w:hAnsi="宋体" w:eastAsia="宋体" w:cs="宋体"/>
+              <w:rFonts w:ascii="宋体" w:eastAsia="宋体" w:hAnsi="宋体" w:cs="宋体" w:hint="eastAsia"/>
               <w:szCs w:val="24"/>
             </w:rPr>
             <w:fldChar w:fldCharType="end"/>
@@ -2148,28 +2043,28 @@
         </w:p>
         <w:p>
           <w:pPr>
-            <w:pStyle w:val="13"/>
+            <w:pStyle w:val="TOC3"/>
             <w:tabs>
               <w:tab w:val="right" w:leader="dot" w:pos="8306"/>
             </w:tabs>
           </w:pPr>
           <w:r>
             <w:rPr>
-              <w:rFonts w:hint="eastAsia" w:ascii="宋体" w:hAnsi="宋体" w:eastAsia="宋体" w:cs="宋体"/>
+              <w:rFonts w:ascii="宋体" w:eastAsia="宋体" w:hAnsi="宋体" w:cs="宋体" w:hint="eastAsia"/>
               <w:szCs w:val="24"/>
             </w:rPr>
             <w:fldChar w:fldCharType="begin"/>
           </w:r>
           <w:r>
             <w:rPr>
-              <w:rFonts w:hint="eastAsia" w:ascii="宋体" w:hAnsi="宋体" w:eastAsia="宋体" w:cs="宋体"/>
+              <w:rFonts w:ascii="宋体" w:eastAsia="宋体" w:hAnsi="宋体" w:cs="宋体" w:hint="eastAsia"/>
               <w:szCs w:val="24"/>
             </w:rPr>
             <w:instrText xml:space="preserve"> HYPERLINK \l _Toc25214 </w:instrText>
           </w:r>
           <w:r>
             <w:rPr>
-              <w:rFonts w:hint="eastAsia" w:ascii="宋体" w:hAnsi="宋体" w:eastAsia="宋体" w:cs="宋体"/>
+              <w:rFonts w:ascii="宋体" w:eastAsia="宋体" w:hAnsi="宋体" w:cs="宋体" w:hint="eastAsia"/>
               <w:szCs w:val="24"/>
             </w:rPr>
             <w:fldChar w:fldCharType="separate"/>
@@ -2208,7 +2103,7 @@
           </w:r>
           <w:r>
             <w:rPr>
-              <w:rFonts w:hint="eastAsia" w:ascii="宋体" w:hAnsi="宋体" w:eastAsia="宋体" w:cs="宋体"/>
+              <w:rFonts w:ascii="宋体" w:eastAsia="宋体" w:hAnsi="宋体" w:cs="宋体" w:hint="eastAsia"/>
               <w:szCs w:val="24"/>
             </w:rPr>
             <w:fldChar w:fldCharType="end"/>
@@ -2216,28 +2111,28 @@
         </w:p>
         <w:p>
           <w:pPr>
-            <w:pStyle w:val="13"/>
+            <w:pStyle w:val="TOC3"/>
             <w:tabs>
               <w:tab w:val="right" w:leader="dot" w:pos="8306"/>
             </w:tabs>
           </w:pPr>
           <w:r>
             <w:rPr>
-              <w:rFonts w:hint="eastAsia" w:ascii="宋体" w:hAnsi="宋体" w:eastAsia="宋体" w:cs="宋体"/>
+              <w:rFonts w:ascii="宋体" w:eastAsia="宋体" w:hAnsi="宋体" w:cs="宋体" w:hint="eastAsia"/>
               <w:szCs w:val="24"/>
             </w:rPr>
             <w:fldChar w:fldCharType="begin"/>
           </w:r>
           <w:r>
             <w:rPr>
-              <w:rFonts w:hint="eastAsia" w:ascii="宋体" w:hAnsi="宋体" w:eastAsia="宋体" w:cs="宋体"/>
+              <w:rFonts w:ascii="宋体" w:eastAsia="宋体" w:hAnsi="宋体" w:cs="宋体" w:hint="eastAsia"/>
               <w:szCs w:val="24"/>
             </w:rPr>
             <w:instrText xml:space="preserve"> HYPERLINK \l _Toc24815 </w:instrText>
           </w:r>
           <w:r>
             <w:rPr>
-              <w:rFonts w:hint="eastAsia" w:ascii="宋体" w:hAnsi="宋体" w:eastAsia="宋体" w:cs="宋体"/>
+              <w:rFonts w:ascii="宋体" w:eastAsia="宋体" w:hAnsi="宋体" w:cs="宋体" w:hint="eastAsia"/>
               <w:szCs w:val="24"/>
             </w:rPr>
             <w:fldChar w:fldCharType="separate"/>
@@ -2276,7 +2171,7 @@
           </w:r>
           <w:r>
             <w:rPr>
-              <w:rFonts w:hint="eastAsia" w:ascii="宋体" w:hAnsi="宋体" w:eastAsia="宋体" w:cs="宋体"/>
+              <w:rFonts w:ascii="宋体" w:eastAsia="宋体" w:hAnsi="宋体" w:cs="宋体" w:hint="eastAsia"/>
               <w:szCs w:val="24"/>
             </w:rPr>
             <w:fldChar w:fldCharType="end"/>
@@ -2284,28 +2179,28 @@
         </w:p>
         <w:p>
           <w:pPr>
-            <w:pStyle w:val="13"/>
+            <w:pStyle w:val="TOC3"/>
             <w:tabs>
               <w:tab w:val="right" w:leader="dot" w:pos="8306"/>
             </w:tabs>
           </w:pPr>
           <w:r>
             <w:rPr>
-              <w:rFonts w:hint="eastAsia" w:ascii="宋体" w:hAnsi="宋体" w:eastAsia="宋体" w:cs="宋体"/>
+              <w:rFonts w:ascii="宋体" w:eastAsia="宋体" w:hAnsi="宋体" w:cs="宋体" w:hint="eastAsia"/>
               <w:szCs w:val="24"/>
             </w:rPr>
             <w:fldChar w:fldCharType="begin"/>
           </w:r>
           <w:r>
             <w:rPr>
-              <w:rFonts w:hint="eastAsia" w:ascii="宋体" w:hAnsi="宋体" w:eastAsia="宋体" w:cs="宋体"/>
+              <w:rFonts w:ascii="宋体" w:eastAsia="宋体" w:hAnsi="宋体" w:cs="宋体" w:hint="eastAsia"/>
               <w:szCs w:val="24"/>
             </w:rPr>
             <w:instrText xml:space="preserve"> HYPERLINK \l _Toc8074 </w:instrText>
           </w:r>
           <w:r>
             <w:rPr>
-              <w:rFonts w:hint="eastAsia" w:ascii="宋体" w:hAnsi="宋体" w:eastAsia="宋体" w:cs="宋体"/>
+              <w:rFonts w:ascii="宋体" w:eastAsia="宋体" w:hAnsi="宋体" w:cs="宋体" w:hint="eastAsia"/>
               <w:szCs w:val="24"/>
             </w:rPr>
             <w:fldChar w:fldCharType="separate"/>
@@ -2344,7 +2239,7 @@
           </w:r>
           <w:r>
             <w:rPr>
-              <w:rFonts w:hint="eastAsia" w:ascii="宋体" w:hAnsi="宋体" w:eastAsia="宋体" w:cs="宋体"/>
+              <w:rFonts w:ascii="宋体" w:eastAsia="宋体" w:hAnsi="宋体" w:cs="宋体" w:hint="eastAsia"/>
               <w:szCs w:val="24"/>
             </w:rPr>
             <w:fldChar w:fldCharType="end"/>
@@ -2352,28 +2247,28 @@
         </w:p>
         <w:p>
           <w:pPr>
-            <w:pStyle w:val="13"/>
+            <w:pStyle w:val="TOC3"/>
             <w:tabs>
               <w:tab w:val="right" w:leader="dot" w:pos="8306"/>
             </w:tabs>
           </w:pPr>
           <w:r>
             <w:rPr>
-              <w:rFonts w:hint="eastAsia" w:ascii="宋体" w:hAnsi="宋体" w:eastAsia="宋体" w:cs="宋体"/>
+              <w:rFonts w:ascii="宋体" w:eastAsia="宋体" w:hAnsi="宋体" w:cs="宋体" w:hint="eastAsia"/>
               <w:szCs w:val="24"/>
             </w:rPr>
             <w:fldChar w:fldCharType="begin"/>
           </w:r>
           <w:r>
             <w:rPr>
-              <w:rFonts w:hint="eastAsia" w:ascii="宋体" w:hAnsi="宋体" w:eastAsia="宋体" w:cs="宋体"/>
+              <w:rFonts w:ascii="宋体" w:eastAsia="宋体" w:hAnsi="宋体" w:cs="宋体" w:hint="eastAsia"/>
               <w:szCs w:val="24"/>
             </w:rPr>
             <w:instrText xml:space="preserve"> HYPERLINK \l _Toc28130 </w:instrText>
           </w:r>
           <w:r>
             <w:rPr>
-              <w:rFonts w:hint="eastAsia" w:ascii="宋体" w:hAnsi="宋体" w:eastAsia="宋体" w:cs="宋体"/>
+              <w:rFonts w:ascii="宋体" w:eastAsia="宋体" w:hAnsi="宋体" w:cs="宋体" w:hint="eastAsia"/>
               <w:szCs w:val="24"/>
             </w:rPr>
             <w:fldChar w:fldCharType="separate"/>
@@ -2412,7 +2307,7 @@
           </w:r>
           <w:r>
             <w:rPr>
-              <w:rFonts w:hint="eastAsia" w:ascii="宋体" w:hAnsi="宋体" w:eastAsia="宋体" w:cs="宋体"/>
+              <w:rFonts w:ascii="宋体" w:eastAsia="宋体" w:hAnsi="宋体" w:cs="宋体" w:hint="eastAsia"/>
               <w:szCs w:val="24"/>
             </w:rPr>
             <w:fldChar w:fldCharType="end"/>
@@ -2420,28 +2315,28 @@
         </w:p>
         <w:p>
           <w:pPr>
-            <w:pStyle w:val="13"/>
+            <w:pStyle w:val="TOC3"/>
             <w:tabs>
               <w:tab w:val="right" w:leader="dot" w:pos="8306"/>
             </w:tabs>
           </w:pPr>
           <w:r>
             <w:rPr>
-              <w:rFonts w:hint="eastAsia" w:ascii="宋体" w:hAnsi="宋体" w:eastAsia="宋体" w:cs="宋体"/>
+              <w:rFonts w:ascii="宋体" w:eastAsia="宋体" w:hAnsi="宋体" w:cs="宋体" w:hint="eastAsia"/>
               <w:szCs w:val="24"/>
             </w:rPr>
             <w:fldChar w:fldCharType="begin"/>
           </w:r>
           <w:r>
             <w:rPr>
-              <w:rFonts w:hint="eastAsia" w:ascii="宋体" w:hAnsi="宋体" w:eastAsia="宋体" w:cs="宋体"/>
+              <w:rFonts w:ascii="宋体" w:eastAsia="宋体" w:hAnsi="宋体" w:cs="宋体" w:hint="eastAsia"/>
               <w:szCs w:val="24"/>
             </w:rPr>
             <w:instrText xml:space="preserve"> HYPERLINK \l _Toc31890 </w:instrText>
           </w:r>
           <w:r>
             <w:rPr>
-              <w:rFonts w:hint="eastAsia" w:ascii="宋体" w:hAnsi="宋体" w:eastAsia="宋体" w:cs="宋体"/>
+              <w:rFonts w:ascii="宋体" w:eastAsia="宋体" w:hAnsi="宋体" w:cs="宋体" w:hint="eastAsia"/>
               <w:szCs w:val="24"/>
             </w:rPr>
             <w:fldChar w:fldCharType="separate"/>
@@ -2480,7 +2375,7 @@
           </w:r>
           <w:r>
             <w:rPr>
-              <w:rFonts w:hint="eastAsia" w:ascii="宋体" w:hAnsi="宋体" w:eastAsia="宋体" w:cs="宋体"/>
+              <w:rFonts w:ascii="宋体" w:eastAsia="宋体" w:hAnsi="宋体" w:cs="宋体" w:hint="eastAsia"/>
               <w:szCs w:val="24"/>
             </w:rPr>
             <w:fldChar w:fldCharType="end"/>
@@ -2488,28 +2383,28 @@
         </w:p>
         <w:p>
           <w:pPr>
-            <w:pStyle w:val="17"/>
+            <w:pStyle w:val="TOC2"/>
             <w:tabs>
               <w:tab w:val="right" w:leader="dot" w:pos="8306"/>
             </w:tabs>
           </w:pPr>
           <w:r>
             <w:rPr>
-              <w:rFonts w:hint="eastAsia" w:ascii="宋体" w:hAnsi="宋体" w:eastAsia="宋体" w:cs="宋体"/>
+              <w:rFonts w:ascii="宋体" w:eastAsia="宋体" w:hAnsi="宋体" w:cs="宋体" w:hint="eastAsia"/>
               <w:szCs w:val="24"/>
             </w:rPr>
             <w:fldChar w:fldCharType="begin"/>
           </w:r>
           <w:r>
             <w:rPr>
-              <w:rFonts w:hint="eastAsia" w:ascii="宋体" w:hAnsi="宋体" w:eastAsia="宋体" w:cs="宋体"/>
+              <w:rFonts w:ascii="宋体" w:eastAsia="宋体" w:hAnsi="宋体" w:cs="宋体" w:hint="eastAsia"/>
               <w:szCs w:val="24"/>
             </w:rPr>
             <w:instrText xml:space="preserve"> HYPERLINK \l _Toc23243 </w:instrText>
           </w:r>
           <w:r>
             <w:rPr>
-              <w:rFonts w:hint="eastAsia" w:ascii="宋体" w:hAnsi="宋体" w:eastAsia="宋体" w:cs="宋体"/>
+              <w:rFonts w:ascii="宋体" w:eastAsia="宋体" w:hAnsi="宋体" w:cs="宋体" w:hint="eastAsia"/>
               <w:szCs w:val="24"/>
             </w:rPr>
             <w:fldChar w:fldCharType="separate"/>
@@ -2541,7 +2436,7 @@
           </w:r>
           <w:r>
             <w:rPr>
-              <w:rFonts w:hint="eastAsia" w:ascii="宋体" w:hAnsi="宋体" w:eastAsia="宋体" w:cs="宋体"/>
+              <w:rFonts w:ascii="宋体" w:eastAsia="宋体" w:hAnsi="宋体" w:cs="宋体" w:hint="eastAsia"/>
               <w:szCs w:val="24"/>
             </w:rPr>
             <w:fldChar w:fldCharType="end"/>
@@ -2549,28 +2444,28 @@
         </w:p>
         <w:p>
           <w:pPr>
-            <w:pStyle w:val="17"/>
+            <w:pStyle w:val="TOC2"/>
             <w:tabs>
               <w:tab w:val="right" w:leader="dot" w:pos="8306"/>
             </w:tabs>
           </w:pPr>
           <w:r>
             <w:rPr>
-              <w:rFonts w:hint="eastAsia" w:ascii="宋体" w:hAnsi="宋体" w:eastAsia="宋体" w:cs="宋体"/>
+              <w:rFonts w:ascii="宋体" w:eastAsia="宋体" w:hAnsi="宋体" w:cs="宋体" w:hint="eastAsia"/>
               <w:szCs w:val="24"/>
             </w:rPr>
             <w:fldChar w:fldCharType="begin"/>
           </w:r>
           <w:r>
             <w:rPr>
-              <w:rFonts w:hint="eastAsia" w:ascii="宋体" w:hAnsi="宋体" w:eastAsia="宋体" w:cs="宋体"/>
+              <w:rFonts w:ascii="宋体" w:eastAsia="宋体" w:hAnsi="宋体" w:cs="宋体" w:hint="eastAsia"/>
               <w:szCs w:val="24"/>
             </w:rPr>
             <w:instrText xml:space="preserve"> HYPERLINK \l _Toc31474 </w:instrText>
           </w:r>
           <w:r>
             <w:rPr>
-              <w:rFonts w:hint="eastAsia" w:ascii="宋体" w:hAnsi="宋体" w:eastAsia="宋体" w:cs="宋体"/>
+              <w:rFonts w:ascii="宋体" w:eastAsia="宋体" w:hAnsi="宋体" w:cs="宋体" w:hint="eastAsia"/>
               <w:szCs w:val="24"/>
             </w:rPr>
             <w:fldChar w:fldCharType="separate"/>
@@ -2609,7 +2504,7 @@
           </w:r>
           <w:r>
             <w:rPr>
-              <w:rFonts w:hint="eastAsia" w:ascii="宋体" w:hAnsi="宋体" w:eastAsia="宋体" w:cs="宋体"/>
+              <w:rFonts w:ascii="宋体" w:eastAsia="宋体" w:hAnsi="宋体" w:cs="宋体" w:hint="eastAsia"/>
               <w:szCs w:val="24"/>
             </w:rPr>
             <w:fldChar w:fldCharType="end"/>
@@ -2617,28 +2512,28 @@
         </w:p>
         <w:p>
           <w:pPr>
-            <w:pStyle w:val="17"/>
+            <w:pStyle w:val="TOC2"/>
             <w:tabs>
               <w:tab w:val="right" w:leader="dot" w:pos="8306"/>
             </w:tabs>
           </w:pPr>
           <w:r>
             <w:rPr>
-              <w:rFonts w:hint="eastAsia" w:ascii="宋体" w:hAnsi="宋体" w:eastAsia="宋体" w:cs="宋体"/>
+              <w:rFonts w:ascii="宋体" w:eastAsia="宋体" w:hAnsi="宋体" w:cs="宋体" w:hint="eastAsia"/>
               <w:szCs w:val="24"/>
             </w:rPr>
             <w:fldChar w:fldCharType="begin"/>
           </w:r>
           <w:r>
             <w:rPr>
-              <w:rFonts w:hint="eastAsia" w:ascii="宋体" w:hAnsi="宋体" w:eastAsia="宋体" w:cs="宋体"/>
+              <w:rFonts w:ascii="宋体" w:eastAsia="宋体" w:hAnsi="宋体" w:cs="宋体" w:hint="eastAsia"/>
               <w:szCs w:val="24"/>
             </w:rPr>
             <w:instrText xml:space="preserve"> HYPERLINK \l _Toc7419 </w:instrText>
           </w:r>
           <w:r>
             <w:rPr>
-              <w:rFonts w:hint="eastAsia" w:ascii="宋体" w:hAnsi="宋体" w:eastAsia="宋体" w:cs="宋体"/>
+              <w:rFonts w:ascii="宋体" w:eastAsia="宋体" w:hAnsi="宋体" w:cs="宋体" w:hint="eastAsia"/>
               <w:szCs w:val="24"/>
             </w:rPr>
             <w:fldChar w:fldCharType="separate"/>
@@ -2677,7 +2572,7 @@
           </w:r>
           <w:r>
             <w:rPr>
-              <w:rFonts w:hint="eastAsia" w:ascii="宋体" w:hAnsi="宋体" w:eastAsia="宋体" w:cs="宋体"/>
+              <w:rFonts w:ascii="宋体" w:eastAsia="宋体" w:hAnsi="宋体" w:cs="宋体" w:hint="eastAsia"/>
               <w:szCs w:val="24"/>
             </w:rPr>
             <w:fldChar w:fldCharType="end"/>
@@ -2685,28 +2580,28 @@
         </w:p>
         <w:p>
           <w:pPr>
-            <w:pStyle w:val="16"/>
+            <w:pStyle w:val="TOC1"/>
             <w:tabs>
               <w:tab w:val="right" w:leader="dot" w:pos="8306"/>
             </w:tabs>
           </w:pPr>
           <w:r>
             <w:rPr>
-              <w:rFonts w:hint="eastAsia" w:ascii="宋体" w:hAnsi="宋体" w:eastAsia="宋体" w:cs="宋体"/>
+              <w:rFonts w:ascii="宋体" w:eastAsia="宋体" w:hAnsi="宋体" w:cs="宋体" w:hint="eastAsia"/>
               <w:szCs w:val="24"/>
             </w:rPr>
             <w:fldChar w:fldCharType="begin"/>
           </w:r>
           <w:r>
             <w:rPr>
-              <w:rFonts w:hint="eastAsia" w:ascii="宋体" w:hAnsi="宋体" w:eastAsia="宋体" w:cs="宋体"/>
+              <w:rFonts w:ascii="宋体" w:eastAsia="宋体" w:hAnsi="宋体" w:cs="宋体" w:hint="eastAsia"/>
               <w:szCs w:val="24"/>
             </w:rPr>
             <w:instrText xml:space="preserve"> HYPERLINK \l _Toc22160 </w:instrText>
           </w:r>
           <w:r>
             <w:rPr>
-              <w:rFonts w:hint="eastAsia" w:ascii="宋体" w:hAnsi="宋体" w:eastAsia="宋体" w:cs="宋体"/>
+              <w:rFonts w:ascii="宋体" w:eastAsia="宋体" w:hAnsi="宋体" w:cs="宋体" w:hint="eastAsia"/>
               <w:szCs w:val="24"/>
             </w:rPr>
             <w:fldChar w:fldCharType="separate"/>
@@ -2745,7 +2640,7 @@
           </w:r>
           <w:r>
             <w:rPr>
-              <w:rFonts w:hint="eastAsia" w:ascii="宋体" w:hAnsi="宋体" w:eastAsia="宋体" w:cs="宋体"/>
+              <w:rFonts w:ascii="宋体" w:eastAsia="宋体" w:hAnsi="宋体" w:cs="宋体" w:hint="eastAsia"/>
               <w:szCs w:val="24"/>
             </w:rPr>
             <w:fldChar w:fldCharType="end"/>
@@ -2753,28 +2648,28 @@
         </w:p>
         <w:p>
           <w:pPr>
-            <w:pStyle w:val="16"/>
+            <w:pStyle w:val="TOC1"/>
             <w:tabs>
               <w:tab w:val="right" w:leader="dot" w:pos="8306"/>
             </w:tabs>
           </w:pPr>
           <w:r>
             <w:rPr>
-              <w:rFonts w:hint="eastAsia" w:ascii="宋体" w:hAnsi="宋体" w:eastAsia="宋体" w:cs="宋体"/>
+              <w:rFonts w:ascii="宋体" w:eastAsia="宋体" w:hAnsi="宋体" w:cs="宋体" w:hint="eastAsia"/>
               <w:szCs w:val="24"/>
             </w:rPr>
             <w:fldChar w:fldCharType="begin"/>
           </w:r>
           <w:r>
             <w:rPr>
-              <w:rFonts w:hint="eastAsia" w:ascii="宋体" w:hAnsi="宋体" w:eastAsia="宋体" w:cs="宋体"/>
+              <w:rFonts w:ascii="宋体" w:eastAsia="宋体" w:hAnsi="宋体" w:cs="宋体" w:hint="eastAsia"/>
               <w:szCs w:val="24"/>
             </w:rPr>
             <w:instrText xml:space="preserve"> HYPERLINK \l _Toc5426 </w:instrText>
           </w:r>
           <w:r>
             <w:rPr>
-              <w:rFonts w:hint="eastAsia" w:ascii="宋体" w:hAnsi="宋体" w:eastAsia="宋体" w:cs="宋体"/>
+              <w:rFonts w:ascii="宋体" w:eastAsia="宋体" w:hAnsi="宋体" w:cs="宋体" w:hint="eastAsia"/>
               <w:szCs w:val="24"/>
             </w:rPr>
             <w:fldChar w:fldCharType="separate"/>
@@ -2813,7 +2708,7 @@
           </w:r>
           <w:r>
             <w:rPr>
-              <w:rFonts w:hint="eastAsia" w:ascii="宋体" w:hAnsi="宋体" w:eastAsia="宋体" w:cs="宋体"/>
+              <w:rFonts w:ascii="宋体" w:eastAsia="宋体" w:hAnsi="宋体" w:cs="宋体" w:hint="eastAsia"/>
               <w:szCs w:val="24"/>
             </w:rPr>
             <w:fldChar w:fldCharType="end"/>
@@ -2821,28 +2716,28 @@
         </w:p>
         <w:p>
           <w:pPr>
-            <w:pStyle w:val="16"/>
+            <w:pStyle w:val="TOC1"/>
             <w:tabs>
               <w:tab w:val="right" w:leader="dot" w:pos="8306"/>
             </w:tabs>
           </w:pPr>
           <w:r>
             <w:rPr>
-              <w:rFonts w:hint="eastAsia" w:ascii="宋体" w:hAnsi="宋体" w:eastAsia="宋体" w:cs="宋体"/>
+              <w:rFonts w:ascii="宋体" w:eastAsia="宋体" w:hAnsi="宋体" w:cs="宋体" w:hint="eastAsia"/>
               <w:szCs w:val="24"/>
             </w:rPr>
             <w:fldChar w:fldCharType="begin"/>
           </w:r>
           <w:r>
             <w:rPr>
-              <w:rFonts w:hint="eastAsia" w:ascii="宋体" w:hAnsi="宋体" w:eastAsia="宋体" w:cs="宋体"/>
+              <w:rFonts w:ascii="宋体" w:eastAsia="宋体" w:hAnsi="宋体" w:cs="宋体" w:hint="eastAsia"/>
               <w:szCs w:val="24"/>
             </w:rPr>
             <w:instrText xml:space="preserve"> HYPERLINK \l _Toc30682 </w:instrText>
           </w:r>
           <w:r>
             <w:rPr>
-              <w:rFonts w:hint="eastAsia" w:ascii="宋体" w:hAnsi="宋体" w:eastAsia="宋体" w:cs="宋体"/>
+              <w:rFonts w:ascii="宋体" w:eastAsia="宋体" w:hAnsi="宋体" w:cs="宋体" w:hint="eastAsia"/>
               <w:szCs w:val="24"/>
             </w:rPr>
             <w:fldChar w:fldCharType="separate"/>
@@ -2881,7 +2776,7 @@
           </w:r>
           <w:r>
             <w:rPr>
-              <w:rFonts w:hint="eastAsia" w:ascii="宋体" w:hAnsi="宋体" w:eastAsia="宋体" w:cs="宋体"/>
+              <w:rFonts w:ascii="宋体" w:eastAsia="宋体" w:hAnsi="宋体" w:cs="宋体" w:hint="eastAsia"/>
               <w:szCs w:val="24"/>
             </w:rPr>
             <w:fldChar w:fldCharType="end"/>
@@ -2889,28 +2784,28 @@
         </w:p>
         <w:p>
           <w:pPr>
-            <w:pStyle w:val="16"/>
+            <w:pStyle w:val="TOC1"/>
             <w:tabs>
               <w:tab w:val="right" w:leader="dot" w:pos="8306"/>
             </w:tabs>
           </w:pPr>
           <w:r>
             <w:rPr>
-              <w:rFonts w:hint="eastAsia" w:ascii="宋体" w:hAnsi="宋体" w:eastAsia="宋体" w:cs="宋体"/>
+              <w:rFonts w:ascii="宋体" w:eastAsia="宋体" w:hAnsi="宋体" w:cs="宋体" w:hint="eastAsia"/>
               <w:szCs w:val="24"/>
             </w:rPr>
             <w:fldChar w:fldCharType="begin"/>
           </w:r>
           <w:r>
             <w:rPr>
-              <w:rFonts w:hint="eastAsia" w:ascii="宋体" w:hAnsi="宋体" w:eastAsia="宋体" w:cs="宋体"/>
+              <w:rFonts w:ascii="宋体" w:eastAsia="宋体" w:hAnsi="宋体" w:cs="宋体" w:hint="eastAsia"/>
               <w:szCs w:val="24"/>
             </w:rPr>
             <w:instrText xml:space="preserve"> HYPERLINK \l _Toc4648 </w:instrText>
           </w:r>
           <w:r>
             <w:rPr>
-              <w:rFonts w:hint="eastAsia" w:ascii="宋体" w:hAnsi="宋体" w:eastAsia="宋体" w:cs="宋体"/>
+              <w:rFonts w:ascii="宋体" w:eastAsia="宋体" w:hAnsi="宋体" w:cs="宋体" w:hint="eastAsia"/>
               <w:szCs w:val="24"/>
             </w:rPr>
             <w:fldChar w:fldCharType="separate"/>
@@ -2949,7 +2844,7 @@
           </w:r>
           <w:r>
             <w:rPr>
-              <w:rFonts w:hint="eastAsia" w:ascii="宋体" w:hAnsi="宋体" w:eastAsia="宋体" w:cs="宋体"/>
+              <w:rFonts w:ascii="宋体" w:eastAsia="宋体" w:hAnsi="宋体" w:cs="宋体" w:hint="eastAsia"/>
               <w:szCs w:val="24"/>
             </w:rPr>
             <w:fldChar w:fldCharType="end"/>
@@ -2971,7 +2866,7 @@
             <w:snapToGrid w:val="0"/>
             <w:textAlignment w:val="baseline"/>
             <w:rPr>
-              <w:rFonts w:hint="eastAsia" w:ascii="宋体" w:hAnsi="宋体" w:eastAsia="宋体" w:cs="宋体"/>
+              <w:rFonts w:ascii="宋体" w:eastAsia="宋体" w:hAnsi="宋体" w:cs="宋体" w:hint="eastAsia"/>
               <w:snapToGrid w:val="0"/>
               <w:color w:val="000000"/>
               <w:kern w:val="0"/>
@@ -2982,7 +2877,7 @@
           </w:pPr>
           <w:r>
             <w:rPr>
-              <w:rFonts w:hint="eastAsia" w:ascii="宋体" w:hAnsi="宋体" w:eastAsia="宋体" w:cs="宋体"/>
+              <w:rFonts w:ascii="宋体" w:eastAsia="宋体" w:hAnsi="宋体" w:cs="宋体" w:hint="eastAsia"/>
               <w:szCs w:val="24"/>
             </w:rPr>
             <w:fldChar w:fldCharType="end"/>
@@ -3006,7 +2901,7 @@
         <w:snapToGrid w:val="0"/>
         <w:textAlignment w:val="baseline"/>
         <w:rPr>
-          <w:rFonts w:ascii="Arial" w:hAnsi="Arial" w:eastAsia="Arial" w:cs="Arial"/>
+          <w:rFonts w:ascii="Arial" w:eastAsia="Arial" w:hAnsi="Arial" w:cs="Arial"/>
           <w:snapToGrid w:val="0"/>
           <w:color w:val="000000"/>
           <w:kern w:val="0"/>
@@ -3017,7 +2912,7 @@
       </w:pPr>
       <w:r>
         <w:rPr>
-          <w:rFonts w:ascii="Arial" w:hAnsi="Arial" w:eastAsia="Arial" w:cs="Arial"/>
+          <w:rFonts w:ascii="Arial" w:eastAsia="Arial" w:hAnsi="Arial" w:cs="Arial"/>
           <w:snapToGrid w:val="0"/>
           <w:color w:val="000000"/>
           <w:kern w:val="0"/>
@@ -3030,7 +2925,7 @@
     </w:p>
     <w:p>
       <w:pPr>
-        <w:pStyle w:val="28"/>
+        <w:pStyle w:val="1"/>
         <w:bidi w:val="0"/>
         <w:rPr>
           <w:rFonts w:hint="default"/>
@@ -3049,7 +2944,7 @@
     </w:p>
     <w:p>
       <w:pPr>
-        <w:pStyle w:val="29"/>
+        <w:pStyle w:val="a1"/>
         <w:rPr>
           <w:rFonts w:hint="default"/>
           <w:lang w:val="en-US" w:eastAsia="zh-CN"/>
@@ -3065,7 +2960,7 @@
     </w:p>
     <w:p>
       <w:pPr>
-        <w:pStyle w:val="28"/>
+        <w:pStyle w:val="1"/>
         <w:bidi w:val="0"/>
         <w:rPr>
           <w:rFonts w:hint="default"/>
@@ -3084,7 +2979,7 @@
     </w:p>
     <w:p>
       <w:pPr>
-        <w:pStyle w:val="29"/>
+        <w:pStyle w:val="a1"/>
         <w:rPr>
           <w:rFonts w:hint="default"/>
           <w:lang w:val="en-US" w:eastAsia="zh-CN"/>
@@ -3100,7 +2995,7 @@
     </w:p>
     <w:p>
       <w:pPr>
-        <w:pStyle w:val="29"/>
+        <w:pStyle w:val="a1"/>
         <w:rPr>
           <w:rFonts w:hint="default"/>
           <w:lang w:val="en-US" w:eastAsia="zh-CN"/>
@@ -3130,7 +3025,7 @@
     </w:p>
     <w:p>
       <w:pPr>
-        <w:pStyle w:val="28"/>
+        <w:pStyle w:val="1"/>
         <w:bidi w:val="0"/>
         <w:rPr>
           <w:rFonts w:hint="default"/>
@@ -3156,7 +3051,7 @@
     </w:p>
     <w:p>
       <w:pPr>
-        <w:pStyle w:val="30"/>
+        <w:pStyle w:val="2"/>
         <w:bidi w:val="0"/>
         <w:rPr>
           <w:rFonts w:hint="default"/>
@@ -3182,7 +3077,7 @@
     </w:p>
     <w:p>
       <w:pPr>
-        <w:pStyle w:val="29"/>
+        <w:pStyle w:val="a1"/>
         <w:rPr>
           <w:rFonts w:hint="default"/>
           <w:lang w:val="en-US" w:eastAsia="zh-CN"/>
@@ -3198,7 +3093,7 @@
     </w:p>
     <w:p>
       <w:pPr>
-        <w:pStyle w:val="31"/>
+        <w:pStyle w:val="3"/>
         <w:bidi w:val="0"/>
         <w:rPr>
           <w:rFonts w:hint="default"/>
@@ -3217,7 +3112,7 @@
     </w:p>
     <w:p>
       <w:pPr>
-        <w:pStyle w:val="29"/>
+        <w:pStyle w:val="a1"/>
         <w:rPr>
           <w:rFonts w:hint="default"/>
           <w:lang w:val="en-US" w:eastAsia="zh-CN"/>
@@ -3233,7 +3128,7 @@
     </w:p>
     <w:p>
       <w:pPr>
-        <w:pStyle w:val="29"/>
+        <w:pStyle w:val="a1"/>
         <w:rPr>
           <w:rFonts w:hint="default"/>
           <w:lang w:val="en-US" w:eastAsia="zh-CN"/>
@@ -3249,7 +3144,7 @@
     </w:p>
     <w:p>
       <w:pPr>
-        <w:pStyle w:val="29"/>
+        <w:pStyle w:val="a1"/>
         <w:rPr>
           <w:rFonts w:hint="default"/>
           <w:lang w:val="en-US" w:eastAsia="zh-CN"/>
@@ -3265,7 +3160,7 @@
     </w:p>
     <w:p>
       <w:pPr>
-        <w:pStyle w:val="29"/>
+        <w:pStyle w:val="a1"/>
         <w:rPr>
           <w:rFonts w:hint="default"/>
           <w:lang w:val="en-US" w:eastAsia="zh-CN"/>
@@ -3281,7 +3176,7 @@
     </w:p>
     <w:p>
       <w:pPr>
-        <w:pStyle w:val="30"/>
+        <w:pStyle w:val="2"/>
         <w:bidi w:val="0"/>
         <w:rPr>
           <w:rFonts w:hint="default"/>
@@ -3300,7 +3195,7 @@
     </w:p>
     <w:p>
       <w:pPr>
-        <w:pStyle w:val="31"/>
+        <w:pStyle w:val="3"/>
         <w:bidi w:val="0"/>
         <w:rPr>
           <w:rFonts w:hint="eastAsia"/>
@@ -3319,7 +3214,7 @@
     </w:p>
     <w:p>
       <w:pPr>
-        <w:pStyle w:val="29"/>
+        <w:pStyle w:val="a1"/>
         <w:rPr>
           <w:rFonts w:hint="eastAsia"/>
           <w:lang w:val="en-US" w:eastAsia="zh-CN"/>
@@ -3335,8 +3230,8 @@
     </w:p>
     <w:p>
       <w:pPr>
-        <w:pStyle w:val="29"/>
-        <w:ind w:left="0" w:leftChars="0" w:right="0" w:rightChars="0" w:firstLine="0" w:firstLineChars="0"/>
+        <w:pStyle w:val="a1"/>
+        <w:ind w:left="0" w:right="0" w:firstLine="0" w:leftChars="0" w:rightChars="0" w:firstLineChars="0"/>
         <w:jc w:val="center"/>
         <w:rPr>
           <w:rFonts w:hint="eastAsia"/>
@@ -3437,8 +3332,8 @@
     </w:p>
     <w:p>
       <w:pPr>
-        <w:pStyle w:val="29"/>
-        <w:ind w:left="0" w:leftChars="0" w:right="0" w:rightChars="0" w:firstLine="0" w:firstLineChars="0"/>
+        <w:pStyle w:val="a1"/>
+        <w:ind w:left="0" w:right="0" w:firstLine="0" w:leftChars="0" w:rightChars="0" w:firstLineChars="0"/>
         <w:jc w:val="center"/>
         <w:rPr>
           <w:rFonts w:hint="eastAsia"/>
@@ -3468,7 +3363,7 @@
                     </pic:cNvPicPr>
                   </pic:nvPicPr>
                   <pic:blipFill>
-                    <a:blip r:embed="rId9"/>
+                    <a:blip xmlns:r="http://schemas.openxmlformats.org/officeDocument/2006/relationships" r:embed="rId6"/>
                     <a:stretch>
                       <a:fillRect/>
                     </a:stretch>
@@ -3491,7 +3386,7 @@
     </w:p>
     <w:p>
       <w:pPr>
-        <w:pStyle w:val="31"/>
+        <w:pStyle w:val="3"/>
         <w:bidi w:val="0"/>
         <w:rPr>
           <w:rFonts w:hint="eastAsia"/>
@@ -3510,7 +3405,7 @@
     </w:p>
     <w:p>
       <w:pPr>
-        <w:pStyle w:val="29"/>
+        <w:pStyle w:val="a1"/>
         <w:rPr>
           <w:rFonts w:hint="eastAsia"/>
           <w:lang w:val="en-US" w:eastAsia="zh-CN"/>
@@ -3526,8 +3421,8 @@
     </w:p>
     <w:p>
       <w:pPr>
-        <w:pStyle w:val="29"/>
-        <w:ind w:left="0" w:leftChars="0" w:right="0" w:rightChars="0" w:firstLine="0" w:firstLineChars="0"/>
+        <w:pStyle w:val="a1"/>
+        <w:ind w:left="0" w:right="0" w:firstLine="0" w:leftChars="0" w:rightChars="0" w:firstLineChars="0"/>
         <w:jc w:val="center"/>
         <w:rPr>
           <w:rFonts w:hint="default"/>
@@ -3628,7 +3523,7 @@
     </w:p>
     <w:p>
       <w:pPr>
-        <w:pStyle w:val="29"/>
+        <w:pStyle w:val="a1"/>
       </w:pPr>
       <w:r>
         <w:drawing>
@@ -3649,7 +3544,7 @@
                     </pic:cNvPicPr>
                   </pic:nvPicPr>
                   <pic:blipFill>
-                    <a:blip r:embed="rId10"/>
+                    <a:blip xmlns:r="http://schemas.openxmlformats.org/officeDocument/2006/relationships" r:embed="rId7"/>
                     <a:stretch>
                       <a:fillRect/>
                     </a:stretch>
@@ -3676,7 +3571,7 @@
     </w:p>
     <w:p>
       <w:pPr>
-        <w:pStyle w:val="29"/>
+        <w:pStyle w:val="a1"/>
         <w:rPr>
           <w:rFonts w:hint="eastAsia"/>
           <w:lang w:val="en-US" w:eastAsia="zh-CN"/>
@@ -3692,8 +3587,8 @@
     </w:p>
     <w:p>
       <w:pPr>
-        <w:pStyle w:val="29"/>
-        <w:ind w:left="0" w:leftChars="0" w:right="0" w:rightChars="0" w:firstLine="0" w:firstLineChars="0"/>
+        <w:pStyle w:val="a1"/>
+        <w:ind w:left="0" w:right="0" w:firstLine="0" w:leftChars="0" w:rightChars="0" w:firstLineChars="0"/>
         <w:jc w:val="center"/>
         <w:rPr>
           <w:rFonts w:hint="eastAsia"/>
@@ -3794,8 +3689,8 @@
     </w:p>
     <w:p>
       <w:pPr>
-        <w:pStyle w:val="29"/>
-        <w:ind w:left="0" w:leftChars="0" w:right="0" w:rightChars="0" w:firstLine="0" w:firstLineChars="0"/>
+        <w:pStyle w:val="a1"/>
+        <w:ind w:left="0" w:right="0" w:firstLine="0" w:leftChars="0" w:rightChars="0" w:firstLineChars="0"/>
         <w:jc w:val="center"/>
       </w:pPr>
       <w:r>
@@ -3817,7 +3712,7 @@
                     </pic:cNvPicPr>
                   </pic:nvPicPr>
                   <pic:blipFill>
-                    <a:blip r:embed="rId11"/>
+                    <a:blip xmlns:r="http://schemas.openxmlformats.org/officeDocument/2006/relationships" r:embed="rId8"/>
                     <a:stretch>
                       <a:fillRect/>
                     </a:stretch>
@@ -3844,7 +3739,7 @@
     </w:p>
     <w:p>
       <w:pPr>
-        <w:pStyle w:val="29"/>
+        <w:pStyle w:val="a1"/>
         <w:bidi w:val="0"/>
         <w:rPr>
           <w:rFonts w:hint="eastAsia"/>
@@ -3861,8 +3756,8 @@
     </w:p>
     <w:p>
       <w:pPr>
-        <w:pStyle w:val="29"/>
-        <w:ind w:left="0" w:leftChars="0" w:right="0" w:rightChars="0" w:firstLine="0" w:firstLineChars="0"/>
+        <w:pStyle w:val="a1"/>
+        <w:ind w:left="0" w:right="0" w:firstLine="0" w:leftChars="0" w:rightChars="0" w:firstLineChars="0"/>
         <w:jc w:val="center"/>
         <w:rPr>
           <w:rFonts w:hint="eastAsia"/>
@@ -3963,8 +3858,8 @@
     </w:p>
     <w:p>
       <w:pPr>
-        <w:pStyle w:val="29"/>
-        <w:ind w:left="0" w:leftChars="0" w:right="0" w:rightChars="0" w:firstLine="0" w:firstLineChars="0"/>
+        <w:pStyle w:val="a1"/>
+        <w:ind w:left="0" w:right="0" w:firstLine="0" w:leftChars="0" w:rightChars="0" w:firstLineChars="0"/>
         <w:jc w:val="center"/>
         <w:rPr>
           <w:rFonts w:hint="default"/>
@@ -3994,7 +3889,7 @@
                     </pic:cNvPicPr>
                   </pic:nvPicPr>
                   <pic:blipFill>
-                    <a:blip r:embed="rId12"/>
+                    <a:blip xmlns:r="http://schemas.openxmlformats.org/officeDocument/2006/relationships" r:embed="rId9"/>
                     <a:stretch>
                       <a:fillRect/>
                     </a:stretch>
@@ -4017,7 +3912,7 @@
     </w:p>
     <w:p>
       <w:pPr>
-        <w:pStyle w:val="31"/>
+        <w:pStyle w:val="3"/>
         <w:bidi w:val="0"/>
         <w:rPr>
           <w:rFonts w:hint="eastAsia"/>
@@ -4036,7 +3931,7 @@
     </w:p>
     <w:p>
       <w:pPr>
-        <w:pStyle w:val="29"/>
+        <w:pStyle w:val="a1"/>
         <w:rPr>
           <w:rFonts w:hint="eastAsia"/>
           <w:lang w:val="en-US" w:eastAsia="zh-CN"/>
@@ -4052,8 +3947,8 @@
     </w:p>
     <w:p>
       <w:pPr>
-        <w:pStyle w:val="29"/>
-        <w:ind w:left="0" w:leftChars="0" w:right="0" w:rightChars="0" w:firstLine="0" w:firstLineChars="0"/>
+        <w:pStyle w:val="a1"/>
+        <w:ind w:left="0" w:right="0" w:firstLine="0" w:leftChars="0" w:rightChars="0" w:firstLineChars="0"/>
         <w:jc w:val="center"/>
         <w:rPr>
           <w:rFonts w:hint="eastAsia"/>
@@ -4154,8 +4049,8 @@
     </w:p>
     <w:p>
       <w:pPr>
-        <w:pStyle w:val="29"/>
-        <w:ind w:left="0" w:leftChars="0" w:right="0" w:rightChars="0" w:firstLine="0" w:firstLineChars="0"/>
+        <w:pStyle w:val="a1"/>
+        <w:ind w:left="0" w:right="0" w:firstLine="0" w:leftChars="0" w:rightChars="0" w:firstLineChars="0"/>
         <w:jc w:val="center"/>
       </w:pPr>
       <w:r>
@@ -4177,7 +4072,7 @@
                     </pic:cNvPicPr>
                   </pic:nvPicPr>
                   <pic:blipFill>
-                    <a:blip r:embed="rId13"/>
+                    <a:blip xmlns:r="http://schemas.openxmlformats.org/officeDocument/2006/relationships" r:embed="rId10"/>
                     <a:stretch>
                       <a:fillRect/>
                     </a:stretch>
@@ -4204,8 +4099,8 @@
     </w:p>
     <w:p>
       <w:pPr>
-        <w:pStyle w:val="29"/>
-        <w:ind w:left="0" w:leftChars="0" w:right="0" w:rightChars="0" w:firstLine="0" w:firstLineChars="0"/>
+        <w:pStyle w:val="a1"/>
+        <w:ind w:left="0" w:right="0" w:firstLine="0" w:leftChars="0" w:rightChars="0" w:firstLineChars="0"/>
         <w:jc w:val="center"/>
         <w:rPr>
           <w:rFonts w:hint="eastAsia"/>
@@ -4215,8 +4110,8 @@
     </w:p>
     <w:p>
       <w:pPr>
-        <w:pStyle w:val="29"/>
-        <w:ind w:left="0" w:leftChars="0" w:right="0" w:rightChars="0" w:firstLine="0" w:firstLineChars="0"/>
+        <w:pStyle w:val="a1"/>
+        <w:ind w:left="0" w:right="0" w:firstLine="0" w:leftChars="0" w:rightChars="0" w:firstLineChars="0"/>
         <w:jc w:val="center"/>
       </w:pPr>
       <w:r>
@@ -4238,7 +4133,7 @@
                     </pic:cNvPicPr>
                   </pic:nvPicPr>
                   <pic:blipFill>
-                    <a:blip r:embed="rId14"/>
+                    <a:blip xmlns:r="http://schemas.openxmlformats.org/officeDocument/2006/relationships" r:embed="rId11"/>
                     <a:stretch>
                       <a:fillRect/>
                     </a:stretch>
@@ -4265,14 +4160,14 @@
     </w:p>
     <w:p>
       <w:pPr>
-        <w:pStyle w:val="29"/>
-        <w:ind w:left="0" w:leftChars="0" w:right="0" w:rightChars="0" w:firstLine="0" w:firstLineChars="0"/>
+        <w:pStyle w:val="a1"/>
+        <w:ind w:left="0" w:right="0" w:firstLine="0" w:leftChars="0" w:rightChars="0" w:firstLineChars="0"/>
         <w:jc w:val="center"/>
       </w:pPr>
     </w:p>
     <w:p>
       <w:pPr>
-        <w:pStyle w:val="29"/>
+        <w:pStyle w:val="a1"/>
         <w:bidi w:val="0"/>
         <w:rPr>
           <w:rFonts w:hint="eastAsia"/>
@@ -4289,7 +4184,7 @@
     </w:p>
     <w:p>
       <w:pPr>
-        <w:pStyle w:val="29"/>
+        <w:pStyle w:val="a1"/>
         <w:bidi w:val="0"/>
         <w:rPr>
           <w:rFonts w:hint="eastAsia"/>
@@ -4306,8 +4201,8 @@
     </w:p>
     <w:p>
       <w:pPr>
-        <w:pStyle w:val="29"/>
-        <w:ind w:left="0" w:leftChars="0" w:right="0" w:rightChars="0" w:firstLine="0" w:firstLineChars="0"/>
+        <w:pStyle w:val="a1"/>
+        <w:ind w:left="0" w:right="0" w:firstLine="0" w:leftChars="0" w:rightChars="0" w:firstLineChars="0"/>
         <w:jc w:val="center"/>
         <w:rPr>
           <w:rFonts w:hint="eastAsia"/>
@@ -4408,7 +4303,7 @@
     </w:p>
     <w:p>
       <w:pPr>
-        <w:pStyle w:val="29"/>
+        <w:pStyle w:val="a1"/>
         <w:bidi w:val="0"/>
       </w:pPr>
       <w:r>
@@ -4430,7 +4325,7 @@
                     </pic:cNvPicPr>
                   </pic:nvPicPr>
                   <pic:blipFill>
-                    <a:blip r:embed="rId15"/>
+                    <a:blip xmlns:r="http://schemas.openxmlformats.org/officeDocument/2006/relationships" r:embed="rId12"/>
                     <a:stretch>
                       <a:fillRect/>
                     </a:stretch>
@@ -4457,7 +4352,7 @@
     </w:p>
     <w:p>
       <w:pPr>
-        <w:pStyle w:val="31"/>
+        <w:pStyle w:val="3"/>
         <w:bidi w:val="0"/>
         <w:rPr>
           <w:rFonts w:hint="eastAsia"/>
@@ -4476,7 +4371,7 @@
     </w:p>
     <w:p>
       <w:pPr>
-        <w:pStyle w:val="29"/>
+        <w:pStyle w:val="a1"/>
         <w:rPr>
           <w:rFonts w:hint="eastAsia"/>
           <w:lang w:val="en-US" w:eastAsia="zh-CN"/>
@@ -4492,8 +4387,8 @@
     </w:p>
     <w:p>
       <w:pPr>
-        <w:pStyle w:val="29"/>
-        <w:ind w:left="0" w:leftChars="0" w:right="0" w:rightChars="0" w:firstLine="0" w:firstLineChars="0"/>
+        <w:pStyle w:val="a1"/>
+        <w:ind w:left="0" w:right="0" w:firstLine="0" w:leftChars="0" w:rightChars="0" w:firstLineChars="0"/>
         <w:jc w:val="center"/>
         <w:rPr>
           <w:rFonts w:hint="eastAsia"/>
@@ -4594,8 +4489,8 @@
     </w:p>
     <w:p>
       <w:pPr>
-        <w:pStyle w:val="29"/>
-        <w:ind w:left="0" w:leftChars="0" w:right="0" w:rightChars="0" w:firstLine="0" w:firstLineChars="0"/>
+        <w:pStyle w:val="a1"/>
+        <w:ind w:left="0" w:right="0" w:firstLine="0" w:leftChars="0" w:rightChars="0" w:firstLineChars="0"/>
         <w:jc w:val="center"/>
         <w:rPr>
           <w:rFonts w:hint="default"/>
@@ -4621,7 +4516,7 @@
                     </pic:cNvPicPr>
                   </pic:nvPicPr>
                   <pic:blipFill>
-                    <a:blip r:embed="rId16"/>
+                    <a:blip xmlns:r="http://schemas.openxmlformats.org/officeDocument/2006/relationships" r:embed="rId13"/>
                     <a:stretch>
                       <a:fillRect/>
                     </a:stretch>
@@ -4648,7 +4543,7 @@
     </w:p>
     <w:p>
       <w:pPr>
-        <w:pStyle w:val="31"/>
+        <w:pStyle w:val="3"/>
         <w:bidi w:val="0"/>
         <w:rPr>
           <w:rFonts w:hint="eastAsia"/>
@@ -4667,7 +4562,7 @@
     </w:p>
     <w:p>
       <w:pPr>
-        <w:pStyle w:val="29"/>
+        <w:pStyle w:val="a1"/>
         <w:rPr>
           <w:rFonts w:hint="eastAsia"/>
           <w:lang w:val="en-US" w:eastAsia="zh-CN"/>
@@ -4683,8 +4578,8 @@
     </w:p>
     <w:p>
       <w:pPr>
-        <w:pStyle w:val="29"/>
-        <w:ind w:left="0" w:leftChars="0" w:right="0" w:rightChars="0" w:firstLine="0" w:firstLineChars="0"/>
+        <w:pStyle w:val="a1"/>
+        <w:ind w:left="0" w:right="0" w:firstLine="0" w:leftChars="0" w:rightChars="0" w:firstLineChars="0"/>
         <w:jc w:val="center"/>
         <w:rPr>
           <w:rFonts w:hint="eastAsia"/>
@@ -4785,8 +4680,8 @@
     </w:p>
     <w:p>
       <w:pPr>
-        <w:pStyle w:val="29"/>
-        <w:ind w:left="0" w:leftChars="0" w:right="0" w:rightChars="0" w:firstLine="0" w:firstLineChars="0"/>
+        <w:pStyle w:val="a1"/>
+        <w:ind w:left="0" w:right="0" w:firstLine="0" w:leftChars="0" w:rightChars="0" w:firstLineChars="0"/>
         <w:jc w:val="center"/>
         <w:rPr>
           <w:rFonts w:hint="default"/>
@@ -4812,7 +4707,7 @@
                     </pic:cNvPicPr>
                   </pic:nvPicPr>
                   <pic:blipFill>
-                    <a:blip r:embed="rId17"/>
+                    <a:blip xmlns:r="http://schemas.openxmlformats.org/officeDocument/2006/relationships" r:embed="rId14"/>
                     <a:stretch>
                       <a:fillRect/>
                     </a:stretch>
@@ -4839,7 +4734,7 @@
     </w:p>
     <w:p>
       <w:pPr>
-        <w:pStyle w:val="29"/>
+        <w:pStyle w:val="a1"/>
         <w:rPr>
           <w:rFonts w:hint="default"/>
           <w:lang w:val="en-US" w:eastAsia="zh-CN"/>
@@ -4868,7 +4763,7 @@
                     </pic:cNvPicPr>
                   </pic:nvPicPr>
                   <pic:blipFill>
-                    <a:blip r:embed="rId18"/>
+                    <a:blip xmlns:r="http://schemas.openxmlformats.org/officeDocument/2006/relationships" r:embed="rId15"/>
                     <a:stretch>
                       <a:fillRect/>
                     </a:stretch>
@@ -4891,7 +4786,7 @@
     </w:p>
     <w:p>
       <w:pPr>
-        <w:pStyle w:val="29"/>
+        <w:pStyle w:val="a1"/>
         <w:rPr>
           <w:rFonts w:hint="eastAsia"/>
           <w:lang w:val="en-US" w:eastAsia="zh-CN"/>
@@ -4907,8 +4802,8 @@
     </w:p>
     <w:p>
       <w:pPr>
-        <w:pStyle w:val="29"/>
-        <w:ind w:left="0" w:leftChars="0" w:right="0" w:rightChars="0" w:firstLine="0" w:firstLineChars="0"/>
+        <w:pStyle w:val="a1"/>
+        <w:ind w:left="0" w:right="0" w:firstLine="0" w:leftChars="0" w:rightChars="0" w:firstLineChars="0"/>
         <w:jc w:val="center"/>
         <w:rPr>
           <w:rFonts w:hint="eastAsia"/>
@@ -5009,8 +4904,8 @@
     </w:p>
     <w:p>
       <w:pPr>
-        <w:pStyle w:val="29"/>
-        <w:ind w:left="0" w:leftChars="0" w:right="0" w:rightChars="0" w:firstLine="0" w:firstLineChars="0"/>
+        <w:pStyle w:val="a1"/>
+        <w:ind w:left="0" w:right="0" w:firstLine="0" w:leftChars="0" w:rightChars="0" w:firstLineChars="0"/>
         <w:jc w:val="center"/>
         <w:rPr>
           <w:rFonts w:hint="default"/>
@@ -5036,7 +4931,7 @@
                     </pic:cNvPicPr>
                   </pic:nvPicPr>
                   <pic:blipFill>
-                    <a:blip r:embed="rId19"/>
+                    <a:blip xmlns:r="http://schemas.openxmlformats.org/officeDocument/2006/relationships" r:embed="rId16"/>
                     <a:stretch>
                       <a:fillRect/>
                     </a:stretch>
@@ -5063,7 +4958,7 @@
     </w:p>
     <w:p>
       <w:pPr>
-        <w:pStyle w:val="30"/>
+        <w:pStyle w:val="2"/>
         <w:bidi w:val="0"/>
         <w:rPr>
           <w:rFonts w:hint="default"/>
@@ -5082,7 +4977,7 @@
     </w:p>
     <w:p>
       <w:pPr>
-        <w:pStyle w:val="29"/>
+        <w:pStyle w:val="a1"/>
         <w:rPr>
           <w:rFonts w:hint="eastAsia"/>
           <w:lang w:val="en-US" w:eastAsia="zh-CN"/>
@@ -5093,13 +4988,13 @@
           <w:rFonts w:hint="eastAsia"/>
           <w:lang w:val="en-US" w:eastAsia="zh-CN"/>
         </w:rPr>
-        <w:t>结合公司实际情况，为保质保量的完成运维工具研发工作，根据研发计划配置人员如下：研发部3人，其中研发部部长1名，开发工程师1名，需求分析师1名，质量部部长1名，运维项目部长1名，各岗及时到位，为研发工作的有序开展提供了有力保障。运维工具研发团队人员配置信息如表3-1所示</w:t>
+        <w:t>结合公司实际情况，为保质保量的完成运维工具研发工作，根据研发计划配置人员如下：研发部3人，其中研发部经理1名，开发工程师1名，需求分析师1名，质量部经理1名，运维项目经理1名，各岗及时到位，为研发工作的有序开展提供了有力保障。运维工具研发团队人员配置信息如表3-1所示</w:t>
       </w:r>
     </w:p>
     <w:p>
       <w:pPr>
-        <w:pStyle w:val="29"/>
-        <w:ind w:left="0" w:leftChars="0" w:right="0" w:rightChars="0" w:firstLine="0" w:firstLineChars="0"/>
+        <w:pStyle w:val="a1"/>
+        <w:ind w:left="0" w:right="0" w:firstLine="0" w:leftChars="0" w:rightChars="0" w:firstLineChars="0"/>
         <w:jc w:val="center"/>
         <w:rPr>
           <w:rFonts w:hint="eastAsia"/>
@@ -5200,18 +5095,17 @@
     </w:p>
     <w:tbl>
       <w:tblPr>
-        <w:tblStyle w:val="21"/>
+        <w:tblStyle w:val="TableGrid"/>
         <w:tblW w:w="8615" w:type="dxa"/>
         <w:tblInd w:w="0" w:type="dxa"/>
         <w:tblBorders>
-          <w:top w:val="single" w:color="auto" w:sz="4" w:space="0"/>
-          <w:left w:val="single" w:color="auto" w:sz="4" w:space="0"/>
-          <w:bottom w:val="single" w:color="auto" w:sz="4" w:space="0"/>
-          <w:right w:val="single" w:color="auto" w:sz="4" w:space="0"/>
-          <w:insideH w:val="single" w:color="auto" w:sz="4" w:space="0"/>
-          <w:insideV w:val="single" w:color="auto" w:sz="4" w:space="0"/>
+          <w:top w:val="single" w:sz="4" w:space="0" w:color="auto"/>
+          <w:left w:val="single" w:sz="4" w:space="0" w:color="auto"/>
+          <w:bottom w:val="single" w:sz="4" w:space="0" w:color="auto"/>
+          <w:right w:val="single" w:sz="4" w:space="0" w:color="auto"/>
+          <w:insideH w:val="single" w:sz="4" w:space="0" w:color="auto"/>
+          <w:insideV w:val="single" w:sz="4" w:space="0" w:color="auto"/>
         </w:tblBorders>
-        <w:tblLayout w:type="autofit"/>
         <w:tblCellMar>
           <w:top w:w="0" w:type="dxa"/>
           <w:left w:w="108" w:type="dxa"/>
@@ -5226,13 +5120,15 @@
       </w:tblGrid>
       <w:tr>
         <w:tblPrEx>
+          <w:tblW w:w="8615" w:type="dxa"/>
+          <w:tblInd w:w="0" w:type="dxa"/>
           <w:tblBorders>
-            <w:top w:val="single" w:color="auto" w:sz="4" w:space="0"/>
-            <w:left w:val="single" w:color="auto" w:sz="4" w:space="0"/>
-            <w:bottom w:val="single" w:color="auto" w:sz="4" w:space="0"/>
-            <w:right w:val="single" w:color="auto" w:sz="4" w:space="0"/>
-            <w:insideH w:val="single" w:color="auto" w:sz="4" w:space="0"/>
-            <w:insideV w:val="single" w:color="auto" w:sz="4" w:space="0"/>
+            <w:top w:val="single" w:sz="4" w:space="0" w:color="auto"/>
+            <w:left w:val="single" w:sz="4" w:space="0" w:color="auto"/>
+            <w:bottom w:val="single" w:sz="4" w:space="0" w:color="auto"/>
+            <w:right w:val="single" w:sz="4" w:space="0" w:color="auto"/>
+            <w:insideH w:val="single" w:sz="4" w:space="0" w:color="auto"/>
+            <w:insideV w:val="single" w:sz="4" w:space="0" w:color="auto"/>
           </w:tblBorders>
           <w:tblCellMar>
             <w:top w:w="0" w:type="dxa"/>
@@ -5247,9 +5143,9 @@
           </w:tcPr>
           <w:p>
             <w:pPr>
-              <w:pStyle w:val="29"/>
-              <w:widowControl w:val="0"/>
-              <w:ind w:left="0" w:leftChars="0" w:right="0" w:rightChars="0" w:firstLine="0" w:firstLineChars="0"/>
+              <w:pStyle w:val="a1"/>
+              <w:widowControl w:val="0"/>
+              <w:ind w:left="0" w:right="0" w:firstLine="0" w:leftChars="0" w:rightChars="0" w:firstLineChars="0"/>
               <w:jc w:val="center"/>
               <w:rPr>
                 <w:rFonts w:hint="default"/>
@@ -5277,9 +5173,9 @@
           </w:tcPr>
           <w:p>
             <w:pPr>
-              <w:pStyle w:val="29"/>
-              <w:widowControl w:val="0"/>
-              <w:ind w:left="0" w:leftChars="0" w:right="0" w:rightChars="0" w:firstLine="0" w:firstLineChars="0"/>
+              <w:pStyle w:val="a1"/>
+              <w:widowControl w:val="0"/>
+              <w:ind w:left="0" w:right="0" w:firstLine="0" w:leftChars="0" w:rightChars="0" w:firstLineChars="0"/>
               <w:jc w:val="center"/>
               <w:rPr>
                 <w:rFonts w:hint="default"/>
@@ -5307,7 +5203,7 @@
           </w:tcPr>
           <w:p>
             <w:pPr>
-              <w:pStyle w:val="29"/>
+              <w:pStyle w:val="a1"/>
               <w:widowControl w:val="0"/>
               <w:ind w:right="0" w:rightChars="0"/>
               <w:jc w:val="center"/>
@@ -5334,14 +5230,8 @@
       </w:tr>
       <w:tr>
         <w:tblPrEx>
-          <w:tblBorders>
-            <w:top w:val="single" w:color="auto" w:sz="4" w:space="0"/>
-            <w:left w:val="single" w:color="auto" w:sz="4" w:space="0"/>
-            <w:bottom w:val="single" w:color="auto" w:sz="4" w:space="0"/>
-            <w:right w:val="single" w:color="auto" w:sz="4" w:space="0"/>
-            <w:insideH w:val="single" w:color="auto" w:sz="4" w:space="0"/>
-            <w:insideV w:val="single" w:color="auto" w:sz="4" w:space="0"/>
-          </w:tblBorders>
+          <w:tblW w:w="8615" w:type="dxa"/>
+          <w:tblInd w:w="0" w:type="dxa"/>
           <w:tblCellMar>
             <w:top w:w="0" w:type="dxa"/>
             <w:left w:w="108" w:type="dxa"/>
@@ -5355,9 +5245,9 @@
           </w:tcPr>
           <w:p>
             <w:pPr>
-              <w:pStyle w:val="29"/>
-              <w:widowControl w:val="0"/>
-              <w:ind w:left="0" w:leftChars="0" w:right="0" w:rightChars="0" w:firstLine="0" w:firstLineChars="0"/>
+              <w:pStyle w:val="a1"/>
+              <w:widowControl w:val="0"/>
+              <w:ind w:left="0" w:right="0" w:firstLine="0" w:leftChars="0" w:rightChars="0" w:firstLineChars="0"/>
               <w:jc w:val="center"/>
               <w:rPr>
                 <w:rFonts w:hint="default"/>
@@ -5371,7 +5261,7 @@
                 <w:vertAlign w:val="baseline"/>
                 <w:lang w:val="en-US" w:eastAsia="zh-CN"/>
               </w:rPr>
-              <w:t>研发部部长</w:t>
+              <w:t>研发部经理</w:t>
             </w:r>
           </w:p>
         </w:tc>
@@ -5381,9 +5271,9 @@
           </w:tcPr>
           <w:p>
             <w:pPr>
-              <w:pStyle w:val="29"/>
-              <w:widowControl w:val="0"/>
-              <w:ind w:left="0" w:leftChars="0" w:right="0" w:rightChars="0" w:firstLine="0" w:firstLineChars="0"/>
+              <w:pStyle w:val="a1"/>
+              <w:widowControl w:val="0"/>
+              <w:ind w:left="0" w:right="0" w:firstLine="0" w:leftChars="0" w:rightChars="0" w:firstLineChars="0"/>
               <w:jc w:val="center"/>
               <w:rPr>
                 <w:rFonts w:hint="default"/>
@@ -5407,9 +5297,9 @@
           </w:tcPr>
           <w:p>
             <w:pPr>
-              <w:pStyle w:val="29"/>
-              <w:widowControl w:val="0"/>
-              <w:ind w:left="0" w:leftChars="0" w:right="0" w:rightChars="0" w:firstLine="0" w:firstLineChars="0"/>
+              <w:pStyle w:val="a1"/>
+              <w:widowControl w:val="0"/>
+              <w:ind w:left="0" w:right="0" w:firstLine="0" w:leftChars="0" w:rightChars="0" w:firstLineChars="0"/>
               <w:jc w:val="both"/>
               <w:rPr>
                 <w:rFonts w:hint="default"/>
@@ -5430,14 +5320,8 @@
       </w:tr>
       <w:tr>
         <w:tblPrEx>
-          <w:tblBorders>
-            <w:top w:val="single" w:color="auto" w:sz="4" w:space="0"/>
-            <w:left w:val="single" w:color="auto" w:sz="4" w:space="0"/>
-            <w:bottom w:val="single" w:color="auto" w:sz="4" w:space="0"/>
-            <w:right w:val="single" w:color="auto" w:sz="4" w:space="0"/>
-            <w:insideH w:val="single" w:color="auto" w:sz="4" w:space="0"/>
-            <w:insideV w:val="single" w:color="auto" w:sz="4" w:space="0"/>
-          </w:tblBorders>
+          <w:tblW w:w="8615" w:type="dxa"/>
+          <w:tblInd w:w="0" w:type="dxa"/>
           <w:tblCellMar>
             <w:top w:w="0" w:type="dxa"/>
             <w:left w:w="108" w:type="dxa"/>
@@ -5451,9 +5335,9 @@
           </w:tcPr>
           <w:p>
             <w:pPr>
-              <w:pStyle w:val="29"/>
-              <w:widowControl w:val="0"/>
-              <w:ind w:left="0" w:leftChars="0" w:right="0" w:rightChars="0" w:firstLine="0" w:firstLineChars="0"/>
+              <w:pStyle w:val="a1"/>
+              <w:widowControl w:val="0"/>
+              <w:ind w:left="0" w:right="0" w:firstLine="0" w:leftChars="0" w:rightChars="0" w:firstLineChars="0"/>
               <w:jc w:val="center"/>
               <w:rPr>
                 <w:rFonts w:hint="default"/>
@@ -5477,9 +5361,9 @@
           </w:tcPr>
           <w:p>
             <w:pPr>
-              <w:pStyle w:val="29"/>
-              <w:widowControl w:val="0"/>
-              <w:ind w:left="0" w:leftChars="0" w:right="0" w:rightChars="0" w:firstLine="0" w:firstLineChars="0"/>
+              <w:pStyle w:val="a1"/>
+              <w:widowControl w:val="0"/>
+              <w:ind w:left="0" w:right="0" w:firstLine="0" w:leftChars="0" w:rightChars="0" w:firstLineChars="0"/>
               <w:jc w:val="center"/>
               <w:rPr>
                 <w:rFonts w:hint="default"/>
@@ -5503,9 +5387,9 @@
           </w:tcPr>
           <w:p>
             <w:pPr>
-              <w:pStyle w:val="29"/>
-              <w:widowControl w:val="0"/>
-              <w:ind w:left="0" w:leftChars="0" w:right="0" w:rightChars="0" w:firstLine="0" w:firstLineChars="0"/>
+              <w:pStyle w:val="a1"/>
+              <w:widowControl w:val="0"/>
+              <w:ind w:left="0" w:right="0" w:firstLine="0" w:leftChars="0" w:rightChars="0" w:firstLineChars="0"/>
               <w:jc w:val="both"/>
               <w:rPr>
                 <w:rFonts w:hint="default"/>
@@ -5526,14 +5410,8 @@
       </w:tr>
       <w:tr>
         <w:tblPrEx>
-          <w:tblBorders>
-            <w:top w:val="single" w:color="auto" w:sz="4" w:space="0"/>
-            <w:left w:val="single" w:color="auto" w:sz="4" w:space="0"/>
-            <w:bottom w:val="single" w:color="auto" w:sz="4" w:space="0"/>
-            <w:right w:val="single" w:color="auto" w:sz="4" w:space="0"/>
-            <w:insideH w:val="single" w:color="auto" w:sz="4" w:space="0"/>
-            <w:insideV w:val="single" w:color="auto" w:sz="4" w:space="0"/>
-          </w:tblBorders>
+          <w:tblW w:w="8615" w:type="dxa"/>
+          <w:tblInd w:w="0" w:type="dxa"/>
           <w:tblCellMar>
             <w:top w:w="0" w:type="dxa"/>
             <w:left w:w="108" w:type="dxa"/>
@@ -5547,9 +5425,9 @@
           </w:tcPr>
           <w:p>
             <w:pPr>
-              <w:pStyle w:val="29"/>
-              <w:widowControl w:val="0"/>
-              <w:ind w:left="0" w:leftChars="0" w:right="0" w:rightChars="0" w:firstLine="0" w:firstLineChars="0"/>
+              <w:pStyle w:val="a1"/>
+              <w:widowControl w:val="0"/>
+              <w:ind w:left="0" w:right="0" w:firstLine="0" w:leftChars="0" w:rightChars="0" w:firstLineChars="0"/>
               <w:jc w:val="center"/>
               <w:rPr>
                 <w:rFonts w:hint="default"/>
@@ -5563,7 +5441,7 @@
                 <w:vertAlign w:val="baseline"/>
                 <w:lang w:val="en-US" w:eastAsia="zh-CN"/>
               </w:rPr>
-              <w:t>运维项目部长</w:t>
+              <w:t>运维项目经理</w:t>
             </w:r>
           </w:p>
         </w:tc>
@@ -5573,9 +5451,9 @@
           </w:tcPr>
           <w:p>
             <w:pPr>
-              <w:pStyle w:val="29"/>
-              <w:widowControl w:val="0"/>
-              <w:ind w:left="0" w:leftChars="0" w:right="0" w:rightChars="0" w:firstLine="0" w:firstLineChars="0"/>
+              <w:pStyle w:val="a1"/>
+              <w:widowControl w:val="0"/>
+              <w:ind w:left="0" w:right="0" w:firstLine="0" w:leftChars="0" w:rightChars="0" w:firstLineChars="0"/>
               <w:jc w:val="center"/>
               <w:rPr>
                 <w:rFonts w:hint="default"/>
@@ -5599,9 +5477,9 @@
           </w:tcPr>
           <w:p>
             <w:pPr>
-              <w:pStyle w:val="29"/>
-              <w:widowControl w:val="0"/>
-              <w:ind w:left="0" w:leftChars="0" w:right="0" w:rightChars="0" w:firstLine="0" w:firstLineChars="0"/>
+              <w:pStyle w:val="a1"/>
+              <w:widowControl w:val="0"/>
+              <w:ind w:left="0" w:right="0" w:firstLine="0" w:leftChars="0" w:rightChars="0" w:firstLineChars="0"/>
               <w:jc w:val="both"/>
               <w:rPr>
                 <w:rFonts w:hint="default"/>
@@ -5622,14 +5500,8 @@
       </w:tr>
       <w:tr>
         <w:tblPrEx>
-          <w:tblBorders>
-            <w:top w:val="single" w:color="auto" w:sz="4" w:space="0"/>
-            <w:left w:val="single" w:color="auto" w:sz="4" w:space="0"/>
-            <w:bottom w:val="single" w:color="auto" w:sz="4" w:space="0"/>
-            <w:right w:val="single" w:color="auto" w:sz="4" w:space="0"/>
-            <w:insideH w:val="single" w:color="auto" w:sz="4" w:space="0"/>
-            <w:insideV w:val="single" w:color="auto" w:sz="4" w:space="0"/>
-          </w:tblBorders>
+          <w:tblW w:w="8615" w:type="dxa"/>
+          <w:tblInd w:w="0" w:type="dxa"/>
           <w:tblCellMar>
             <w:top w:w="0" w:type="dxa"/>
             <w:left w:w="108" w:type="dxa"/>
@@ -5643,9 +5515,9 @@
           </w:tcPr>
           <w:p>
             <w:pPr>
-              <w:pStyle w:val="29"/>
-              <w:widowControl w:val="0"/>
-              <w:ind w:left="0" w:leftChars="0" w:right="0" w:rightChars="0" w:firstLine="0" w:firstLineChars="0"/>
+              <w:pStyle w:val="a1"/>
+              <w:widowControl w:val="0"/>
+              <w:ind w:left="0" w:right="0" w:firstLine="0" w:leftChars="0" w:rightChars="0" w:firstLineChars="0"/>
               <w:jc w:val="center"/>
               <w:rPr>
                 <w:rFonts w:hint="default"/>
@@ -5659,7 +5531,7 @@
                 <w:vertAlign w:val="baseline"/>
                 <w:lang w:val="en-US" w:eastAsia="zh-CN"/>
               </w:rPr>
-              <w:t>质量部部长</w:t>
+              <w:t>质量部经理</w:t>
             </w:r>
           </w:p>
         </w:tc>
@@ -5669,9 +5541,9 @@
           </w:tcPr>
           <w:p>
             <w:pPr>
-              <w:pStyle w:val="29"/>
-              <w:widowControl w:val="0"/>
-              <w:ind w:left="0" w:leftChars="0" w:right="0" w:rightChars="0" w:firstLine="0" w:firstLineChars="0"/>
+              <w:pStyle w:val="a1"/>
+              <w:widowControl w:val="0"/>
+              <w:ind w:left="0" w:right="0" w:firstLine="0" w:leftChars="0" w:rightChars="0" w:firstLineChars="0"/>
               <w:jc w:val="center"/>
               <w:rPr>
                 <w:rFonts w:hint="default"/>
@@ -5695,9 +5567,9 @@
           </w:tcPr>
           <w:p>
             <w:pPr>
-              <w:pStyle w:val="29"/>
-              <w:widowControl w:val="0"/>
-              <w:ind w:left="0" w:leftChars="0" w:right="0" w:rightChars="0" w:firstLine="0" w:firstLineChars="0"/>
+              <w:pStyle w:val="a1"/>
+              <w:widowControl w:val="0"/>
+              <w:ind w:left="0" w:right="0" w:firstLine="0" w:leftChars="0" w:rightChars="0" w:firstLineChars="0"/>
               <w:jc w:val="both"/>
               <w:rPr>
                 <w:rFonts w:hint="default"/>
@@ -5718,14 +5590,8 @@
       </w:tr>
       <w:tr>
         <w:tblPrEx>
-          <w:tblBorders>
-            <w:top w:val="single" w:color="auto" w:sz="4" w:space="0"/>
-            <w:left w:val="single" w:color="auto" w:sz="4" w:space="0"/>
-            <w:bottom w:val="single" w:color="auto" w:sz="4" w:space="0"/>
-            <w:right w:val="single" w:color="auto" w:sz="4" w:space="0"/>
-            <w:insideH w:val="single" w:color="auto" w:sz="4" w:space="0"/>
-            <w:insideV w:val="single" w:color="auto" w:sz="4" w:space="0"/>
-          </w:tblBorders>
+          <w:tblW w:w="8615" w:type="dxa"/>
+          <w:tblInd w:w="0" w:type="dxa"/>
           <w:tblCellMar>
             <w:top w:w="0" w:type="dxa"/>
             <w:left w:w="108" w:type="dxa"/>
@@ -5739,9 +5605,9 @@
           </w:tcPr>
           <w:p>
             <w:pPr>
-              <w:pStyle w:val="29"/>
-              <w:widowControl w:val="0"/>
-              <w:ind w:left="0" w:leftChars="0" w:right="0" w:rightChars="0" w:firstLine="0" w:firstLineChars="0"/>
+              <w:pStyle w:val="a1"/>
+              <w:widowControl w:val="0"/>
+              <w:ind w:left="0" w:right="0" w:firstLine="0" w:leftChars="0" w:rightChars="0" w:firstLineChars="0"/>
               <w:jc w:val="center"/>
               <w:rPr>
                 <w:rFonts w:hint="default"/>
@@ -5765,9 +5631,9 @@
           </w:tcPr>
           <w:p>
             <w:pPr>
-              <w:pStyle w:val="29"/>
-              <w:widowControl w:val="0"/>
-              <w:ind w:left="0" w:leftChars="0" w:right="0" w:rightChars="0" w:firstLine="0" w:firstLineChars="0"/>
+              <w:pStyle w:val="a1"/>
+              <w:widowControl w:val="0"/>
+              <w:ind w:left="0" w:right="0" w:firstLine="0" w:leftChars="0" w:rightChars="0" w:firstLineChars="0"/>
               <w:jc w:val="center"/>
               <w:rPr>
                 <w:rFonts w:hint="default"/>
@@ -5791,9 +5657,9 @@
           </w:tcPr>
           <w:p>
             <w:pPr>
-              <w:pStyle w:val="29"/>
-              <w:widowControl w:val="0"/>
-              <w:ind w:left="0" w:leftChars="0" w:right="0" w:rightChars="0" w:firstLine="0" w:firstLineChars="0"/>
+              <w:pStyle w:val="a1"/>
+              <w:widowControl w:val="0"/>
+              <w:ind w:left="0" w:right="0" w:firstLine="0" w:leftChars="0" w:rightChars="0" w:firstLineChars="0"/>
               <w:jc w:val="both"/>
               <w:rPr>
                 <w:rFonts w:hint="default"/>
@@ -5815,7 +5681,7 @@
     </w:tbl>
     <w:p>
       <w:pPr>
-        <w:pStyle w:val="30"/>
+        <w:pStyle w:val="2"/>
         <w:bidi w:val="0"/>
         <w:rPr>
           <w:rFonts w:hint="default"/>
@@ -5841,7 +5707,7 @@
     </w:p>
     <w:p>
       <w:pPr>
-        <w:pStyle w:val="29"/>
+        <w:pStyle w:val="a1"/>
         <w:rPr>
           <w:rFonts w:hint="eastAsia"/>
           <w:lang w:val="en-US" w:eastAsia="zh-CN"/>
@@ -5857,7 +5723,7 @@
     </w:p>
     <w:p>
       <w:pPr>
-        <w:pStyle w:val="29"/>
+        <w:pStyle w:val="a1"/>
         <w:rPr>
           <w:rFonts w:hint="default"/>
           <w:lang w:val="en-US" w:eastAsia="zh-CN"/>
@@ -5873,8 +5739,8 @@
     </w:p>
     <w:p>
       <w:pPr>
-        <w:pStyle w:val="29"/>
-        <w:ind w:left="0" w:leftChars="0" w:right="0" w:rightChars="0" w:firstLine="0" w:firstLineChars="0"/>
+        <w:pStyle w:val="a1"/>
+        <w:ind w:left="0" w:right="0" w:firstLine="0" w:leftChars="0" w:rightChars="0" w:firstLineChars="0"/>
         <w:jc w:val="center"/>
         <w:rPr>
           <w:rFonts w:hint="eastAsia"/>
@@ -5975,18 +5841,17 @@
     </w:p>
     <w:tbl>
       <w:tblPr>
-        <w:tblStyle w:val="21"/>
+        <w:tblStyle w:val="TableGrid"/>
         <w:tblW w:w="0" w:type="auto"/>
         <w:jc w:val="center"/>
         <w:tblBorders>
-          <w:top w:val="single" w:color="auto" w:sz="4" w:space="0"/>
-          <w:left w:val="single" w:color="auto" w:sz="4" w:space="0"/>
-          <w:bottom w:val="single" w:color="auto" w:sz="4" w:space="0"/>
-          <w:right w:val="single" w:color="auto" w:sz="4" w:space="0"/>
-          <w:insideH w:val="single" w:color="auto" w:sz="4" w:space="0"/>
-          <w:insideV w:val="single" w:color="auto" w:sz="4" w:space="0"/>
+          <w:top w:val="single" w:sz="4" w:space="0" w:color="auto"/>
+          <w:left w:val="single" w:sz="4" w:space="0" w:color="auto"/>
+          <w:bottom w:val="single" w:sz="4" w:space="0" w:color="auto"/>
+          <w:right w:val="single" w:sz="4" w:space="0" w:color="auto"/>
+          <w:insideH w:val="single" w:sz="4" w:space="0" w:color="auto"/>
+          <w:insideV w:val="single" w:sz="4" w:space="0" w:color="auto"/>
         </w:tblBorders>
-        <w:tblLayout w:type="autofit"/>
         <w:tblCellMar>
           <w:top w:w="0" w:type="dxa"/>
           <w:left w:w="108" w:type="dxa"/>
@@ -6003,13 +5868,15 @@
       </w:tblGrid>
       <w:tr>
         <w:tblPrEx>
+          <w:tblW w:w="0" w:type="auto"/>
+          <w:jc w:val="center"/>
           <w:tblBorders>
-            <w:top w:val="single" w:color="auto" w:sz="4" w:space="0"/>
-            <w:left w:val="single" w:color="auto" w:sz="4" w:space="0"/>
-            <w:bottom w:val="single" w:color="auto" w:sz="4" w:space="0"/>
-            <w:right w:val="single" w:color="auto" w:sz="4" w:space="0"/>
-            <w:insideH w:val="single" w:color="auto" w:sz="4" w:space="0"/>
-            <w:insideV w:val="single" w:color="auto" w:sz="4" w:space="0"/>
+            <w:top w:val="single" w:sz="4" w:space="0" w:color="auto"/>
+            <w:left w:val="single" w:sz="4" w:space="0" w:color="auto"/>
+            <w:bottom w:val="single" w:sz="4" w:space="0" w:color="auto"/>
+            <w:right w:val="single" w:sz="4" w:space="0" w:color="auto"/>
+            <w:insideH w:val="single" w:sz="4" w:space="0" w:color="auto"/>
+            <w:insideV w:val="single" w:sz="4" w:space="0" w:color="auto"/>
           </w:tblBorders>
           <w:tblCellMar>
             <w:top w:w="0" w:type="dxa"/>
@@ -6027,9 +5894,9 @@
           </w:tcPr>
           <w:p>
             <w:pPr>
-              <w:pStyle w:val="29"/>
-              <w:widowControl w:val="0"/>
-              <w:ind w:left="0" w:leftChars="0" w:right="0" w:rightChars="0" w:firstLine="0" w:firstLineChars="0"/>
+              <w:pStyle w:val="a1"/>
+              <w:widowControl w:val="0"/>
+              <w:ind w:left="0" w:right="0" w:firstLine="0" w:leftChars="0" w:rightChars="0" w:firstLineChars="0"/>
               <w:jc w:val="center"/>
               <w:rPr>
                 <w:rFonts w:hint="default"/>
@@ -6057,9 +5924,9 @@
           </w:tcPr>
           <w:p>
             <w:pPr>
-              <w:pStyle w:val="29"/>
-              <w:widowControl w:val="0"/>
-              <w:ind w:left="0" w:leftChars="0" w:right="0" w:rightChars="0" w:firstLine="0" w:firstLineChars="0"/>
+              <w:pStyle w:val="a1"/>
+              <w:widowControl w:val="0"/>
+              <w:ind w:left="0" w:right="0" w:firstLine="0" w:leftChars="0" w:rightChars="0" w:firstLineChars="0"/>
               <w:jc w:val="center"/>
               <w:rPr>
                 <w:rFonts w:hint="default"/>
@@ -6087,9 +5954,9 @@
           </w:tcPr>
           <w:p>
             <w:pPr>
-              <w:pStyle w:val="29"/>
-              <w:widowControl w:val="0"/>
-              <w:ind w:left="0" w:leftChars="0" w:right="0" w:rightChars="0" w:firstLine="0" w:firstLineChars="0"/>
+              <w:pStyle w:val="a1"/>
+              <w:widowControl w:val="0"/>
+              <w:ind w:left="0" w:right="0" w:firstLine="0" w:leftChars="0" w:rightChars="0" w:firstLineChars="0"/>
               <w:jc w:val="both"/>
               <w:rPr>
                 <w:rFonts w:hint="default"/>
@@ -6117,9 +5984,9 @@
           </w:tcPr>
           <w:p>
             <w:pPr>
-              <w:pStyle w:val="29"/>
-              <w:widowControl w:val="0"/>
-              <w:ind w:left="0" w:leftChars="0" w:right="0" w:rightChars="0" w:firstLine="0" w:firstLineChars="0"/>
+              <w:pStyle w:val="a1"/>
+              <w:widowControl w:val="0"/>
+              <w:ind w:left="0" w:right="0" w:firstLine="0" w:leftChars="0" w:rightChars="0" w:firstLineChars="0"/>
               <w:jc w:val="both"/>
               <w:rPr>
                 <w:rFonts w:hint="default"/>
@@ -6147,9 +6014,9 @@
           </w:tcPr>
           <w:p>
             <w:pPr>
-              <w:pStyle w:val="29"/>
-              <w:widowControl w:val="0"/>
-              <w:ind w:left="0" w:leftChars="0" w:right="0" w:rightChars="0" w:firstLine="0" w:firstLineChars="0"/>
+              <w:pStyle w:val="a1"/>
+              <w:widowControl w:val="0"/>
+              <w:ind w:left="0" w:right="0" w:firstLine="0" w:leftChars="0" w:rightChars="0" w:firstLineChars="0"/>
               <w:jc w:val="both"/>
               <w:rPr>
                 <w:rFonts w:hint="default"/>
@@ -6174,14 +6041,8 @@
       </w:tr>
       <w:tr>
         <w:tblPrEx>
-          <w:tblBorders>
-            <w:top w:val="single" w:color="auto" w:sz="4" w:space="0"/>
-            <w:left w:val="single" w:color="auto" w:sz="4" w:space="0"/>
-            <w:bottom w:val="single" w:color="auto" w:sz="4" w:space="0"/>
-            <w:right w:val="single" w:color="auto" w:sz="4" w:space="0"/>
-            <w:insideH w:val="single" w:color="auto" w:sz="4" w:space="0"/>
-            <w:insideV w:val="single" w:color="auto" w:sz="4" w:space="0"/>
-          </w:tblBorders>
+          <w:tblW w:w="0" w:type="auto"/>
+          <w:jc w:val="center"/>
           <w:tblCellMar>
             <w:top w:w="0" w:type="dxa"/>
             <w:left w:w="108" w:type="dxa"/>
@@ -6198,9 +6059,9 @@
           </w:tcPr>
           <w:p>
             <w:pPr>
-              <w:pStyle w:val="29"/>
-              <w:widowControl w:val="0"/>
-              <w:ind w:left="0" w:leftChars="0" w:right="0" w:rightChars="0" w:firstLine="0" w:firstLineChars="0"/>
+              <w:pStyle w:val="a1"/>
+              <w:widowControl w:val="0"/>
+              <w:ind w:left="0" w:right="0" w:firstLine="0" w:leftChars="0" w:rightChars="0" w:firstLineChars="0"/>
               <w:jc w:val="center"/>
               <w:rPr>
                 <w:rFonts w:hint="default"/>
@@ -6224,9 +6085,9 @@
           </w:tcPr>
           <w:p>
             <w:pPr>
-              <w:pStyle w:val="29"/>
-              <w:widowControl w:val="0"/>
-              <w:ind w:left="0" w:leftChars="0" w:right="0" w:rightChars="0" w:firstLine="0" w:firstLineChars="0"/>
+              <w:pStyle w:val="a1"/>
+              <w:widowControl w:val="0"/>
+              <w:ind w:left="0" w:right="0" w:firstLine="0" w:leftChars="0" w:rightChars="0" w:firstLineChars="0"/>
               <w:jc w:val="center"/>
               <w:rPr>
                 <w:rFonts w:hint="default"/>
@@ -6250,9 +6111,9 @@
           </w:tcPr>
           <w:p>
             <w:pPr>
-              <w:pStyle w:val="29"/>
-              <w:widowControl w:val="0"/>
-              <w:ind w:left="0" w:leftChars="0" w:right="0" w:rightChars="0" w:firstLine="0" w:firstLineChars="0"/>
+              <w:pStyle w:val="a1"/>
+              <w:widowControl w:val="0"/>
+              <w:ind w:left="0" w:right="0" w:firstLine="0" w:leftChars="0" w:rightChars="0" w:firstLineChars="0"/>
               <w:jc w:val="both"/>
               <w:rPr>
                 <w:rFonts w:hint="default"/>
@@ -6276,9 +6137,9 @@
           </w:tcPr>
           <w:p>
             <w:pPr>
-              <w:pStyle w:val="29"/>
-              <w:widowControl w:val="0"/>
-              <w:ind w:left="0" w:leftChars="0" w:right="0" w:rightChars="0" w:firstLine="0" w:firstLineChars="0"/>
+              <w:pStyle w:val="a1"/>
+              <w:widowControl w:val="0"/>
+              <w:ind w:left="0" w:right="0" w:firstLine="0" w:leftChars="0" w:rightChars="0" w:firstLineChars="0"/>
               <w:jc w:val="both"/>
               <w:rPr>
                 <w:rFonts w:hint="default"/>
@@ -6302,9 +6163,9 @@
           </w:tcPr>
           <w:p>
             <w:pPr>
-              <w:pStyle w:val="29"/>
-              <w:widowControl w:val="0"/>
-              <w:ind w:left="0" w:leftChars="0" w:right="0" w:rightChars="0" w:firstLine="0" w:firstLineChars="0"/>
+              <w:pStyle w:val="a1"/>
+              <w:widowControl w:val="0"/>
+              <w:ind w:left="0" w:right="0" w:firstLine="0" w:leftChars="0" w:rightChars="0" w:firstLineChars="0"/>
               <w:jc w:val="both"/>
               <w:rPr>
                 <w:rFonts w:hint="default"/>
@@ -6325,14 +6186,8 @@
       </w:tr>
       <w:tr>
         <w:tblPrEx>
-          <w:tblBorders>
-            <w:top w:val="single" w:color="auto" w:sz="4" w:space="0"/>
-            <w:left w:val="single" w:color="auto" w:sz="4" w:space="0"/>
-            <w:bottom w:val="single" w:color="auto" w:sz="4" w:space="0"/>
-            <w:right w:val="single" w:color="auto" w:sz="4" w:space="0"/>
-            <w:insideH w:val="single" w:color="auto" w:sz="4" w:space="0"/>
-            <w:insideV w:val="single" w:color="auto" w:sz="4" w:space="0"/>
-          </w:tblBorders>
+          <w:tblW w:w="0" w:type="auto"/>
+          <w:jc w:val="center"/>
           <w:tblCellMar>
             <w:top w:w="0" w:type="dxa"/>
             <w:left w:w="108" w:type="dxa"/>
@@ -6349,9 +6204,9 @@
           </w:tcPr>
           <w:p>
             <w:pPr>
-              <w:pStyle w:val="29"/>
-              <w:widowControl w:val="0"/>
-              <w:ind w:left="0" w:leftChars="0" w:right="0" w:rightChars="0" w:firstLine="0" w:firstLineChars="0"/>
+              <w:pStyle w:val="a1"/>
+              <w:widowControl w:val="0"/>
+              <w:ind w:left="0" w:right="0" w:firstLine="0" w:leftChars="0" w:rightChars="0" w:firstLineChars="0"/>
               <w:jc w:val="center"/>
               <w:rPr>
                 <w:rFonts w:hint="default"/>
@@ -6375,9 +6230,9 @@
           </w:tcPr>
           <w:p>
             <w:pPr>
-              <w:pStyle w:val="29"/>
-              <w:widowControl w:val="0"/>
-              <w:ind w:left="0" w:leftChars="0" w:right="0" w:rightChars="0" w:firstLine="0" w:firstLineChars="0"/>
+              <w:pStyle w:val="a1"/>
+              <w:widowControl w:val="0"/>
+              <w:ind w:left="0" w:right="0" w:firstLine="0" w:leftChars="0" w:rightChars="0" w:firstLineChars="0"/>
               <w:jc w:val="center"/>
               <w:rPr>
                 <w:rFonts w:hint="default"/>
@@ -6401,9 +6256,9 @@
           </w:tcPr>
           <w:p>
             <w:pPr>
-              <w:pStyle w:val="29"/>
-              <w:widowControl w:val="0"/>
-              <w:ind w:left="0" w:leftChars="0" w:right="0" w:rightChars="0" w:firstLine="0" w:firstLineChars="0"/>
+              <w:pStyle w:val="a1"/>
+              <w:widowControl w:val="0"/>
+              <w:ind w:left="0" w:right="0" w:firstLine="0" w:leftChars="0" w:rightChars="0" w:firstLineChars="0"/>
               <w:jc w:val="both"/>
               <w:rPr>
                 <w:rFonts w:hint="default"/>
@@ -6427,9 +6282,9 @@
           </w:tcPr>
           <w:p>
             <w:pPr>
-              <w:pStyle w:val="29"/>
-              <w:widowControl w:val="0"/>
-              <w:ind w:left="0" w:leftChars="0" w:right="0" w:rightChars="0" w:firstLine="0" w:firstLineChars="0"/>
+              <w:pStyle w:val="a1"/>
+              <w:widowControl w:val="0"/>
+              <w:ind w:left="0" w:right="0" w:firstLine="0" w:leftChars="0" w:rightChars="0" w:firstLineChars="0"/>
               <w:jc w:val="both"/>
               <w:rPr>
                 <w:rFonts w:hint="default"/>
@@ -6453,9 +6308,9 @@
           </w:tcPr>
           <w:p>
             <w:pPr>
-              <w:pStyle w:val="29"/>
-              <w:widowControl w:val="0"/>
-              <w:ind w:left="0" w:leftChars="0" w:right="0" w:rightChars="0" w:firstLine="0" w:firstLineChars="0"/>
+              <w:pStyle w:val="a1"/>
+              <w:widowControl w:val="0"/>
+              <w:ind w:left="0" w:right="0" w:firstLine="0" w:leftChars="0" w:rightChars="0" w:firstLineChars="0"/>
               <w:jc w:val="both"/>
               <w:rPr>
                 <w:rFonts w:hint="default"/>
@@ -6476,14 +6331,8 @@
       </w:tr>
       <w:tr>
         <w:tblPrEx>
-          <w:tblBorders>
-            <w:top w:val="single" w:color="auto" w:sz="4" w:space="0"/>
-            <w:left w:val="single" w:color="auto" w:sz="4" w:space="0"/>
-            <w:bottom w:val="single" w:color="auto" w:sz="4" w:space="0"/>
-            <w:right w:val="single" w:color="auto" w:sz="4" w:space="0"/>
-            <w:insideH w:val="single" w:color="auto" w:sz="4" w:space="0"/>
-            <w:insideV w:val="single" w:color="auto" w:sz="4" w:space="0"/>
-          </w:tblBorders>
+          <w:tblW w:w="0" w:type="auto"/>
+          <w:jc w:val="center"/>
           <w:tblCellMar>
             <w:top w:w="0" w:type="dxa"/>
             <w:left w:w="108" w:type="dxa"/>
@@ -6500,9 +6349,9 @@
           </w:tcPr>
           <w:p>
             <w:pPr>
-              <w:pStyle w:val="29"/>
-              <w:widowControl w:val="0"/>
-              <w:ind w:left="0" w:leftChars="0" w:right="0" w:rightChars="0" w:firstLine="0" w:firstLineChars="0"/>
+              <w:pStyle w:val="a1"/>
+              <w:widowControl w:val="0"/>
+              <w:ind w:left="0" w:right="0" w:firstLine="0" w:leftChars="0" w:rightChars="0" w:firstLineChars="0"/>
               <w:jc w:val="center"/>
               <w:rPr>
                 <w:rFonts w:hint="default"/>
@@ -6526,9 +6375,9 @@
           </w:tcPr>
           <w:p>
             <w:pPr>
-              <w:pStyle w:val="29"/>
-              <w:widowControl w:val="0"/>
-              <w:ind w:left="0" w:leftChars="0" w:right="0" w:rightChars="0" w:firstLine="0" w:firstLineChars="0"/>
+              <w:pStyle w:val="a1"/>
+              <w:widowControl w:val="0"/>
+              <w:ind w:left="0" w:right="0" w:firstLine="0" w:leftChars="0" w:rightChars="0" w:firstLineChars="0"/>
               <w:jc w:val="center"/>
               <w:rPr>
                 <w:rFonts w:hint="default"/>
@@ -6552,9 +6401,9 @@
           </w:tcPr>
           <w:p>
             <w:pPr>
-              <w:pStyle w:val="29"/>
-              <w:widowControl w:val="0"/>
-              <w:ind w:left="0" w:leftChars="0" w:right="0" w:rightChars="0" w:firstLine="0" w:firstLineChars="0"/>
+              <w:pStyle w:val="a1"/>
+              <w:widowControl w:val="0"/>
+              <w:ind w:left="0" w:right="0" w:firstLine="0" w:leftChars="0" w:rightChars="0" w:firstLineChars="0"/>
               <w:jc w:val="both"/>
               <w:rPr>
                 <w:rFonts w:hint="default"/>
@@ -6578,9 +6427,9 @@
           </w:tcPr>
           <w:p>
             <w:pPr>
-              <w:pStyle w:val="29"/>
-              <w:widowControl w:val="0"/>
-              <w:ind w:left="0" w:leftChars="0" w:right="0" w:rightChars="0" w:firstLine="0" w:firstLineChars="0"/>
+              <w:pStyle w:val="a1"/>
+              <w:widowControl w:val="0"/>
+              <w:ind w:left="0" w:right="0" w:firstLine="0" w:leftChars="0" w:rightChars="0" w:firstLineChars="0"/>
               <w:jc w:val="both"/>
               <w:rPr>
                 <w:rFonts w:hint="default"/>
@@ -6604,9 +6453,9 @@
           </w:tcPr>
           <w:p>
             <w:pPr>
-              <w:pStyle w:val="29"/>
-              <w:widowControl w:val="0"/>
-              <w:ind w:left="0" w:leftChars="0" w:right="0" w:rightChars="0" w:firstLine="0" w:firstLineChars="0"/>
+              <w:pStyle w:val="a1"/>
+              <w:widowControl w:val="0"/>
+              <w:ind w:left="0" w:right="0" w:firstLine="0" w:leftChars="0" w:rightChars="0" w:firstLineChars="0"/>
               <w:jc w:val="both"/>
               <w:rPr>
                 <w:rFonts w:hint="default"/>
@@ -6628,7 +6477,7 @@
     </w:tbl>
     <w:p>
       <w:pPr>
-        <w:pStyle w:val="30"/>
+        <w:pStyle w:val="2"/>
         <w:bidi w:val="0"/>
         <w:rPr>
           <w:rFonts w:hint="default"/>
@@ -6654,7 +6503,7 @@
     </w:p>
     <w:p>
       <w:pPr>
-        <w:pStyle w:val="29"/>
+        <w:pStyle w:val="a1"/>
         <w:rPr>
           <w:rFonts w:hint="eastAsia"/>
           <w:lang w:val="en-US" w:eastAsia="zh-CN"/>
@@ -6670,7 +6519,7 @@
     </w:p>
     <w:p>
       <w:pPr>
-        <w:pStyle w:val="29"/>
+        <w:pStyle w:val="a1"/>
         <w:bidi w:val="0"/>
         <w:rPr>
           <w:rFonts w:hint="eastAsia"/>
@@ -6687,8 +6536,8 @@
     </w:p>
     <w:p>
       <w:pPr>
-        <w:pStyle w:val="29"/>
-        <w:ind w:left="0" w:leftChars="0" w:right="0" w:rightChars="0" w:firstLine="0" w:firstLineChars="0"/>
+        <w:pStyle w:val="a1"/>
+        <w:ind w:left="0" w:right="0" w:firstLine="0" w:leftChars="0" w:rightChars="0" w:firstLineChars="0"/>
         <w:jc w:val="center"/>
         <w:rPr>
           <w:rFonts w:hint="eastAsia"/>
@@ -6789,18 +6638,17 @@
     </w:p>
     <w:tbl>
       <w:tblPr>
-        <w:tblStyle w:val="21"/>
+        <w:tblStyle w:val="TableGrid"/>
         <w:tblW w:w="7667" w:type="dxa"/>
         <w:jc w:val="center"/>
         <w:tblBorders>
-          <w:top w:val="single" w:color="auto" w:sz="4" w:space="0"/>
-          <w:left w:val="single" w:color="auto" w:sz="4" w:space="0"/>
-          <w:bottom w:val="single" w:color="auto" w:sz="4" w:space="0"/>
-          <w:right w:val="single" w:color="auto" w:sz="4" w:space="0"/>
-          <w:insideH w:val="single" w:color="auto" w:sz="4" w:space="0"/>
-          <w:insideV w:val="single" w:color="auto" w:sz="4" w:space="0"/>
+          <w:top w:val="single" w:sz="4" w:space="0" w:color="auto"/>
+          <w:left w:val="single" w:sz="4" w:space="0" w:color="auto"/>
+          <w:bottom w:val="single" w:sz="4" w:space="0" w:color="auto"/>
+          <w:right w:val="single" w:sz="4" w:space="0" w:color="auto"/>
+          <w:insideH w:val="single" w:sz="4" w:space="0" w:color="auto"/>
+          <w:insideV w:val="single" w:sz="4" w:space="0" w:color="auto"/>
         </w:tblBorders>
-        <w:tblLayout w:type="autofit"/>
         <w:tblCellMar>
           <w:top w:w="0" w:type="dxa"/>
           <w:left w:w="108" w:type="dxa"/>
@@ -6816,13 +6664,15 @@
       </w:tblGrid>
       <w:tr>
         <w:tblPrEx>
+          <w:tblW w:w="7667" w:type="dxa"/>
+          <w:jc w:val="center"/>
           <w:tblBorders>
-            <w:top w:val="single" w:color="auto" w:sz="4" w:space="0"/>
-            <w:left w:val="single" w:color="auto" w:sz="4" w:space="0"/>
-            <w:bottom w:val="single" w:color="auto" w:sz="4" w:space="0"/>
-            <w:right w:val="single" w:color="auto" w:sz="4" w:space="0"/>
-            <w:insideH w:val="single" w:color="auto" w:sz="4" w:space="0"/>
-            <w:insideV w:val="single" w:color="auto" w:sz="4" w:space="0"/>
+            <w:top w:val="single" w:sz="4" w:space="0" w:color="auto"/>
+            <w:left w:val="single" w:sz="4" w:space="0" w:color="auto"/>
+            <w:bottom w:val="single" w:sz="4" w:space="0" w:color="auto"/>
+            <w:right w:val="single" w:sz="4" w:space="0" w:color="auto"/>
+            <w:insideH w:val="single" w:sz="4" w:space="0" w:color="auto"/>
+            <w:insideV w:val="single" w:sz="4" w:space="0" w:color="auto"/>
           </w:tblBorders>
           <w:tblCellMar>
             <w:top w:w="0" w:type="dxa"/>
@@ -6840,9 +6690,9 @@
           </w:tcPr>
           <w:p>
             <w:pPr>
-              <w:pStyle w:val="29"/>
-              <w:widowControl w:val="0"/>
-              <w:ind w:left="0" w:leftChars="0" w:right="0" w:rightChars="0" w:firstLine="0" w:firstLineChars="0"/>
+              <w:pStyle w:val="a1"/>
+              <w:widowControl w:val="0"/>
+              <w:ind w:left="0" w:right="0" w:firstLine="0" w:leftChars="0" w:rightChars="0" w:firstLineChars="0"/>
               <w:jc w:val="center"/>
               <w:rPr>
                 <w:rFonts w:hint="default"/>
@@ -6870,9 +6720,9 @@
           </w:tcPr>
           <w:p>
             <w:pPr>
-              <w:pStyle w:val="29"/>
-              <w:widowControl w:val="0"/>
-              <w:ind w:left="0" w:leftChars="0" w:right="0" w:rightChars="0" w:firstLine="0" w:firstLineChars="0"/>
+              <w:pStyle w:val="a1"/>
+              <w:widowControl w:val="0"/>
+              <w:ind w:left="0" w:right="0" w:firstLine="0" w:leftChars="0" w:rightChars="0" w:firstLineChars="0"/>
               <w:jc w:val="center"/>
               <w:rPr>
                 <w:rFonts w:hint="default"/>
@@ -6900,9 +6750,9 @@
           </w:tcPr>
           <w:p>
             <w:pPr>
-              <w:pStyle w:val="29"/>
-              <w:widowControl w:val="0"/>
-              <w:ind w:left="0" w:leftChars="0" w:right="0" w:rightChars="0" w:firstLine="0" w:firstLineChars="0"/>
+              <w:pStyle w:val="a1"/>
+              <w:widowControl w:val="0"/>
+              <w:ind w:left="0" w:right="0" w:firstLine="0" w:leftChars="0" w:rightChars="0" w:firstLineChars="0"/>
               <w:jc w:val="both"/>
               <w:rPr>
                 <w:rFonts w:hint="default"/>
@@ -6930,9 +6780,9 @@
           </w:tcPr>
           <w:p>
             <w:pPr>
-              <w:pStyle w:val="29"/>
-              <w:widowControl w:val="0"/>
-              <w:ind w:left="0" w:leftChars="0" w:right="0" w:rightChars="0" w:firstLine="0" w:firstLineChars="0"/>
+              <w:pStyle w:val="a1"/>
+              <w:widowControl w:val="0"/>
+              <w:ind w:left="0" w:right="0" w:firstLine="0" w:leftChars="0" w:rightChars="0" w:firstLineChars="0"/>
               <w:jc w:val="center"/>
               <w:rPr>
                 <w:rFonts w:hint="default"/>
@@ -6957,14 +6807,8 @@
       </w:tr>
       <w:tr>
         <w:tblPrEx>
-          <w:tblBorders>
-            <w:top w:val="single" w:color="auto" w:sz="4" w:space="0"/>
-            <w:left w:val="single" w:color="auto" w:sz="4" w:space="0"/>
-            <w:bottom w:val="single" w:color="auto" w:sz="4" w:space="0"/>
-            <w:right w:val="single" w:color="auto" w:sz="4" w:space="0"/>
-            <w:insideH w:val="single" w:color="auto" w:sz="4" w:space="0"/>
-            <w:insideV w:val="single" w:color="auto" w:sz="4" w:space="0"/>
-          </w:tblBorders>
+          <w:tblW w:w="7667" w:type="dxa"/>
+          <w:jc w:val="center"/>
           <w:tblCellMar>
             <w:top w:w="0" w:type="dxa"/>
             <w:left w:w="108" w:type="dxa"/>
@@ -6981,9 +6825,9 @@
           </w:tcPr>
           <w:p>
             <w:pPr>
-              <w:pStyle w:val="29"/>
-              <w:widowControl w:val="0"/>
-              <w:ind w:left="0" w:leftChars="0" w:right="0" w:rightChars="0" w:firstLine="0" w:firstLineChars="0"/>
+              <w:pStyle w:val="a1"/>
+              <w:widowControl w:val="0"/>
+              <w:ind w:left="0" w:right="0" w:firstLine="0" w:leftChars="0" w:rightChars="0" w:firstLineChars="0"/>
               <w:jc w:val="center"/>
               <w:rPr>
                 <w:rFonts w:hint="default"/>
@@ -7007,9 +6851,9 @@
           </w:tcPr>
           <w:p>
             <w:pPr>
-              <w:pStyle w:val="29"/>
-              <w:widowControl w:val="0"/>
-              <w:ind w:left="0" w:leftChars="0" w:right="0" w:rightChars="0" w:firstLine="0" w:firstLineChars="0"/>
+              <w:pStyle w:val="a1"/>
+              <w:widowControl w:val="0"/>
+              <w:ind w:left="0" w:right="0" w:firstLine="0" w:leftChars="0" w:rightChars="0" w:firstLineChars="0"/>
               <w:jc w:val="center"/>
               <w:rPr>
                 <w:rFonts w:hint="default"/>
@@ -7033,9 +6877,9 @@
           </w:tcPr>
           <w:p>
             <w:pPr>
-              <w:pStyle w:val="29"/>
-              <w:widowControl w:val="0"/>
-              <w:ind w:left="0" w:leftChars="0" w:right="0" w:rightChars="0" w:firstLine="0" w:firstLineChars="0"/>
+              <w:pStyle w:val="a1"/>
+              <w:widowControl w:val="0"/>
+              <w:ind w:left="0" w:right="0" w:firstLine="0" w:leftChars="0" w:rightChars="0" w:firstLineChars="0"/>
               <w:jc w:val="both"/>
               <w:rPr>
                 <w:rFonts w:hint="default"/>
@@ -7060,9 +6904,9 @@
           </w:tcPr>
           <w:p>
             <w:pPr>
-              <w:pStyle w:val="29"/>
-              <w:widowControl w:val="0"/>
-              <w:ind w:left="0" w:leftChars="0" w:right="0" w:rightChars="0" w:firstLine="0" w:firstLineChars="0"/>
+              <w:pStyle w:val="a1"/>
+              <w:widowControl w:val="0"/>
+              <w:ind w:left="0" w:right="0" w:firstLine="0" w:leftChars="0" w:rightChars="0" w:firstLineChars="0"/>
               <w:jc w:val="center"/>
               <w:rPr>
                 <w:rFonts w:hint="default"/>
@@ -7083,14 +6927,8 @@
       </w:tr>
       <w:tr>
         <w:tblPrEx>
-          <w:tblBorders>
-            <w:top w:val="single" w:color="auto" w:sz="4" w:space="0"/>
-            <w:left w:val="single" w:color="auto" w:sz="4" w:space="0"/>
-            <w:bottom w:val="single" w:color="auto" w:sz="4" w:space="0"/>
-            <w:right w:val="single" w:color="auto" w:sz="4" w:space="0"/>
-            <w:insideH w:val="single" w:color="auto" w:sz="4" w:space="0"/>
-            <w:insideV w:val="single" w:color="auto" w:sz="4" w:space="0"/>
-          </w:tblBorders>
+          <w:tblW w:w="7667" w:type="dxa"/>
+          <w:jc w:val="center"/>
           <w:tblCellMar>
             <w:top w:w="0" w:type="dxa"/>
             <w:left w:w="108" w:type="dxa"/>
@@ -7107,9 +6945,9 @@
           </w:tcPr>
           <w:p>
             <w:pPr>
-              <w:pStyle w:val="29"/>
-              <w:widowControl w:val="0"/>
-              <w:ind w:left="0" w:leftChars="0" w:right="0" w:rightChars="0" w:firstLine="0" w:firstLineChars="0"/>
+              <w:pStyle w:val="a1"/>
+              <w:widowControl w:val="0"/>
+              <w:ind w:left="0" w:right="0" w:firstLine="0" w:leftChars="0" w:rightChars="0" w:firstLineChars="0"/>
               <w:jc w:val="center"/>
               <w:rPr>
                 <w:rFonts w:hint="default"/>
@@ -7133,9 +6971,9 @@
           </w:tcPr>
           <w:p>
             <w:pPr>
-              <w:pStyle w:val="29"/>
-              <w:widowControl w:val="0"/>
-              <w:ind w:left="0" w:leftChars="0" w:right="0" w:rightChars="0" w:firstLine="0" w:firstLineChars="0"/>
+              <w:pStyle w:val="a1"/>
+              <w:widowControl w:val="0"/>
+              <w:ind w:left="0" w:right="0" w:firstLine="0" w:leftChars="0" w:rightChars="0" w:firstLineChars="0"/>
               <w:jc w:val="center"/>
               <w:rPr>
                 <w:rFonts w:hint="default"/>
@@ -7159,9 +6997,9 @@
           </w:tcPr>
           <w:p>
             <w:pPr>
-              <w:pStyle w:val="29"/>
-              <w:widowControl w:val="0"/>
-              <w:ind w:left="0" w:leftChars="0" w:right="0" w:rightChars="0" w:firstLine="0" w:firstLineChars="0"/>
+              <w:pStyle w:val="a1"/>
+              <w:widowControl w:val="0"/>
+              <w:ind w:left="0" w:right="0" w:firstLine="0" w:leftChars="0" w:rightChars="0" w:firstLineChars="0"/>
               <w:jc w:val="both"/>
               <w:rPr>
                 <w:rFonts w:hint="default"/>
@@ -7186,9 +7024,9 @@
           </w:tcPr>
           <w:p>
             <w:pPr>
-              <w:pStyle w:val="29"/>
-              <w:widowControl w:val="0"/>
-              <w:ind w:left="0" w:leftChars="0" w:right="0" w:rightChars="0" w:firstLine="0" w:firstLineChars="0"/>
+              <w:pStyle w:val="a1"/>
+              <w:widowControl w:val="0"/>
+              <w:ind w:left="0" w:right="0" w:firstLine="0" w:leftChars="0" w:rightChars="0" w:firstLineChars="0"/>
               <w:jc w:val="center"/>
               <w:rPr>
                 <w:rFonts w:hint="eastAsia"/>
@@ -7209,14 +7047,8 @@
       </w:tr>
       <w:tr>
         <w:tblPrEx>
-          <w:tblBorders>
-            <w:top w:val="single" w:color="auto" w:sz="4" w:space="0"/>
-            <w:left w:val="single" w:color="auto" w:sz="4" w:space="0"/>
-            <w:bottom w:val="single" w:color="auto" w:sz="4" w:space="0"/>
-            <w:right w:val="single" w:color="auto" w:sz="4" w:space="0"/>
-            <w:insideH w:val="single" w:color="auto" w:sz="4" w:space="0"/>
-            <w:insideV w:val="single" w:color="auto" w:sz="4" w:space="0"/>
-          </w:tblBorders>
+          <w:tblW w:w="7667" w:type="dxa"/>
+          <w:jc w:val="center"/>
           <w:tblCellMar>
             <w:top w:w="0" w:type="dxa"/>
             <w:left w:w="108" w:type="dxa"/>
@@ -7233,9 +7065,9 @@
           </w:tcPr>
           <w:p>
             <w:pPr>
-              <w:pStyle w:val="29"/>
-              <w:widowControl w:val="0"/>
-              <w:ind w:left="0" w:leftChars="0" w:right="0" w:rightChars="0" w:firstLine="0" w:firstLineChars="0"/>
+              <w:pStyle w:val="a1"/>
+              <w:widowControl w:val="0"/>
+              <w:ind w:left="0" w:right="0" w:firstLine="0" w:leftChars="0" w:rightChars="0" w:firstLineChars="0"/>
               <w:jc w:val="center"/>
               <w:rPr>
                 <w:rFonts w:hint="default"/>
@@ -7259,9 +7091,9 @@
           </w:tcPr>
           <w:p>
             <w:pPr>
-              <w:pStyle w:val="29"/>
-              <w:widowControl w:val="0"/>
-              <w:ind w:left="0" w:leftChars="0" w:right="0" w:rightChars="0" w:firstLine="0" w:firstLineChars="0"/>
+              <w:pStyle w:val="a1"/>
+              <w:widowControl w:val="0"/>
+              <w:ind w:left="0" w:right="0" w:firstLine="0" w:leftChars="0" w:rightChars="0" w:firstLineChars="0"/>
               <w:jc w:val="center"/>
               <w:rPr>
                 <w:rFonts w:hint="default"/>
@@ -7285,9 +7117,9 @@
           </w:tcPr>
           <w:p>
             <w:pPr>
-              <w:pStyle w:val="29"/>
-              <w:widowControl w:val="0"/>
-              <w:ind w:left="0" w:leftChars="0" w:right="0" w:rightChars="0" w:firstLine="0" w:firstLineChars="0"/>
+              <w:pStyle w:val="a1"/>
+              <w:widowControl w:val="0"/>
+              <w:ind w:left="0" w:right="0" w:firstLine="0" w:leftChars="0" w:rightChars="0" w:firstLineChars="0"/>
               <w:jc w:val="both"/>
               <w:rPr>
                 <w:rFonts w:hint="default"/>
@@ -7312,9 +7144,9 @@
           </w:tcPr>
           <w:p>
             <w:pPr>
-              <w:pStyle w:val="29"/>
-              <w:widowControl w:val="0"/>
-              <w:ind w:left="0" w:leftChars="0" w:right="0" w:rightChars="0" w:firstLine="0" w:firstLineChars="0"/>
+              <w:pStyle w:val="a1"/>
+              <w:widowControl w:val="0"/>
+              <w:ind w:left="0" w:right="0" w:firstLine="0" w:leftChars="0" w:rightChars="0" w:firstLineChars="0"/>
               <w:jc w:val="center"/>
               <w:rPr>
                 <w:rFonts w:hint="eastAsia"/>
@@ -7335,14 +7167,8 @@
       </w:tr>
       <w:tr>
         <w:tblPrEx>
-          <w:tblBorders>
-            <w:top w:val="single" w:color="auto" w:sz="4" w:space="0"/>
-            <w:left w:val="single" w:color="auto" w:sz="4" w:space="0"/>
-            <w:bottom w:val="single" w:color="auto" w:sz="4" w:space="0"/>
-            <w:right w:val="single" w:color="auto" w:sz="4" w:space="0"/>
-            <w:insideH w:val="single" w:color="auto" w:sz="4" w:space="0"/>
-            <w:insideV w:val="single" w:color="auto" w:sz="4" w:space="0"/>
-          </w:tblBorders>
+          <w:tblW w:w="7667" w:type="dxa"/>
+          <w:jc w:val="center"/>
           <w:tblCellMar>
             <w:top w:w="0" w:type="dxa"/>
             <w:left w:w="108" w:type="dxa"/>
@@ -7359,9 +7185,9 @@
           </w:tcPr>
           <w:p>
             <w:pPr>
-              <w:pStyle w:val="29"/>
-              <w:widowControl w:val="0"/>
-              <w:ind w:left="0" w:leftChars="0" w:right="0" w:rightChars="0" w:firstLine="0" w:firstLineChars="0"/>
+              <w:pStyle w:val="a1"/>
+              <w:widowControl w:val="0"/>
+              <w:ind w:left="0" w:right="0" w:firstLine="0" w:leftChars="0" w:rightChars="0" w:firstLineChars="0"/>
               <w:jc w:val="center"/>
               <w:rPr>
                 <w:rFonts w:hint="default"/>
@@ -7385,9 +7211,9 @@
           </w:tcPr>
           <w:p>
             <w:pPr>
-              <w:pStyle w:val="29"/>
-              <w:widowControl w:val="0"/>
-              <w:ind w:left="0" w:leftChars="0" w:right="0" w:rightChars="0" w:firstLine="0" w:firstLineChars="0"/>
+              <w:pStyle w:val="a1"/>
+              <w:widowControl w:val="0"/>
+              <w:ind w:left="0" w:right="0" w:firstLine="0" w:leftChars="0" w:rightChars="0" w:firstLineChars="0"/>
               <w:jc w:val="center"/>
               <w:rPr>
                 <w:rFonts w:hint="default"/>
@@ -7411,9 +7237,9 @@
           </w:tcPr>
           <w:p>
             <w:pPr>
-              <w:pStyle w:val="29"/>
-              <w:widowControl w:val="0"/>
-              <w:ind w:left="0" w:leftChars="0" w:right="0" w:rightChars="0" w:firstLine="0" w:firstLineChars="0"/>
+              <w:pStyle w:val="a1"/>
+              <w:widowControl w:val="0"/>
+              <w:ind w:left="0" w:right="0" w:firstLine="0" w:leftChars="0" w:rightChars="0" w:firstLineChars="0"/>
               <w:jc w:val="both"/>
               <w:rPr>
                 <w:rFonts w:hint="default"/>
@@ -7438,9 +7264,9 @@
           </w:tcPr>
           <w:p>
             <w:pPr>
-              <w:pStyle w:val="29"/>
-              <w:widowControl w:val="0"/>
-              <w:ind w:left="0" w:leftChars="0" w:right="0" w:rightChars="0" w:firstLine="0" w:firstLineChars="0"/>
+              <w:pStyle w:val="a1"/>
+              <w:widowControl w:val="0"/>
+              <w:ind w:left="0" w:right="0" w:firstLine="0" w:leftChars="0" w:rightChars="0" w:firstLineChars="0"/>
               <w:jc w:val="center"/>
               <w:rPr>
                 <w:rFonts w:hint="eastAsia"/>
@@ -7461,14 +7287,8 @@
       </w:tr>
       <w:tr>
         <w:tblPrEx>
-          <w:tblBorders>
-            <w:top w:val="single" w:color="auto" w:sz="4" w:space="0"/>
-            <w:left w:val="single" w:color="auto" w:sz="4" w:space="0"/>
-            <w:bottom w:val="single" w:color="auto" w:sz="4" w:space="0"/>
-            <w:right w:val="single" w:color="auto" w:sz="4" w:space="0"/>
-            <w:insideH w:val="single" w:color="auto" w:sz="4" w:space="0"/>
-            <w:insideV w:val="single" w:color="auto" w:sz="4" w:space="0"/>
-          </w:tblBorders>
+          <w:tblW w:w="7667" w:type="dxa"/>
+          <w:jc w:val="center"/>
           <w:tblCellMar>
             <w:top w:w="0" w:type="dxa"/>
             <w:left w:w="108" w:type="dxa"/>
@@ -7485,9 +7305,9 @@
           </w:tcPr>
           <w:p>
             <w:pPr>
-              <w:pStyle w:val="29"/>
-              <w:widowControl w:val="0"/>
-              <w:ind w:left="0" w:leftChars="0" w:right="0" w:rightChars="0" w:firstLine="0" w:firstLineChars="0"/>
+              <w:pStyle w:val="a1"/>
+              <w:widowControl w:val="0"/>
+              <w:ind w:left="0" w:right="0" w:firstLine="0" w:leftChars="0" w:rightChars="0" w:firstLineChars="0"/>
               <w:jc w:val="center"/>
               <w:rPr>
                 <w:rFonts w:hint="default"/>
@@ -7511,9 +7331,9 @@
           </w:tcPr>
           <w:p>
             <w:pPr>
-              <w:pStyle w:val="29"/>
-              <w:widowControl w:val="0"/>
-              <w:ind w:left="0" w:leftChars="0" w:right="0" w:rightChars="0" w:firstLine="0" w:firstLineChars="0"/>
+              <w:pStyle w:val="a1"/>
+              <w:widowControl w:val="0"/>
+              <w:ind w:left="0" w:right="0" w:firstLine="0" w:leftChars="0" w:rightChars="0" w:firstLineChars="0"/>
               <w:jc w:val="center"/>
               <w:rPr>
                 <w:rFonts w:hint="default"/>
@@ -7537,9 +7357,9 @@
           </w:tcPr>
           <w:p>
             <w:pPr>
-              <w:pStyle w:val="29"/>
-              <w:widowControl w:val="0"/>
-              <w:ind w:left="0" w:leftChars="0" w:right="0" w:rightChars="0" w:firstLine="0" w:firstLineChars="0"/>
+              <w:pStyle w:val="a1"/>
+              <w:widowControl w:val="0"/>
+              <w:ind w:left="0" w:right="0" w:firstLine="0" w:leftChars="0" w:rightChars="0" w:firstLineChars="0"/>
               <w:jc w:val="both"/>
               <w:rPr>
                 <w:rFonts w:hint="default"/>
@@ -7564,9 +7384,9 @@
           </w:tcPr>
           <w:p>
             <w:pPr>
-              <w:pStyle w:val="29"/>
-              <w:widowControl w:val="0"/>
-              <w:ind w:left="0" w:leftChars="0" w:right="0" w:rightChars="0" w:firstLine="0" w:firstLineChars="0"/>
+              <w:pStyle w:val="a1"/>
+              <w:widowControl w:val="0"/>
+              <w:ind w:left="0" w:right="0" w:firstLine="0" w:leftChars="0" w:rightChars="0" w:firstLineChars="0"/>
               <w:jc w:val="center"/>
               <w:rPr>
                 <w:rFonts w:hint="eastAsia"/>
@@ -7588,7 +7408,7 @@
     </w:tbl>
     <w:p>
       <w:pPr>
-        <w:pStyle w:val="28"/>
+        <w:pStyle w:val="1"/>
         <w:bidi w:val="0"/>
         <w:rPr>
           <w:rFonts w:hint="default"/>
@@ -7607,7 +7427,7 @@
     </w:p>
     <w:p>
       <w:pPr>
-        <w:pStyle w:val="29"/>
+        <w:pStyle w:val="a1"/>
         <w:rPr>
           <w:rFonts w:hint="eastAsia"/>
           <w:lang w:val="en-US" w:eastAsia="zh-CN"/>
@@ -7644,8 +7464,8 @@
     </w:p>
     <w:p>
       <w:pPr>
-        <w:pStyle w:val="29"/>
-        <w:ind w:left="0" w:leftChars="0" w:right="0" w:rightChars="0" w:firstLine="0" w:firstLineChars="0"/>
+        <w:pStyle w:val="a1"/>
+        <w:ind w:left="0" w:right="0" w:firstLine="0" w:leftChars="0" w:rightChars="0" w:firstLineChars="0"/>
         <w:jc w:val="center"/>
         <w:rPr>
           <w:rFonts w:hint="eastAsia"/>
@@ -7746,18 +7566,17 @@
     </w:p>
     <w:tbl>
       <w:tblPr>
-        <w:tblStyle w:val="21"/>
+        <w:tblStyle w:val="TableGrid"/>
         <w:tblW w:w="0" w:type="auto"/>
         <w:tblInd w:w="0" w:type="dxa"/>
         <w:tblBorders>
-          <w:top w:val="single" w:color="auto" w:sz="4" w:space="0"/>
-          <w:left w:val="single" w:color="auto" w:sz="4" w:space="0"/>
-          <w:bottom w:val="single" w:color="auto" w:sz="4" w:space="0"/>
-          <w:right w:val="single" w:color="auto" w:sz="4" w:space="0"/>
-          <w:insideH w:val="single" w:color="auto" w:sz="4" w:space="0"/>
-          <w:insideV w:val="single" w:color="auto" w:sz="4" w:space="0"/>
+          <w:top w:val="single" w:sz="4" w:space="0" w:color="auto"/>
+          <w:left w:val="single" w:sz="4" w:space="0" w:color="auto"/>
+          <w:bottom w:val="single" w:sz="4" w:space="0" w:color="auto"/>
+          <w:right w:val="single" w:sz="4" w:space="0" w:color="auto"/>
+          <w:insideH w:val="single" w:sz="4" w:space="0" w:color="auto"/>
+          <w:insideV w:val="single" w:sz="4" w:space="0" w:color="auto"/>
         </w:tblBorders>
-        <w:tblLayout w:type="autofit"/>
         <w:tblCellMar>
           <w:top w:w="0" w:type="dxa"/>
           <w:left w:w="108" w:type="dxa"/>
@@ -7773,13 +7592,15 @@
       </w:tblGrid>
       <w:tr>
         <w:tblPrEx>
+          <w:tblW w:w="0" w:type="auto"/>
+          <w:tblInd w:w="0" w:type="dxa"/>
           <w:tblBorders>
-            <w:top w:val="single" w:color="auto" w:sz="4" w:space="0"/>
-            <w:left w:val="single" w:color="auto" w:sz="4" w:space="0"/>
-            <w:bottom w:val="single" w:color="auto" w:sz="4" w:space="0"/>
-            <w:right w:val="single" w:color="auto" w:sz="4" w:space="0"/>
-            <w:insideH w:val="single" w:color="auto" w:sz="4" w:space="0"/>
-            <w:insideV w:val="single" w:color="auto" w:sz="4" w:space="0"/>
+            <w:top w:val="single" w:sz="4" w:space="0" w:color="auto"/>
+            <w:left w:val="single" w:sz="4" w:space="0" w:color="auto"/>
+            <w:bottom w:val="single" w:sz="4" w:space="0" w:color="auto"/>
+            <w:right w:val="single" w:sz="4" w:space="0" w:color="auto"/>
+            <w:insideH w:val="single" w:sz="4" w:space="0" w:color="auto"/>
+            <w:insideV w:val="single" w:sz="4" w:space="0" w:color="auto"/>
           </w:tblBorders>
           <w:tblCellMar>
             <w:top w:w="0" w:type="dxa"/>
@@ -7794,7 +7615,7 @@
           </w:tcPr>
           <w:p>
             <w:pPr>
-              <w:pStyle w:val="29"/>
+              <w:pStyle w:val="a1"/>
               <w:widowControl w:val="0"/>
               <w:rPr>
                 <w:rFonts w:hint="default"/>
@@ -7818,7 +7639,7 @@
           </w:tcPr>
           <w:p>
             <w:pPr>
-              <w:pStyle w:val="29"/>
+              <w:pStyle w:val="a1"/>
               <w:widowControl w:val="0"/>
               <w:rPr>
                 <w:rFonts w:hint="default"/>
@@ -7842,7 +7663,7 @@
           </w:tcPr>
           <w:p>
             <w:pPr>
-              <w:pStyle w:val="29"/>
+              <w:pStyle w:val="a1"/>
               <w:widowControl w:val="0"/>
               <w:rPr>
                 <w:rFonts w:hint="default"/>
@@ -7867,12 +7688,12 @@
           </w:tcPr>
           <w:p>
             <w:pPr>
-              <w:pStyle w:val="29"/>
-              <w:widowControl w:val="0"/>
-              <w:ind w:left="0" w:leftChars="0" w:right="0" w:rightChars="0" w:firstLine="0" w:firstLineChars="0"/>
+              <w:pStyle w:val="a1"/>
+              <w:widowControl w:val="0"/>
+              <w:ind w:left="0" w:right="0" w:firstLine="0" w:leftChars="0" w:rightChars="0" w:firstLineChars="0"/>
               <w:jc w:val="center"/>
               <w:rPr>
-                <w:rFonts w:hint="eastAsia" w:ascii="Arial" w:hAnsi="Arial" w:eastAsia="宋体" w:cs="Arial"/>
+                <w:rFonts w:ascii="Arial" w:eastAsia="宋体" w:hAnsi="Arial" w:cs="Arial" w:hint="eastAsia"/>
                 <w:b/>
                 <w:bCs/>
                 <w:snapToGrid w:val="0"/>
@@ -7899,14 +7720,8 @@
       </w:tr>
       <w:tr>
         <w:tblPrEx>
-          <w:tblBorders>
-            <w:top w:val="single" w:color="auto" w:sz="4" w:space="0"/>
-            <w:left w:val="single" w:color="auto" w:sz="4" w:space="0"/>
-            <w:bottom w:val="single" w:color="auto" w:sz="4" w:space="0"/>
-            <w:right w:val="single" w:color="auto" w:sz="4" w:space="0"/>
-            <w:insideH w:val="single" w:color="auto" w:sz="4" w:space="0"/>
-            <w:insideV w:val="single" w:color="auto" w:sz="4" w:space="0"/>
-          </w:tblBorders>
+          <w:tblW w:w="0" w:type="auto"/>
+          <w:tblInd w:w="0" w:type="dxa"/>
           <w:tblCellMar>
             <w:top w:w="0" w:type="dxa"/>
             <w:left w:w="108" w:type="dxa"/>
@@ -7920,13 +7735,13 @@
           </w:tcPr>
           <w:p>
             <w:pPr>
-              <w:pStyle w:val="29"/>
+              <w:pStyle w:val="a1"/>
               <w:widowControl w:val="0"/>
               <w:numPr>
                 <w:ilvl w:val="0"/>
                 <w:numId w:val="2"/>
               </w:numPr>
-              <w:ind w:left="0" w:leftChars="0" w:right="0" w:rightChars="0" w:firstLine="0" w:firstLineChars="0"/>
+              <w:ind w:left="0" w:right="0" w:firstLine="0" w:leftChars="0" w:rightChars="0" w:firstLineChars="0"/>
               <w:jc w:val="center"/>
               <w:rPr>
                 <w:rFonts w:hint="default"/>
@@ -7942,9 +7757,9 @@
           </w:tcPr>
           <w:p>
             <w:pPr>
-              <w:pStyle w:val="29"/>
-              <w:widowControl w:val="0"/>
-              <w:ind w:left="0" w:leftChars="0" w:firstLine="0" w:firstLineChars="0"/>
+              <w:pStyle w:val="a1"/>
+              <w:widowControl w:val="0"/>
+              <w:ind w:left="0" w:firstLine="0" w:leftChars="0" w:firstLineChars="0"/>
               <w:rPr>
                 <w:rFonts w:hint="default"/>
                 <w:vertAlign w:val="baseline"/>
@@ -7967,7 +7782,7 @@
           </w:tcPr>
           <w:p>
             <w:pPr>
-              <w:pStyle w:val="29"/>
+              <w:pStyle w:val="a1"/>
               <w:widowControl w:val="0"/>
               <w:rPr>
                 <w:rFonts w:hint="default"/>
@@ -7993,12 +7808,12 @@
           </w:tcPr>
           <w:p>
             <w:pPr>
-              <w:pStyle w:val="29"/>
-              <w:widowControl w:val="0"/>
-              <w:ind w:left="0" w:leftChars="0" w:right="0" w:rightChars="0" w:firstLine="0" w:firstLineChars="0"/>
+              <w:pStyle w:val="a1"/>
+              <w:widowControl w:val="0"/>
+              <w:ind w:left="0" w:right="0" w:firstLine="0" w:leftChars="0" w:rightChars="0" w:firstLineChars="0"/>
               <w:jc w:val="center"/>
               <w:rPr>
-                <w:rFonts w:hint="eastAsia" w:ascii="Arial" w:hAnsi="Arial" w:eastAsia="宋体" w:cs="Arial"/>
+                <w:rFonts w:ascii="Arial" w:eastAsia="宋体" w:hAnsi="Arial" w:cs="Arial" w:hint="eastAsia"/>
                 <w:snapToGrid w:val="0"/>
                 <w:color w:val="000000"/>
                 <w:kern w:val="0"/>
@@ -8021,14 +7836,8 @@
       </w:tr>
       <w:tr>
         <w:tblPrEx>
-          <w:tblBorders>
-            <w:top w:val="single" w:color="auto" w:sz="4" w:space="0"/>
-            <w:left w:val="single" w:color="auto" w:sz="4" w:space="0"/>
-            <w:bottom w:val="single" w:color="auto" w:sz="4" w:space="0"/>
-            <w:right w:val="single" w:color="auto" w:sz="4" w:space="0"/>
-            <w:insideH w:val="single" w:color="auto" w:sz="4" w:space="0"/>
-            <w:insideV w:val="single" w:color="auto" w:sz="4" w:space="0"/>
-          </w:tblBorders>
+          <w:tblW w:w="0" w:type="auto"/>
+          <w:tblInd w:w="0" w:type="dxa"/>
           <w:tblCellMar>
             <w:top w:w="0" w:type="dxa"/>
             <w:left w:w="108" w:type="dxa"/>
@@ -8042,13 +7851,13 @@
           </w:tcPr>
           <w:p>
             <w:pPr>
-              <w:pStyle w:val="29"/>
+              <w:pStyle w:val="a1"/>
               <w:widowControl w:val="0"/>
               <w:numPr>
                 <w:ilvl w:val="0"/>
                 <w:numId w:val="2"/>
               </w:numPr>
-              <w:ind w:left="0" w:leftChars="0" w:right="0" w:rightChars="0" w:firstLine="0" w:firstLineChars="0"/>
+              <w:ind w:left="0" w:right="0" w:firstLine="0" w:leftChars="0" w:rightChars="0" w:firstLineChars="0"/>
               <w:jc w:val="center"/>
               <w:rPr>
                 <w:rFonts w:hint="default"/>
@@ -8064,9 +7873,9 @@
           </w:tcPr>
           <w:p>
             <w:pPr>
-              <w:pStyle w:val="29"/>
-              <w:widowControl w:val="0"/>
-              <w:ind w:left="0" w:leftChars="0" w:firstLine="0" w:firstLineChars="0"/>
+              <w:pStyle w:val="a1"/>
+              <w:widowControl w:val="0"/>
+              <w:ind w:left="0" w:firstLine="0" w:leftChars="0" w:firstLineChars="0"/>
               <w:rPr>
                 <w:rFonts w:hint="default"/>
                 <w:vertAlign w:val="baseline"/>
@@ -8089,7 +7898,7 @@
           </w:tcPr>
           <w:p>
             <w:pPr>
-              <w:pStyle w:val="29"/>
+              <w:pStyle w:val="a1"/>
               <w:widowControl w:val="0"/>
               <w:rPr>
                 <w:rFonts w:hint="default"/>
@@ -8115,12 +7924,12 @@
           </w:tcPr>
           <w:p>
             <w:pPr>
-              <w:pStyle w:val="29"/>
-              <w:widowControl w:val="0"/>
-              <w:ind w:left="0" w:leftChars="0" w:right="0" w:rightChars="0" w:firstLine="0" w:firstLineChars="0"/>
+              <w:pStyle w:val="a1"/>
+              <w:widowControl w:val="0"/>
+              <w:ind w:left="0" w:right="0" w:firstLine="0" w:leftChars="0" w:rightChars="0" w:firstLineChars="0"/>
               <w:jc w:val="center"/>
               <w:rPr>
-                <w:rFonts w:hint="eastAsia" w:ascii="Arial" w:hAnsi="Arial" w:eastAsia="宋体" w:cs="Arial"/>
+                <w:rFonts w:ascii="Arial" w:eastAsia="宋体" w:hAnsi="Arial" w:cs="Arial" w:hint="eastAsia"/>
                 <w:snapToGrid w:val="0"/>
                 <w:color w:val="000000"/>
                 <w:kern w:val="0"/>
@@ -8143,14 +7952,8 @@
       </w:tr>
       <w:tr>
         <w:tblPrEx>
-          <w:tblBorders>
-            <w:top w:val="single" w:color="auto" w:sz="4" w:space="0"/>
-            <w:left w:val="single" w:color="auto" w:sz="4" w:space="0"/>
-            <w:bottom w:val="single" w:color="auto" w:sz="4" w:space="0"/>
-            <w:right w:val="single" w:color="auto" w:sz="4" w:space="0"/>
-            <w:insideH w:val="single" w:color="auto" w:sz="4" w:space="0"/>
-            <w:insideV w:val="single" w:color="auto" w:sz="4" w:space="0"/>
-          </w:tblBorders>
+          <w:tblW w:w="0" w:type="auto"/>
+          <w:tblInd w:w="0" w:type="dxa"/>
           <w:tblCellMar>
             <w:top w:w="0" w:type="dxa"/>
             <w:left w:w="108" w:type="dxa"/>
@@ -8164,13 +7967,13 @@
           </w:tcPr>
           <w:p>
             <w:pPr>
-              <w:pStyle w:val="29"/>
+              <w:pStyle w:val="a1"/>
               <w:widowControl w:val="0"/>
               <w:numPr>
                 <w:ilvl w:val="0"/>
                 <w:numId w:val="2"/>
               </w:numPr>
-              <w:ind w:left="0" w:leftChars="0" w:right="0" w:rightChars="0" w:firstLine="0" w:firstLineChars="0"/>
+              <w:ind w:left="0" w:right="0" w:firstLine="0" w:leftChars="0" w:rightChars="0" w:firstLineChars="0"/>
               <w:jc w:val="center"/>
               <w:rPr>
                 <w:rFonts w:hint="default"/>
@@ -8186,9 +7989,9 @@
           </w:tcPr>
           <w:p>
             <w:pPr>
-              <w:pStyle w:val="29"/>
-              <w:widowControl w:val="0"/>
-              <w:ind w:left="0" w:leftChars="0" w:firstLine="0" w:firstLineChars="0"/>
+              <w:pStyle w:val="a1"/>
+              <w:widowControl w:val="0"/>
+              <w:ind w:left="0" w:firstLine="0" w:leftChars="0" w:firstLineChars="0"/>
               <w:rPr>
                 <w:rFonts w:hint="default"/>
                 <w:vertAlign w:val="baseline"/>
@@ -8211,7 +8014,7 @@
           </w:tcPr>
           <w:p>
             <w:pPr>
-              <w:pStyle w:val="29"/>
+              <w:pStyle w:val="a1"/>
               <w:widowControl w:val="0"/>
               <w:rPr>
                 <w:rFonts w:hint="default"/>
@@ -8237,12 +8040,12 @@
           </w:tcPr>
           <w:p>
             <w:pPr>
-              <w:pStyle w:val="29"/>
-              <w:widowControl w:val="0"/>
-              <w:ind w:left="0" w:leftChars="0" w:right="0" w:rightChars="0" w:firstLine="0" w:firstLineChars="0"/>
+              <w:pStyle w:val="a1"/>
+              <w:widowControl w:val="0"/>
+              <w:ind w:left="0" w:right="0" w:firstLine="0" w:leftChars="0" w:rightChars="0" w:firstLineChars="0"/>
               <w:jc w:val="center"/>
               <w:rPr>
-                <w:rFonts w:hint="eastAsia" w:ascii="Arial" w:hAnsi="Arial" w:eastAsia="宋体" w:cs="Arial"/>
+                <w:rFonts w:ascii="Arial" w:eastAsia="宋体" w:hAnsi="Arial" w:cs="Arial" w:hint="eastAsia"/>
                 <w:snapToGrid w:val="0"/>
                 <w:color w:val="000000"/>
                 <w:kern w:val="0"/>
@@ -8266,7 +8069,7 @@
     </w:tbl>
     <w:p>
       <w:pPr>
-        <w:pStyle w:val="29"/>
+        <w:pStyle w:val="a1"/>
         <w:bidi w:val="0"/>
         <w:rPr>
           <w:rFonts w:hint="eastAsia"/>
@@ -8283,8 +8086,8 @@
     </w:p>
     <w:p>
       <w:pPr>
-        <w:pStyle w:val="29"/>
-        <w:ind w:left="0" w:leftChars="0" w:right="0" w:rightChars="0" w:firstLine="0" w:firstLineChars="0"/>
+        <w:pStyle w:val="a1"/>
+        <w:ind w:left="0" w:right="0" w:firstLine="0" w:leftChars="0" w:rightChars="0" w:firstLineChars="0"/>
         <w:jc w:val="center"/>
         <w:rPr>
           <w:rFonts w:hint="eastAsia"/>
@@ -8385,9 +8188,9 @@
     </w:p>
     <w:p>
       <w:pPr>
-        <w:pStyle w:val="29"/>
+        <w:pStyle w:val="a1"/>
         <w:bidi w:val="0"/>
-        <w:ind w:left="0" w:leftChars="0" w:right="0" w:rightChars="0" w:firstLine="0" w:firstLineChars="0"/>
+        <w:ind w:left="0" w:right="0" w:firstLine="0" w:leftChars="0" w:rightChars="0" w:firstLineChars="0"/>
         <w:jc w:val="center"/>
         <w:rPr>
           <w:rFonts w:hint="default"/>
@@ -8413,7 +8216,7 @@
                     </pic:cNvPicPr>
                   </pic:nvPicPr>
                   <pic:blipFill>
-                    <a:blip r:embed="rId20"/>
+                    <a:blip xmlns:r="http://schemas.openxmlformats.org/officeDocument/2006/relationships" r:embed="rId17"/>
                     <a:stretch>
                       <a:fillRect/>
                     </a:stretch>
@@ -8440,7 +8243,7 @@
     </w:p>
     <w:p>
       <w:pPr>
-        <w:pStyle w:val="28"/>
+        <w:pStyle w:val="1"/>
         <w:bidi w:val="0"/>
         <w:rPr>
           <w:rFonts w:hint="default"/>
@@ -8459,7 +8262,7 @@
     </w:p>
     <w:p>
       <w:pPr>
-        <w:pStyle w:val="29"/>
+        <w:pStyle w:val="a1"/>
         <w:rPr>
           <w:rFonts w:hint="eastAsia"/>
           <w:lang w:val="en-US" w:eastAsia="zh-CN"/>
@@ -8496,8 +8299,8 @@
     </w:p>
     <w:p>
       <w:pPr>
-        <w:pStyle w:val="29"/>
-        <w:ind w:left="0" w:leftChars="0" w:right="0" w:rightChars="0" w:firstLine="0" w:firstLineChars="0"/>
+        <w:pStyle w:val="a1"/>
+        <w:ind w:left="0" w:right="0" w:firstLine="0" w:leftChars="0" w:rightChars="0" w:firstLineChars="0"/>
         <w:jc w:val="center"/>
         <w:rPr>
           <w:rFonts w:hint="default"/>
@@ -8598,18 +8401,17 @@
     </w:p>
     <w:tbl>
       <w:tblPr>
-        <w:tblStyle w:val="21"/>
+        <w:tblStyle w:val="TableGrid"/>
         <w:tblW w:w="0" w:type="auto"/>
         <w:tblInd w:w="0" w:type="dxa"/>
         <w:tblBorders>
-          <w:top w:val="single" w:color="auto" w:sz="4" w:space="0"/>
-          <w:left w:val="single" w:color="auto" w:sz="4" w:space="0"/>
-          <w:bottom w:val="single" w:color="auto" w:sz="4" w:space="0"/>
-          <w:right w:val="single" w:color="auto" w:sz="4" w:space="0"/>
-          <w:insideH w:val="single" w:color="auto" w:sz="4" w:space="0"/>
-          <w:insideV w:val="single" w:color="auto" w:sz="4" w:space="0"/>
+          <w:top w:val="single" w:sz="4" w:space="0" w:color="auto"/>
+          <w:left w:val="single" w:sz="4" w:space="0" w:color="auto"/>
+          <w:bottom w:val="single" w:sz="4" w:space="0" w:color="auto"/>
+          <w:right w:val="single" w:sz="4" w:space="0" w:color="auto"/>
+          <w:insideH w:val="single" w:sz="4" w:space="0" w:color="auto"/>
+          <w:insideV w:val="single" w:sz="4" w:space="0" w:color="auto"/>
         </w:tblBorders>
-        <w:tblLayout w:type="autofit"/>
         <w:tblCellMar>
           <w:top w:w="0" w:type="dxa"/>
           <w:left w:w="108" w:type="dxa"/>
@@ -8624,13 +8426,15 @@
       </w:tblGrid>
       <w:tr>
         <w:tblPrEx>
+          <w:tblW w:w="0" w:type="auto"/>
+          <w:tblInd w:w="0" w:type="dxa"/>
           <w:tblBorders>
-            <w:top w:val="single" w:color="auto" w:sz="4" w:space="0"/>
-            <w:left w:val="single" w:color="auto" w:sz="4" w:space="0"/>
-            <w:bottom w:val="single" w:color="auto" w:sz="4" w:space="0"/>
-            <w:right w:val="single" w:color="auto" w:sz="4" w:space="0"/>
-            <w:insideH w:val="single" w:color="auto" w:sz="4" w:space="0"/>
-            <w:insideV w:val="single" w:color="auto" w:sz="4" w:space="0"/>
+            <w:top w:val="single" w:sz="4" w:space="0" w:color="auto"/>
+            <w:left w:val="single" w:sz="4" w:space="0" w:color="auto"/>
+            <w:bottom w:val="single" w:sz="4" w:space="0" w:color="auto"/>
+            <w:right w:val="single" w:sz="4" w:space="0" w:color="auto"/>
+            <w:insideH w:val="single" w:sz="4" w:space="0" w:color="auto"/>
+            <w:insideV w:val="single" w:sz="4" w:space="0" w:color="auto"/>
           </w:tblBorders>
           <w:tblCellMar>
             <w:top w:w="0" w:type="dxa"/>
@@ -8645,7 +8449,7 @@
           </w:tcPr>
           <w:p>
             <w:pPr>
-              <w:pStyle w:val="29"/>
+              <w:pStyle w:val="a1"/>
               <w:widowControl w:val="0"/>
               <w:rPr>
                 <w:rFonts w:hint="default"/>
@@ -8669,7 +8473,7 @@
           </w:tcPr>
           <w:p>
             <w:pPr>
-              <w:pStyle w:val="29"/>
+              <w:pStyle w:val="a1"/>
               <w:widowControl w:val="0"/>
               <w:rPr>
                 <w:rFonts w:hint="default"/>
@@ -8693,7 +8497,7 @@
           </w:tcPr>
           <w:p>
             <w:pPr>
-              <w:pStyle w:val="29"/>
+              <w:pStyle w:val="a1"/>
               <w:widowControl w:val="0"/>
               <w:rPr>
                 <w:rFonts w:hint="default"/>
@@ -8714,14 +8518,8 @@
       </w:tr>
       <w:tr>
         <w:tblPrEx>
-          <w:tblBorders>
-            <w:top w:val="single" w:color="auto" w:sz="4" w:space="0"/>
-            <w:left w:val="single" w:color="auto" w:sz="4" w:space="0"/>
-            <w:bottom w:val="single" w:color="auto" w:sz="4" w:space="0"/>
-            <w:right w:val="single" w:color="auto" w:sz="4" w:space="0"/>
-            <w:insideH w:val="single" w:color="auto" w:sz="4" w:space="0"/>
-            <w:insideV w:val="single" w:color="auto" w:sz="4" w:space="0"/>
-          </w:tblBorders>
+          <w:tblW w:w="0" w:type="auto"/>
+          <w:tblInd w:w="0" w:type="dxa"/>
           <w:tblCellMar>
             <w:top w:w="0" w:type="dxa"/>
             <w:left w:w="108" w:type="dxa"/>
@@ -8735,13 +8533,13 @@
           </w:tcPr>
           <w:p>
             <w:pPr>
-              <w:pStyle w:val="29"/>
+              <w:pStyle w:val="a1"/>
               <w:widowControl w:val="0"/>
               <w:numPr>
                 <w:ilvl w:val="0"/>
                 <w:numId w:val="3"/>
               </w:numPr>
-              <w:ind w:left="0" w:leftChars="0" w:right="0" w:rightChars="0" w:firstLine="0" w:firstLineChars="0"/>
+              <w:ind w:left="0" w:right="0" w:firstLine="0" w:leftChars="0" w:rightChars="0" w:firstLineChars="0"/>
               <w:jc w:val="center"/>
               <w:rPr>
                 <w:rFonts w:hint="default"/>
@@ -8757,9 +8555,9 @@
           </w:tcPr>
           <w:p>
             <w:pPr>
-              <w:pStyle w:val="29"/>
-              <w:widowControl w:val="0"/>
-              <w:ind w:left="0" w:leftChars="0" w:firstLine="0" w:firstLineChars="0"/>
+              <w:pStyle w:val="a1"/>
+              <w:widowControl w:val="0"/>
+              <w:ind w:left="0" w:firstLine="0" w:leftChars="0" w:firstLineChars="0"/>
               <w:rPr>
                 <w:rFonts w:hint="default"/>
                 <w:vertAlign w:val="baseline"/>
@@ -8782,7 +8580,7 @@
           </w:tcPr>
           <w:p>
             <w:pPr>
-              <w:pStyle w:val="29"/>
+              <w:pStyle w:val="a1"/>
               <w:widowControl w:val="0"/>
               <w:rPr>
                 <w:rFonts w:hint="default"/>
@@ -8803,14 +8601,8 @@
       </w:tr>
       <w:tr>
         <w:tblPrEx>
-          <w:tblBorders>
-            <w:top w:val="single" w:color="auto" w:sz="4" w:space="0"/>
-            <w:left w:val="single" w:color="auto" w:sz="4" w:space="0"/>
-            <w:bottom w:val="single" w:color="auto" w:sz="4" w:space="0"/>
-            <w:right w:val="single" w:color="auto" w:sz="4" w:space="0"/>
-            <w:insideH w:val="single" w:color="auto" w:sz="4" w:space="0"/>
-            <w:insideV w:val="single" w:color="auto" w:sz="4" w:space="0"/>
-          </w:tblBorders>
+          <w:tblW w:w="0" w:type="auto"/>
+          <w:tblInd w:w="0" w:type="dxa"/>
           <w:tblCellMar>
             <w:top w:w="0" w:type="dxa"/>
             <w:left w:w="108" w:type="dxa"/>
@@ -8824,13 +8616,13 @@
           </w:tcPr>
           <w:p>
             <w:pPr>
-              <w:pStyle w:val="29"/>
+              <w:pStyle w:val="a1"/>
               <w:widowControl w:val="0"/>
               <w:numPr>
                 <w:ilvl w:val="0"/>
                 <w:numId w:val="3"/>
               </w:numPr>
-              <w:ind w:left="0" w:leftChars="0" w:right="0" w:rightChars="0" w:firstLine="0" w:firstLineChars="0"/>
+              <w:ind w:left="0" w:right="0" w:firstLine="0" w:leftChars="0" w:rightChars="0" w:firstLineChars="0"/>
               <w:jc w:val="center"/>
               <w:rPr>
                 <w:rFonts w:hint="default"/>
@@ -8846,9 +8638,9 @@
           </w:tcPr>
           <w:p>
             <w:pPr>
-              <w:pStyle w:val="29"/>
-              <w:widowControl w:val="0"/>
-              <w:ind w:left="0" w:leftChars="0" w:firstLine="0" w:firstLineChars="0"/>
+              <w:pStyle w:val="a1"/>
+              <w:widowControl w:val="0"/>
+              <w:ind w:left="0" w:firstLine="0" w:leftChars="0" w:firstLineChars="0"/>
               <w:rPr>
                 <w:rFonts w:hint="default"/>
                 <w:vertAlign w:val="baseline"/>
@@ -8871,7 +8663,7 @@
           </w:tcPr>
           <w:p>
             <w:pPr>
-              <w:pStyle w:val="29"/>
+              <w:pStyle w:val="a1"/>
               <w:widowControl w:val="0"/>
               <w:rPr>
                 <w:rFonts w:hint="default"/>
@@ -8892,14 +8684,8 @@
       </w:tr>
       <w:tr>
         <w:tblPrEx>
-          <w:tblBorders>
-            <w:top w:val="single" w:color="auto" w:sz="4" w:space="0"/>
-            <w:left w:val="single" w:color="auto" w:sz="4" w:space="0"/>
-            <w:bottom w:val="single" w:color="auto" w:sz="4" w:space="0"/>
-            <w:right w:val="single" w:color="auto" w:sz="4" w:space="0"/>
-            <w:insideH w:val="single" w:color="auto" w:sz="4" w:space="0"/>
-            <w:insideV w:val="single" w:color="auto" w:sz="4" w:space="0"/>
-          </w:tblBorders>
+          <w:tblW w:w="0" w:type="auto"/>
+          <w:tblInd w:w="0" w:type="dxa"/>
           <w:tblCellMar>
             <w:top w:w="0" w:type="dxa"/>
             <w:left w:w="108" w:type="dxa"/>
@@ -8913,13 +8699,13 @@
           </w:tcPr>
           <w:p>
             <w:pPr>
-              <w:pStyle w:val="29"/>
+              <w:pStyle w:val="a1"/>
               <w:widowControl w:val="0"/>
               <w:numPr>
                 <w:ilvl w:val="0"/>
                 <w:numId w:val="3"/>
               </w:numPr>
-              <w:ind w:left="0" w:leftChars="0" w:right="0" w:rightChars="0" w:firstLine="0" w:firstLineChars="0"/>
+              <w:ind w:left="0" w:right="0" w:firstLine="0" w:leftChars="0" w:rightChars="0" w:firstLineChars="0"/>
               <w:jc w:val="center"/>
               <w:rPr>
                 <w:rFonts w:hint="default"/>
@@ -8935,9 +8721,9 @@
           </w:tcPr>
           <w:p>
             <w:pPr>
-              <w:pStyle w:val="29"/>
-              <w:widowControl w:val="0"/>
-              <w:ind w:left="0" w:leftChars="0" w:firstLine="0" w:firstLineChars="0"/>
+              <w:pStyle w:val="a1"/>
+              <w:widowControl w:val="0"/>
+              <w:ind w:left="0" w:firstLine="0" w:leftChars="0" w:firstLineChars="0"/>
               <w:rPr>
                 <w:rFonts w:hint="default"/>
                 <w:vertAlign w:val="baseline"/>
@@ -8960,7 +8746,7 @@
           </w:tcPr>
           <w:p>
             <w:pPr>
-              <w:pStyle w:val="29"/>
+              <w:pStyle w:val="a1"/>
               <w:widowControl w:val="0"/>
               <w:rPr>
                 <w:rFonts w:hint="default"/>
@@ -8981,14 +8767,8 @@
       </w:tr>
       <w:tr>
         <w:tblPrEx>
-          <w:tblBorders>
-            <w:top w:val="single" w:color="auto" w:sz="4" w:space="0"/>
-            <w:left w:val="single" w:color="auto" w:sz="4" w:space="0"/>
-            <w:bottom w:val="single" w:color="auto" w:sz="4" w:space="0"/>
-            <w:right w:val="single" w:color="auto" w:sz="4" w:space="0"/>
-            <w:insideH w:val="single" w:color="auto" w:sz="4" w:space="0"/>
-            <w:insideV w:val="single" w:color="auto" w:sz="4" w:space="0"/>
-          </w:tblBorders>
+          <w:tblW w:w="0" w:type="auto"/>
+          <w:tblInd w:w="0" w:type="dxa"/>
           <w:tblCellMar>
             <w:top w:w="0" w:type="dxa"/>
             <w:left w:w="108" w:type="dxa"/>
@@ -9002,13 +8782,13 @@
           </w:tcPr>
           <w:p>
             <w:pPr>
-              <w:pStyle w:val="29"/>
+              <w:pStyle w:val="a1"/>
               <w:widowControl w:val="0"/>
               <w:numPr>
                 <w:ilvl w:val="0"/>
                 <w:numId w:val="3"/>
               </w:numPr>
-              <w:ind w:left="0" w:leftChars="0" w:right="0" w:rightChars="0" w:firstLine="0" w:firstLineChars="0"/>
+              <w:ind w:left="0" w:right="0" w:firstLine="0" w:leftChars="0" w:rightChars="0" w:firstLineChars="0"/>
               <w:jc w:val="center"/>
               <w:rPr>
                 <w:rFonts w:hint="default"/>
@@ -9024,9 +8804,9 @@
           </w:tcPr>
           <w:p>
             <w:pPr>
-              <w:pStyle w:val="29"/>
-              <w:widowControl w:val="0"/>
-              <w:ind w:left="0" w:leftChars="0" w:firstLine="0" w:firstLineChars="0"/>
+              <w:pStyle w:val="a1"/>
+              <w:widowControl w:val="0"/>
+              <w:ind w:left="0" w:firstLine="0" w:leftChars="0" w:firstLineChars="0"/>
               <w:rPr>
                 <w:rFonts w:hint="default"/>
                 <w:vertAlign w:val="baseline"/>
@@ -9049,7 +8829,7 @@
           </w:tcPr>
           <w:p>
             <w:pPr>
-              <w:pStyle w:val="29"/>
+              <w:pStyle w:val="a1"/>
               <w:widowControl w:val="0"/>
               <w:rPr>
                 <w:rFonts w:hint="default"/>
@@ -9071,7 +8851,7 @@
     </w:tbl>
     <w:p>
       <w:pPr>
-        <w:pStyle w:val="28"/>
+        <w:pStyle w:val="1"/>
         <w:bidi w:val="0"/>
         <w:rPr>
           <w:rFonts w:hint="default"/>
@@ -9090,7 +8870,7 @@
     </w:p>
     <w:p>
       <w:pPr>
-        <w:pStyle w:val="29"/>
+        <w:pStyle w:val="a1"/>
         <w:rPr>
           <w:rFonts w:hint="default"/>
           <w:lang w:val="en-US" w:eastAsia="zh-CN"/>
@@ -9106,7 +8886,7 @@
     </w:p>
     <w:p>
       <w:pPr>
-        <w:pStyle w:val="29"/>
+        <w:pStyle w:val="a1"/>
         <w:rPr>
           <w:rFonts w:hint="default"/>
           <w:lang w:val="en-US" w:eastAsia="zh-CN"/>
@@ -9122,7 +8902,7 @@
     </w:p>
     <w:p>
       <w:pPr>
-        <w:pStyle w:val="28"/>
+        <w:pStyle w:val="1"/>
         <w:bidi w:val="0"/>
         <w:rPr>
           <w:rFonts w:hint="default"/>
@@ -9141,7 +8921,7 @@
     </w:p>
     <w:p>
       <w:pPr>
-        <w:pStyle w:val="29"/>
+        <w:pStyle w:val="a1"/>
         <w:rPr>
           <w:rFonts w:hint="default"/>
           <w:lang w:val="en-US" w:eastAsia="zh-CN"/>
@@ -9157,7 +8937,7 @@
     </w:p>
     <w:p>
       <w:pPr>
-        <w:pStyle w:val="29"/>
+        <w:pStyle w:val="a1"/>
         <w:rPr>
           <w:rFonts w:hint="default"/>
           <w:lang w:val="en-US" w:eastAsia="zh-CN"/>
@@ -9172,16 +8952,10 @@
       </w:r>
       <w:bookmarkStart w:id="20" w:name="_GoBack"/>
       <w:bookmarkEnd w:id="20"/>
-      <w:r>
-        <w:rPr>
-          <w:rFonts w:hint="default"/>
-          <w:lang w:val="en-US" w:eastAsia="zh-CN"/>
-        </w:rPr>
-      </w:r>
     </w:p>
     <w:p>
       <w:pPr>
-        <w:pStyle w:val="29"/>
+        <w:pStyle w:val="a1"/>
         <w:rPr>
           <w:rFonts w:hint="default"/>
           <w:lang w:val="en-US" w:eastAsia="zh-CN"/>
@@ -9197,7 +8971,7 @@
     </w:p>
     <w:p>
       <w:pPr>
-        <w:pStyle w:val="29"/>
+        <w:pStyle w:val="a1"/>
         <w:rPr>
           <w:rFonts w:hint="default"/>
           <w:lang w:val="en-US" w:eastAsia="zh-CN"/>
@@ -9212,108 +8986,52 @@
       </w:r>
     </w:p>
     <w:sectPr>
-      <w:headerReference r:id="rId5" w:type="default"/>
-      <w:footerReference w:type="default" r:id="rId23"/>
-      <w:headerReference w:type="first" r:id="rId24"/>
-      <w:footerReference w:type="first" r:id="rId25"/>
-      <w:headerReference w:type="even" r:id="rId26"/>
-      <w:footerReference w:type="even" r:id="rId27"/>
+      <w:headerReference w:type="even" r:id="rId18"/>
+      <w:headerReference w:type="default" r:id="rId19"/>
+      <w:footerReference w:type="even" r:id="rId20"/>
+      <w:footerReference w:type="default" r:id="rId21"/>
+      <w:headerReference w:type="first" r:id="rId22"/>
+      <w:footerReference w:type="first" r:id="rId23"/>
       <w:pgSz w:w="11906" w:h="16838"/>
       <w:pgMar w:top="1417" w:right="1800" w:bottom="1440" w:left="1800" w:header="1140" w:footer="992" w:gutter="0"/>
-      <w:cols w:space="425" w:num="1"/>
+      <w:cols w:num="1" w:space="425"/>
       <w:docGrid w:type="lines" w:linePitch="312" w:charSpace="0"/>
     </w:sectPr>
   </w:body>
 </w:document>
 </file>
 
-<file path=word/endnotes.xml><?xml version="1.0" encoding="utf-8"?>
-<w:endnotes xmlns:wpc="http://schemas.microsoft.com/office/word/2010/wordprocessingCanvas" xmlns:mc="http://schemas.openxmlformats.org/markup-compatibility/2006" xmlns:o="urn:schemas-microsoft-com:office:office" xmlns:r="http://schemas.openxmlformats.org/officeDocument/2006/relationships" xmlns:m="http://schemas.openxmlformats.org/officeDocument/2006/math" xmlns:v="urn:schemas-microsoft-com:vml" xmlns:wp14="http://schemas.microsoft.com/office/word/2010/wordprocessingDrawing" xmlns:wp="http://schemas.openxmlformats.org/drawingml/2006/wordprocessingDrawing" xmlns:w="http://schemas.openxmlformats.org/wordprocessingml/2006/main" xmlns:w14="http://schemas.microsoft.com/office/word/2010/wordml" xmlns:w15="http://schemas.microsoft.com/office/word/2012/wordml" xmlns:w10="urn:schemas-microsoft-com:office:word" xmlns:wpg="http://schemas.microsoft.com/office/word/2010/wordprocessingGroup" xmlns:wpi="http://schemas.microsoft.com/office/word/2010/wordprocessingInk" xmlns:wne="http://schemas.microsoft.com/office/word/2006/wordml" xmlns:wps="http://schemas.microsoft.com/office/word/2010/wordprocessingShape" xmlns:wpsCustomData="http://www.wps.cn/officeDocument/2013/wpsCustomData" mc:Ignorable="w14 w15 wp14">
-  <w:endnote w:type="separator" w:id="0">
-    <w:p>
-      <w:pPr>
-        <w:spacing w:line="240" w:lineRule="auto"/>
-      </w:pPr>
-      <w:r>
-        <w:separator/>
-      </w:r>
-    </w:p>
-  </w:endnote>
-  <w:endnote w:type="continuationSeparator" w:id="1">
-    <w:p>
-      <w:pPr>
-        <w:spacing w:line="240" w:lineRule="auto"/>
-      </w:pPr>
-      <w:r>
-        <w:continuationSeparator/>
-      </w:r>
-    </w:p>
-  </w:endnote>
-</w:endnotes>
-</file>
-
 <file path=word/footer1.xml><?xml version="1.0" encoding="utf-8"?>
-<w:ftr xmlns:m="http://schemas.openxmlformats.org/officeDocument/2006/math" xmlns:mc="http://schemas.openxmlformats.org/markup-compatibility/2006" xmlns:mo="http://schemas.microsoft.com/office/mac/office/2008/main" xmlns:mv="urn:schemas-microsoft-com:mac:vml" xmlns:o="urn:schemas-microsoft-com:office:office" xmlns:r="http://schemas.openxmlformats.org/officeDocument/2006/relationships" xmlns:v="urn:schemas-microsoft-com:vml" xmlns:w10="urn:schemas-microsoft-com:office:word" xmlns:w14="http://schemas.microsoft.com/office/word/2010/wordml" xmlns:w="http://schemas.openxmlformats.org/wordprocessingml/2006/main" xmlns:wne="http://schemas.microsoft.com/office/word/2006/wordml" xmlns:wp14="http://schemas.microsoft.com/office/word/2010/wordprocessingDrawing" xmlns:wp="http://schemas.openxmlformats.org/drawingml/2006/wordprocessingDrawing" xmlns:wpc="http://schemas.microsoft.com/office/word/2010/wordprocessingCanvas" xmlns:wpg="http://schemas.microsoft.com/office/word/2010/wordprocessingGroup" xmlns:wpi="http://schemas.microsoft.com/office/word/2010/wordprocessingInk" xmlns:wps="http://schemas.microsoft.com/office/word/2010/wordprocessingShape" mc:Ignorable="w14 wp14">
-  <w:p>
-    <w:pPr>
-      <w:pStyle w:val="Footer"/>
-    </w:pPr>
-  </w:p>
+<w:ftr xmlns:wpc="http://schemas.microsoft.com/office/word/2010/wordprocessingCanvas" xmlns:mc="http://schemas.openxmlformats.org/markup-compatibility/2006" xmlns:o="urn:schemas-microsoft-com:office:office" xmlns:r="http://schemas.openxmlformats.org/officeDocument/2006/relationships" xmlns:m="http://schemas.openxmlformats.org/officeDocument/2006/math" xmlns:v="urn:schemas-microsoft-com:vml" xmlns:wp14="http://schemas.microsoft.com/office/word/2010/wordprocessingDrawing" xmlns:wp="http://schemas.openxmlformats.org/drawingml/2006/wordprocessingDrawing" xmlns:w10="urn:schemas-microsoft-com:office:word" xmlns:w="http://schemas.openxmlformats.org/wordprocessingml/2006/main" xmlns:w14="http://schemas.microsoft.com/office/word/2010/wordml" xmlns:w15="http://schemas.microsoft.com/office/word/2012/wordml" xmlns:wne="http://schemas.microsoft.com/office/word/2006/wordml" xmlns:wpg="http://schemas.microsoft.com/office/word/2010/wordprocessingGroup" xmlns:wpi="http://schemas.microsoft.com/office/word/2010/wordprocessingInk" xmlns:wps="http://schemas.microsoft.com/office/word/2010/wordprocessingShape" mc:Ignorable="w14 w15 wp14">
+  <w:p/>
 </w:ftr>
 </file>
 
 <file path=word/footer2.xml><?xml version="1.0" encoding="utf-8"?>
-<w:ftr xmlns:m="http://schemas.openxmlformats.org/officeDocument/2006/math" xmlns:mc="http://schemas.openxmlformats.org/markup-compatibility/2006" xmlns:mo="http://schemas.microsoft.com/office/mac/office/2008/main" xmlns:mv="urn:schemas-microsoft-com:mac:vml" xmlns:o="urn:schemas-microsoft-com:office:office" xmlns:r="http://schemas.openxmlformats.org/officeDocument/2006/relationships" xmlns:v="urn:schemas-microsoft-com:vml" xmlns:w10="urn:schemas-microsoft-com:office:word" xmlns:w14="http://schemas.microsoft.com/office/word/2010/wordml" xmlns:w="http://schemas.openxmlformats.org/wordprocessingml/2006/main" xmlns:wne="http://schemas.microsoft.com/office/word/2006/wordml" xmlns:wp14="http://schemas.microsoft.com/office/word/2010/wordprocessingDrawing" xmlns:wp="http://schemas.openxmlformats.org/drawingml/2006/wordprocessingDrawing" xmlns:wpc="http://schemas.microsoft.com/office/word/2010/wordprocessingCanvas" xmlns:wpg="http://schemas.microsoft.com/office/word/2010/wordprocessingGroup" xmlns:wpi="http://schemas.microsoft.com/office/word/2010/wordprocessingInk" xmlns:wps="http://schemas.microsoft.com/office/word/2010/wordprocessingShape" mc:Ignorable="w14 wp14">
-  <w:p>
-    <w:pPr>
-      <w:pStyle w:val="Footer"/>
-    </w:pPr>
-  </w:p>
+<w:ftr xmlns:wpc="http://schemas.microsoft.com/office/word/2010/wordprocessingCanvas" xmlns:mc="http://schemas.openxmlformats.org/markup-compatibility/2006" xmlns:o="urn:schemas-microsoft-com:office:office" xmlns:r="http://schemas.openxmlformats.org/officeDocument/2006/relationships" xmlns:m="http://schemas.openxmlformats.org/officeDocument/2006/math" xmlns:v="urn:schemas-microsoft-com:vml" xmlns:wp14="http://schemas.microsoft.com/office/word/2010/wordprocessingDrawing" xmlns:wp="http://schemas.openxmlformats.org/drawingml/2006/wordprocessingDrawing" xmlns:w10="urn:schemas-microsoft-com:office:word" xmlns:w="http://schemas.openxmlformats.org/wordprocessingml/2006/main" xmlns:w14="http://schemas.microsoft.com/office/word/2010/wordml" xmlns:w15="http://schemas.microsoft.com/office/word/2012/wordml" xmlns:wne="http://schemas.microsoft.com/office/word/2006/wordml" xmlns:wpg="http://schemas.microsoft.com/office/word/2010/wordprocessingGroup" xmlns:wpi="http://schemas.microsoft.com/office/word/2010/wordprocessingInk" xmlns:wps="http://schemas.microsoft.com/office/word/2010/wordprocessingShape" mc:Ignorable="w14 w15 wp14">
+  <w:p/>
 </w:ftr>
 </file>
 
 <file path=word/footer3.xml><?xml version="1.0" encoding="utf-8"?>
-<w:ftr xmlns:m="http://schemas.openxmlformats.org/officeDocument/2006/math" xmlns:mc="http://schemas.openxmlformats.org/markup-compatibility/2006" xmlns:mo="http://schemas.microsoft.com/office/mac/office/2008/main" xmlns:mv="urn:schemas-microsoft-com:mac:vml" xmlns:o="urn:schemas-microsoft-com:office:office" xmlns:r="http://schemas.openxmlformats.org/officeDocument/2006/relationships" xmlns:v="urn:schemas-microsoft-com:vml" xmlns:w10="urn:schemas-microsoft-com:office:word" xmlns:w14="http://schemas.microsoft.com/office/word/2010/wordml" xmlns:w="http://schemas.openxmlformats.org/wordprocessingml/2006/main" xmlns:wne="http://schemas.microsoft.com/office/word/2006/wordml" xmlns:wp14="http://schemas.microsoft.com/office/word/2010/wordprocessingDrawing" xmlns:wp="http://schemas.openxmlformats.org/drawingml/2006/wordprocessingDrawing" xmlns:wpc="http://schemas.microsoft.com/office/word/2010/wordprocessingCanvas" xmlns:wpg="http://schemas.microsoft.com/office/word/2010/wordprocessingGroup" xmlns:wpi="http://schemas.microsoft.com/office/word/2010/wordprocessingInk" xmlns:wps="http://schemas.microsoft.com/office/word/2010/wordprocessingShape" mc:Ignorable="w14 wp14">
-  <w:p>
-    <w:pPr>
-      <w:pStyle w:val="Footer"/>
-    </w:pPr>
-  </w:p>
+<w:ftr xmlns:wpc="http://schemas.microsoft.com/office/word/2010/wordprocessingCanvas" xmlns:mc="http://schemas.openxmlformats.org/markup-compatibility/2006" xmlns:o="urn:schemas-microsoft-com:office:office" xmlns:r="http://schemas.openxmlformats.org/officeDocument/2006/relationships" xmlns:m="http://schemas.openxmlformats.org/officeDocument/2006/math" xmlns:v="urn:schemas-microsoft-com:vml" xmlns:wp14="http://schemas.microsoft.com/office/word/2010/wordprocessingDrawing" xmlns:wp="http://schemas.openxmlformats.org/drawingml/2006/wordprocessingDrawing" xmlns:w10="urn:schemas-microsoft-com:office:word" xmlns:w="http://schemas.openxmlformats.org/wordprocessingml/2006/main" xmlns:w14="http://schemas.microsoft.com/office/word/2010/wordml" xmlns:w15="http://schemas.microsoft.com/office/word/2012/wordml" xmlns:wne="http://schemas.microsoft.com/office/word/2006/wordml" xmlns:wpg="http://schemas.microsoft.com/office/word/2010/wordprocessingGroup" xmlns:wpi="http://schemas.microsoft.com/office/word/2010/wordprocessingInk" xmlns:wps="http://schemas.microsoft.com/office/word/2010/wordprocessingShape" mc:Ignorable="w14 w15 wp14">
+  <w:p/>
 </w:ftr>
 </file>
 
-<file path=word/footnotes.xml><?xml version="1.0" encoding="utf-8"?>
-<w:footnotes xmlns:wpc="http://schemas.microsoft.com/office/word/2010/wordprocessingCanvas" xmlns:mc="http://schemas.openxmlformats.org/markup-compatibility/2006" xmlns:o="urn:schemas-microsoft-com:office:office" xmlns:r="http://schemas.openxmlformats.org/officeDocument/2006/relationships" xmlns:m="http://schemas.openxmlformats.org/officeDocument/2006/math" xmlns:v="urn:schemas-microsoft-com:vml" xmlns:wp14="http://schemas.microsoft.com/office/word/2010/wordprocessingDrawing" xmlns:wp="http://schemas.openxmlformats.org/drawingml/2006/wordprocessingDrawing" xmlns:w="http://schemas.openxmlformats.org/wordprocessingml/2006/main" xmlns:w14="http://schemas.microsoft.com/office/word/2010/wordml" xmlns:w15="http://schemas.microsoft.com/office/word/2012/wordml" xmlns:w10="urn:schemas-microsoft-com:office:word" xmlns:wpg="http://schemas.microsoft.com/office/word/2010/wordprocessingGroup" xmlns:wpi="http://schemas.microsoft.com/office/word/2010/wordprocessingInk" xmlns:wne="http://schemas.microsoft.com/office/word/2006/wordml" xmlns:wps="http://schemas.microsoft.com/office/word/2010/wordprocessingShape" xmlns:wpsCustomData="http://www.wps.cn/officeDocument/2013/wpsCustomData" mc:Ignorable="w14 w15 wp14">
-  <w:footnote w:type="separator" w:id="0">
-    <w:p>
-      <w:pPr>
-        <w:spacing w:line="360" w:lineRule="auto"/>
-      </w:pPr>
-      <w:r>
-        <w:separator/>
-      </w:r>
-    </w:p>
-  </w:footnote>
-  <w:footnote w:type="continuationSeparator" w:id="1">
-    <w:p>
-      <w:pPr>
-        <w:spacing w:line="360" w:lineRule="auto"/>
-      </w:pPr>
-      <w:r>
-        <w:continuationSeparator/>
-      </w:r>
-    </w:p>
-  </w:footnote>
-</w:footnotes>
+<file path=word/header1.xml><?xml version="1.0" encoding="utf-8"?>
+<w:hdr xmlns:wpc="http://schemas.microsoft.com/office/word/2010/wordprocessingCanvas" xmlns:mc="http://schemas.openxmlformats.org/markup-compatibility/2006" xmlns:o="urn:schemas-microsoft-com:office:office" xmlns:r="http://schemas.openxmlformats.org/officeDocument/2006/relationships" xmlns:m="http://schemas.openxmlformats.org/officeDocument/2006/math" xmlns:v="urn:schemas-microsoft-com:vml" xmlns:wp14="http://schemas.microsoft.com/office/word/2010/wordprocessingDrawing" xmlns:wp="http://schemas.openxmlformats.org/drawingml/2006/wordprocessingDrawing" xmlns:w10="urn:schemas-microsoft-com:office:word" xmlns:w="http://schemas.openxmlformats.org/wordprocessingml/2006/main" xmlns:w14="http://schemas.microsoft.com/office/word/2010/wordml" xmlns:w15="http://schemas.microsoft.com/office/word/2012/wordml" xmlns:wne="http://schemas.microsoft.com/office/word/2006/wordml" xmlns:wpg="http://schemas.microsoft.com/office/word/2010/wordprocessingGroup" xmlns:wpi="http://schemas.microsoft.com/office/word/2010/wordprocessingInk" xmlns:wps="http://schemas.microsoft.com/office/word/2010/wordprocessingShape" mc:Ignorable="w14 w15 wp14">
+  <w:p/>
+</w:hdr>
 </file>
 
-<file path=word/header1.xml><?xml version="1.0" encoding="utf-8"?>
-<w:hdr xmlns:wpc="http://schemas.microsoft.com/office/word/2010/wordprocessingCanvas" xmlns:mc="http://schemas.openxmlformats.org/markup-compatibility/2006" xmlns:o="urn:schemas-microsoft-com:office:office" xmlns:r="http://schemas.openxmlformats.org/officeDocument/2006/relationships" xmlns:m="http://schemas.openxmlformats.org/officeDocument/2006/math" xmlns:v="urn:schemas-microsoft-com:vml" xmlns:wp14="http://schemas.microsoft.com/office/word/2010/wordprocessingDrawing" xmlns:wp="http://schemas.openxmlformats.org/drawingml/2006/wordprocessingDrawing" xmlns:w10="urn:schemas-microsoft-com:office:word" xmlns:w="http://schemas.openxmlformats.org/wordprocessingml/2006/main" xmlns:w14="http://schemas.microsoft.com/office/word/2010/wordml" xmlns:w15="http://schemas.microsoft.com/office/word/2012/wordml" xmlns:wpg="http://schemas.microsoft.com/office/word/2010/wordprocessingGroup" xmlns:wpi="http://schemas.microsoft.com/office/word/2010/wordprocessingInk" xmlns:wne="http://schemas.microsoft.com/office/word/2006/wordml" xmlns:wps="http://schemas.microsoft.com/office/word/2010/wordprocessingShape" xmlns:wpsCustomData="http://www.wps.cn/officeDocument/2013/wpsCustomData" mc:Ignorable="w14 w15 wp14">
+<file path=word/header2.xml><?xml version="1.0" encoding="utf-8"?>
+<w:hdr xmlns:wpc="http://schemas.microsoft.com/office/word/2010/wordprocessingCanvas" xmlns:mc="http://schemas.openxmlformats.org/markup-compatibility/2006" xmlns:o="urn:schemas-microsoft-com:office:office" xmlns:r="http://schemas.openxmlformats.org/officeDocument/2006/relationships" xmlns:m="http://schemas.openxmlformats.org/officeDocument/2006/math" xmlns:v="urn:schemas-microsoft-com:vml" xmlns:wp14="http://schemas.microsoft.com/office/word/2010/wordprocessingDrawing" xmlns:wp="http://schemas.openxmlformats.org/drawingml/2006/wordprocessingDrawing" xmlns:w10="urn:schemas-microsoft-com:office:word" xmlns:w="http://schemas.openxmlformats.org/wordprocessingml/2006/main" xmlns:w14="http://schemas.microsoft.com/office/word/2010/wordml" xmlns:w15="http://schemas.microsoft.com/office/word/2012/wordml" xmlns:wne="http://schemas.microsoft.com/office/word/2006/wordml" xmlns:wpg="http://schemas.microsoft.com/office/word/2010/wordprocessingGroup" xmlns:wpi="http://schemas.microsoft.com/office/word/2010/wordprocessingInk" xmlns:wps="http://schemas.microsoft.com/office/word/2010/wordprocessingShape" mc:Ignorable="w14 w15 wp14">
   <w:p>
     <w:pPr>
-      <w:pStyle w:val="15"/>
+      <w:pStyle w:val="Header"/>
       <w:pBdr>
-        <w:bottom w:val="single" w:color="auto" w:sz="4" w:space="1"/>
+        <w:bottom w:val="single" w:sz="4" w:space="1" w:color="auto"/>
       </w:pBdr>
       <w:tabs>
         <w:tab w:val="left" w:pos="335"/>
@@ -9321,65 +9039,39 @@
       </w:tabs>
       <w:jc w:val="right"/>
       <w:rPr>
-        <w:rFonts w:hint="eastAsia" w:eastAsiaTheme="minorEastAsia"/>
+        <w:rFonts w:eastAsiaTheme="minorEastAsia" w:hint="eastAsia"/>
         <w:lang w:eastAsia="zh-CN"/>
       </w:rPr>
     </w:pPr>
     <w:r>
       <w:rPr>
-        <w:rFonts w:hint="eastAsia" w:eastAsiaTheme="minorEastAsia"/>
+        <w:rFonts w:eastAsiaTheme="minorEastAsia" w:hint="eastAsia"/>
         <w:lang w:val="en-US" w:eastAsia="zh-CN"/>
       </w:rPr>
       <w:tab/>
       <w:tab/>
       <w:t>重庆市鹧鸪哨信息技术有限责任公司</w:t>
     </w:r>
-    <w:r>
-      <w:rPr>
-        <w:rFonts w:hint="eastAsia" w:eastAsiaTheme="minorEastAsia"/>
-        <w:lang w:val="en-US" w:eastAsia="zh-CN"/>
-      </w:rPr>
-    </w:r>
-    <w:r>
-      <w:rPr>
-        <w:rFonts w:hint="eastAsia" w:eastAsiaTheme="minorEastAsia"/>
-        <w:lang w:val="en-US" w:eastAsia="zh-CN"/>
-      </w:rPr>
-    </w:r>
-  </w:p>
-</w:hdr>
-</file>
-
-<file path=word/header2.xml><?xml version="1.0" encoding="utf-8"?>
-<w:hdr xmlns:m="http://schemas.openxmlformats.org/officeDocument/2006/math" xmlns:mc="http://schemas.openxmlformats.org/markup-compatibility/2006" xmlns:mo="http://schemas.microsoft.com/office/mac/office/2008/main" xmlns:mv="urn:schemas-microsoft-com:mac:vml" xmlns:o="urn:schemas-microsoft-com:office:office" xmlns:r="http://schemas.openxmlformats.org/officeDocument/2006/relationships" xmlns:v="urn:schemas-microsoft-com:vml" xmlns:w10="urn:schemas-microsoft-com:office:word" xmlns:w14="http://schemas.microsoft.com/office/word/2010/wordml" xmlns:w="http://schemas.openxmlformats.org/wordprocessingml/2006/main" xmlns:wne="http://schemas.microsoft.com/office/word/2006/wordml" xmlns:wp14="http://schemas.microsoft.com/office/word/2010/wordprocessingDrawing" xmlns:wp="http://schemas.openxmlformats.org/drawingml/2006/wordprocessingDrawing" xmlns:wpc="http://schemas.microsoft.com/office/word/2010/wordprocessingCanvas" xmlns:wpg="http://schemas.microsoft.com/office/word/2010/wordprocessingGroup" xmlns:wpi="http://schemas.microsoft.com/office/word/2010/wordprocessingInk" xmlns:wps="http://schemas.microsoft.com/office/word/2010/wordprocessingShape" mc:Ignorable="w14 wp14">
-  <w:p>
-    <w:pPr>
-      <w:pStyle w:val="Header"/>
-    </w:pPr>
   </w:p>
 </w:hdr>
 </file>
 
 <file path=word/header3.xml><?xml version="1.0" encoding="utf-8"?>
-<w:hdr xmlns:m="http://schemas.openxmlformats.org/officeDocument/2006/math" xmlns:mc="http://schemas.openxmlformats.org/markup-compatibility/2006" xmlns:mo="http://schemas.microsoft.com/office/mac/office/2008/main" xmlns:mv="urn:schemas-microsoft-com:mac:vml" xmlns:o="urn:schemas-microsoft-com:office:office" xmlns:r="http://schemas.openxmlformats.org/officeDocument/2006/relationships" xmlns:v="urn:schemas-microsoft-com:vml" xmlns:w10="urn:schemas-microsoft-com:office:word" xmlns:w14="http://schemas.microsoft.com/office/word/2010/wordml" xmlns:w="http://schemas.openxmlformats.org/wordprocessingml/2006/main" xmlns:wne="http://schemas.microsoft.com/office/word/2006/wordml" xmlns:wp14="http://schemas.microsoft.com/office/word/2010/wordprocessingDrawing" xmlns:wp="http://schemas.openxmlformats.org/drawingml/2006/wordprocessingDrawing" xmlns:wpc="http://schemas.microsoft.com/office/word/2010/wordprocessingCanvas" xmlns:wpg="http://schemas.microsoft.com/office/word/2010/wordprocessingGroup" xmlns:wpi="http://schemas.microsoft.com/office/word/2010/wordprocessingInk" xmlns:wps="http://schemas.microsoft.com/office/word/2010/wordprocessingShape" mc:Ignorable="w14 wp14">
-  <w:p>
-    <w:pPr>
-      <w:pStyle w:val="Header"/>
-    </w:pPr>
-  </w:p>
+<w:hdr xmlns:wpc="http://schemas.microsoft.com/office/word/2010/wordprocessingCanvas" xmlns:mc="http://schemas.openxmlformats.org/markup-compatibility/2006" xmlns:o="urn:schemas-microsoft-com:office:office" xmlns:r="http://schemas.openxmlformats.org/officeDocument/2006/relationships" xmlns:m="http://schemas.openxmlformats.org/officeDocument/2006/math" xmlns:v="urn:schemas-microsoft-com:vml" xmlns:wp14="http://schemas.microsoft.com/office/word/2010/wordprocessingDrawing" xmlns:wp="http://schemas.openxmlformats.org/drawingml/2006/wordprocessingDrawing" xmlns:w10="urn:schemas-microsoft-com:office:word" xmlns:w="http://schemas.openxmlformats.org/wordprocessingml/2006/main" xmlns:w14="http://schemas.microsoft.com/office/word/2010/wordml" xmlns:w15="http://schemas.microsoft.com/office/word/2012/wordml" xmlns:wne="http://schemas.microsoft.com/office/word/2006/wordml" xmlns:wpg="http://schemas.microsoft.com/office/word/2010/wordprocessingGroup" xmlns:wpi="http://schemas.microsoft.com/office/word/2010/wordprocessingInk" xmlns:wps="http://schemas.microsoft.com/office/word/2010/wordprocessingShape" mc:Ignorable="w14 w15 wp14">
+  <w:p/>
 </w:hdr>
 </file>
 
 <file path=word/numbering.xml><?xml version="1.0" encoding="utf-8"?>
-<w:numbering xmlns:wpc="http://schemas.microsoft.com/office/word/2010/wordprocessingCanvas" xmlns:mc="http://schemas.openxmlformats.org/markup-compatibility/2006" xmlns:o="urn:schemas-microsoft-com:office:office" xmlns:r="http://schemas.openxmlformats.org/officeDocument/2006/relationships" xmlns:m="http://schemas.openxmlformats.org/officeDocument/2006/math" xmlns:v="urn:schemas-microsoft-com:vml" xmlns:wp14="http://schemas.microsoft.com/office/word/2010/wordprocessingDrawing" xmlns:wp="http://schemas.openxmlformats.org/drawingml/2006/wordprocessingDrawing" xmlns:w10="urn:schemas-microsoft-com:office:word" xmlns:w="http://schemas.openxmlformats.org/wordprocessingml/2006/main" xmlns:w14="http://schemas.microsoft.com/office/word/2010/wordml" xmlns:wpg="http://schemas.microsoft.com/office/word/2010/wordprocessingGroup" xmlns:wpi="http://schemas.microsoft.com/office/word/2010/wordprocessingInk" xmlns:wne="http://schemas.microsoft.com/office/word/2006/wordml" xmlns:wps="http://schemas.microsoft.com/office/word/2010/wordprocessingShape" xmlns:wpsCustomData="http://www.wps.cn/officeDocument/2013/wpsCustomData" mc:Ignorable="w14 wp14">
+<w:numbering xmlns:wpc="http://schemas.microsoft.com/office/word/2010/wordprocessingCanvas" xmlns:mc="http://schemas.openxmlformats.org/markup-compatibility/2006" xmlns:o="urn:schemas-microsoft-com:office:office" xmlns:r="http://schemas.openxmlformats.org/officeDocument/2006/relationships" xmlns:m="http://schemas.openxmlformats.org/officeDocument/2006/math" xmlns:v="urn:schemas-microsoft-com:vml" xmlns:wp14="http://schemas.microsoft.com/office/word/2010/wordprocessingDrawing" xmlns:wp="http://schemas.openxmlformats.org/drawingml/2006/wordprocessingDrawing" xmlns:w10="urn:schemas-microsoft-com:office:word" xmlns:w="http://schemas.openxmlformats.org/wordprocessingml/2006/main" xmlns:w14="http://schemas.microsoft.com/office/word/2010/wordml" xmlns:w15="http://schemas.microsoft.com/office/word/2012/wordml" xmlns:wne="http://schemas.microsoft.com/office/word/2006/wordml" xmlns:wpg="http://schemas.microsoft.com/office/word/2010/wordprocessingGroup" xmlns:wpi="http://schemas.microsoft.com/office/word/2010/wordprocessingInk" xmlns:wps="http://schemas.microsoft.com/office/word/2010/wordprocessingShape" mc:Ignorable="w14 w15 wp14">
   <w:abstractNum w:abstractNumId="0">
     <w:nsid w:val="8E964DCE"/>
     <w:multiLevelType w:val="multilevel"/>
     <w:tmpl w:val="8E964DCE"/>
-    <w:lvl w:ilvl="0" w:tentative="0">
+    <w:lvl w:ilvl="0">
       <w:start w:val="1"/>
       <w:numFmt w:val="decimal"/>
-      <w:pStyle w:val="2"/>
+      <w:pStyle w:val="Heading1"/>
       <w:lvlText w:val="%1."/>
       <w:lvlJc w:val="left"/>
       <w:pPr>
@@ -9389,10 +9081,10 @@
         <w:rFonts w:hint="default"/>
       </w:rPr>
     </w:lvl>
-    <w:lvl w:ilvl="1" w:tentative="0">
+    <w:lvl w:ilvl="1">
       <w:start w:val="1"/>
       <w:numFmt w:val="decimal"/>
-      <w:pStyle w:val="3"/>
+      <w:pStyle w:val="Heading2"/>
       <w:lvlText w:val="%1.%2."/>
       <w:lvlJc w:val="left"/>
       <w:pPr>
@@ -9402,10 +9094,10 @@
         <w:rFonts w:hint="default"/>
       </w:rPr>
     </w:lvl>
-    <w:lvl w:ilvl="2" w:tentative="0">
+    <w:lvl w:ilvl="2">
       <w:start w:val="1"/>
       <w:numFmt w:val="decimal"/>
-      <w:pStyle w:val="4"/>
+      <w:pStyle w:val="Heading3"/>
       <w:lvlText w:val="%1.%2.%3."/>
       <w:lvlJc w:val="left"/>
       <w:pPr>
@@ -9415,10 +9107,10 @@
         <w:rFonts w:hint="default"/>
       </w:rPr>
     </w:lvl>
-    <w:lvl w:ilvl="3" w:tentative="0">
+    <w:lvl w:ilvl="3">
       <w:start w:val="1"/>
       <w:numFmt w:val="decimal"/>
-      <w:pStyle w:val="5"/>
+      <w:pStyle w:val="Heading4"/>
       <w:lvlText w:val="%1.%2.%3.%4."/>
       <w:lvlJc w:val="left"/>
       <w:pPr>
@@ -9428,10 +9120,10 @@
         <w:rFonts w:hint="default"/>
       </w:rPr>
     </w:lvl>
-    <w:lvl w:ilvl="4" w:tentative="0">
+    <w:lvl w:ilvl="4">
       <w:start w:val="1"/>
       <w:numFmt w:val="decimal"/>
-      <w:pStyle w:val="6"/>
+      <w:pStyle w:val="Heading5"/>
       <w:lvlText w:val="%1.%2.%3.%4.%5."/>
       <w:lvlJc w:val="left"/>
       <w:pPr>
@@ -9441,10 +9133,10 @@
         <w:rFonts w:hint="default"/>
       </w:rPr>
     </w:lvl>
-    <w:lvl w:ilvl="5" w:tentative="0">
+    <w:lvl w:ilvl="5">
       <w:start w:val="1"/>
       <w:numFmt w:val="decimal"/>
-      <w:pStyle w:val="7"/>
+      <w:pStyle w:val="Heading6"/>
       <w:lvlText w:val="%1.%2.%3.%4.%5.%6."/>
       <w:lvlJc w:val="left"/>
       <w:pPr>
@@ -9454,10 +9146,10 @@
         <w:rFonts w:hint="default"/>
       </w:rPr>
     </w:lvl>
-    <w:lvl w:ilvl="6" w:tentative="0">
+    <w:lvl w:ilvl="6">
       <w:start w:val="1"/>
       <w:numFmt w:val="decimal"/>
-      <w:pStyle w:val="8"/>
+      <w:pStyle w:val="Heading7"/>
       <w:lvlText w:val="%1.%2.%3.%4.%5.%6.%7."/>
       <w:lvlJc w:val="left"/>
       <w:pPr>
@@ -9467,10 +9159,10 @@
         <w:rFonts w:hint="default"/>
       </w:rPr>
     </w:lvl>
-    <w:lvl w:ilvl="7" w:tentative="0">
+    <w:lvl w:ilvl="7">
       <w:start w:val="1"/>
       <w:numFmt w:val="decimal"/>
-      <w:pStyle w:val="9"/>
+      <w:pStyle w:val="Heading8"/>
       <w:lvlText w:val="%1.%2.%3.%4.%5.%6.%7.%8."/>
       <w:lvlJc w:val="left"/>
       <w:pPr>
@@ -9480,10 +9172,10 @@
         <w:rFonts w:hint="default"/>
       </w:rPr>
     </w:lvl>
-    <w:lvl w:ilvl="8" w:tentative="0">
+    <w:lvl w:ilvl="8">
       <w:start w:val="1"/>
       <w:numFmt w:val="decimal"/>
-      <w:pStyle w:val="10"/>
+      <w:pStyle w:val="Heading9"/>
       <w:lvlText w:val="%1.%2.%3.%4.%5.%6.%7.%8.%9."/>
       <w:lvlJc w:val="left"/>
       <w:pPr>
@@ -9498,7 +9190,7 @@
     <w:nsid w:val="EEFE97EC"/>
     <w:multiLevelType w:val="singleLevel"/>
     <w:tmpl w:val="EEFE97EC"/>
-    <w:lvl w:ilvl="0" w:tentative="0">
+    <w:lvl w:ilvl="0">
       <w:start w:val="1"/>
       <w:numFmt w:val="decimal"/>
       <w:lvlText w:val="%1."/>
@@ -9515,7 +9207,7 @@
     <w:nsid w:val="29320EFE"/>
     <w:multiLevelType w:val="singleLevel"/>
     <w:tmpl w:val="29320EFE"/>
-    <w:lvl w:ilvl="0" w:tentative="0">
+    <w:lvl w:ilvl="0">
       <w:start w:val="1"/>
       <w:numFmt w:val="decimal"/>
       <w:lvlText w:val="%1."/>
@@ -9541,269 +9233,267 @@
 </file>
 
 <file path=word/styles.xml><?xml version="1.0" encoding="utf-8"?>
-<w:styles xmlns:mc="http://schemas.openxmlformats.org/markup-compatibility/2006" xmlns:o="urn:schemas-microsoft-com:office:office" xmlns:r="http://schemas.openxmlformats.org/officeDocument/2006/relationships" xmlns:m="http://schemas.openxmlformats.org/officeDocument/2006/math" xmlns:v="urn:schemas-microsoft-com:vml" xmlns:w="http://schemas.openxmlformats.org/wordprocessingml/2006/main" xmlns:w14="http://schemas.microsoft.com/office/word/2010/wordml" xmlns:w10="urn:schemas-microsoft-com:office:word" xmlns:sl="http://schemas.openxmlformats.org/schemaLibrary/2006/main" xmlns:wpsCustomData="http://www.wps.cn/officeDocument/2013/wpsCustomData" mc:Ignorable="w14">
+<w:styles xmlns:mc="http://schemas.openxmlformats.org/markup-compatibility/2006" xmlns:r="http://schemas.openxmlformats.org/officeDocument/2006/relationships" xmlns:w="http://schemas.openxmlformats.org/wordprocessingml/2006/main" xmlns:w14="http://schemas.microsoft.com/office/word/2010/wordml" xmlns:w15="http://schemas.microsoft.com/office/word/2012/wordml" mc:Ignorable="w14 w15">
   <w:docDefaults>
     <w:rPrDefault>
       <w:rPr>
-        <w:rFonts w:ascii="Times New Roman" w:hAnsi="Times New Roman" w:eastAsia="宋体" w:cs="Times New Roman"/>
+        <w:rFonts w:ascii="Times New Roman" w:eastAsia="宋体" w:hAnsi="Times New Roman" w:cs="Times New Roman"/>
       </w:rPr>
     </w:rPrDefault>
     <w:pPrDefault/>
   </w:docDefaults>
-  <w:latentStyles w:count="260" w:defQFormat="0" w:defUnhideWhenUsed="1" w:defSemiHidden="1" w:defUIPriority="99" w:defLockedState="0">
-    <w:lsdException w:qFormat="1" w:unhideWhenUsed="0" w:uiPriority="0" w:semiHidden="0" w:name="Normal"/>
-    <w:lsdException w:qFormat="1" w:unhideWhenUsed="0" w:uiPriority="0" w:semiHidden="0" w:name="heading 1"/>
-    <w:lsdException w:qFormat="1" w:uiPriority="0" w:semiHidden="0" w:name="heading 2"/>
-    <w:lsdException w:qFormat="1" w:uiPriority="0" w:name="heading 3"/>
-    <w:lsdException w:qFormat="1" w:uiPriority="0" w:semiHidden="0" w:name="heading 4"/>
-    <w:lsdException w:qFormat="1" w:uiPriority="0" w:name="heading 5"/>
-    <w:lsdException w:qFormat="1" w:uiPriority="0" w:name="heading 6"/>
-    <w:lsdException w:qFormat="1" w:uiPriority="0" w:name="heading 7"/>
-    <w:lsdException w:qFormat="1" w:uiPriority="0" w:name="heading 8"/>
-    <w:lsdException w:qFormat="1" w:uiPriority="0" w:name="heading 9"/>
-    <w:lsdException w:unhideWhenUsed="0" w:uiPriority="0" w:semiHidden="0" w:name="index 1"/>
-    <w:lsdException w:unhideWhenUsed="0" w:uiPriority="0" w:semiHidden="0" w:name="index 2"/>
-    <w:lsdException w:unhideWhenUsed="0" w:uiPriority="0" w:semiHidden="0" w:name="index 3"/>
-    <w:lsdException w:unhideWhenUsed="0" w:uiPriority="0" w:semiHidden="0" w:name="index 4"/>
-    <w:lsdException w:unhideWhenUsed="0" w:uiPriority="0" w:semiHidden="0" w:name="index 5"/>
-    <w:lsdException w:unhideWhenUsed="0" w:uiPriority="0" w:semiHidden="0" w:name="index 6"/>
-    <w:lsdException w:unhideWhenUsed="0" w:uiPriority="0" w:semiHidden="0" w:name="index 7"/>
-    <w:lsdException w:unhideWhenUsed="0" w:uiPriority="0" w:semiHidden="0" w:name="index 8"/>
-    <w:lsdException w:unhideWhenUsed="0" w:uiPriority="0" w:semiHidden="0" w:name="index 9"/>
-    <w:lsdException w:qFormat="1" w:unhideWhenUsed="0" w:uiPriority="0" w:semiHidden="0" w:name="toc 1"/>
-    <w:lsdException w:qFormat="1" w:unhideWhenUsed="0" w:uiPriority="0" w:semiHidden="0" w:name="toc 2"/>
-    <w:lsdException w:qFormat="1" w:unhideWhenUsed="0" w:uiPriority="0" w:semiHidden="0" w:name="toc 3"/>
-    <w:lsdException w:unhideWhenUsed="0" w:uiPriority="0" w:semiHidden="0" w:name="toc 4"/>
-    <w:lsdException w:unhideWhenUsed="0" w:uiPriority="0" w:semiHidden="0" w:name="toc 5"/>
-    <w:lsdException w:unhideWhenUsed="0" w:uiPriority="0" w:semiHidden="0" w:name="toc 6"/>
-    <w:lsdException w:unhideWhenUsed="0" w:uiPriority="0" w:semiHidden="0" w:name="toc 7"/>
-    <w:lsdException w:unhideWhenUsed="0" w:uiPriority="0" w:semiHidden="0" w:name="toc 8"/>
-    <w:lsdException w:unhideWhenUsed="0" w:uiPriority="0" w:semiHidden="0" w:name="toc 9"/>
-    <w:lsdException w:unhideWhenUsed="0" w:uiPriority="0" w:semiHidden="0" w:name="Normal Indent"/>
-    <w:lsdException w:unhideWhenUsed="0" w:uiPriority="0" w:semiHidden="0" w:name="footnote text"/>
-    <w:lsdException w:qFormat="1" w:unhideWhenUsed="0" w:uiPriority="0" w:semiHidden="0" w:name="annotation text"/>
-    <w:lsdException w:qFormat="1" w:unhideWhenUsed="0" w:uiPriority="0" w:semiHidden="0" w:name="header"/>
-    <w:lsdException w:qFormat="1" w:unhideWhenUsed="0" w:uiPriority="0" w:semiHidden="0" w:name="footer"/>
-    <w:lsdException w:unhideWhenUsed="0" w:uiPriority="0" w:semiHidden="0" w:name="index heading"/>
-    <w:lsdException w:qFormat="1" w:uiPriority="0" w:name="caption"/>
-    <w:lsdException w:unhideWhenUsed="0" w:uiPriority="0" w:semiHidden="0" w:name="table of figures"/>
-    <w:lsdException w:unhideWhenUsed="0" w:uiPriority="0" w:semiHidden="0" w:name="envelope address"/>
-    <w:lsdException w:unhideWhenUsed="0" w:uiPriority="0" w:semiHidden="0" w:name="envelope return"/>
-    <w:lsdException w:unhideWhenUsed="0" w:uiPriority="0" w:semiHidden="0" w:name="footnote reference"/>
-    <w:lsdException w:unhideWhenUsed="0" w:uiPriority="0" w:semiHidden="0" w:name="annotation reference"/>
-    <w:lsdException w:unhideWhenUsed="0" w:uiPriority="0" w:semiHidden="0" w:name="line number"/>
-    <w:lsdException w:unhideWhenUsed="0" w:uiPriority="0" w:semiHidden="0" w:name="page number"/>
-    <w:lsdException w:unhideWhenUsed="0" w:uiPriority="0" w:semiHidden="0" w:name="endnote reference"/>
-    <w:lsdException w:unhideWhenUsed="0" w:uiPriority="0" w:semiHidden="0" w:name="endnote text"/>
-    <w:lsdException w:unhideWhenUsed="0" w:uiPriority="0" w:semiHidden="0" w:name="table of authorities"/>
-    <w:lsdException w:unhideWhenUsed="0" w:uiPriority="0" w:semiHidden="0" w:name="macro"/>
-    <w:lsdException w:unhideWhenUsed="0" w:uiPriority="0" w:semiHidden="0" w:name="toa heading"/>
-    <w:lsdException w:unhideWhenUsed="0" w:uiPriority="0" w:semiHidden="0" w:name="List"/>
-    <w:lsdException w:unhideWhenUsed="0" w:uiPriority="0" w:semiHidden="0" w:name="List Bullet"/>
-    <w:lsdException w:unhideWhenUsed="0" w:uiPriority="0" w:semiHidden="0" w:name="List Number"/>
-    <w:lsdException w:unhideWhenUsed="0" w:uiPriority="0" w:semiHidden="0" w:name="List 2"/>
-    <w:lsdException w:unhideWhenUsed="0" w:uiPriority="0" w:semiHidden="0" w:name="List 3"/>
-    <w:lsdException w:unhideWhenUsed="0" w:uiPriority="0" w:semiHidden="0" w:name="List 4"/>
-    <w:lsdException w:unhideWhenUsed="0" w:uiPriority="0" w:semiHidden="0" w:name="List 5"/>
-    <w:lsdException w:unhideWhenUsed="0" w:uiPriority="0" w:semiHidden="0" w:name="List Bullet 2"/>
-    <w:lsdException w:unhideWhenUsed="0" w:uiPriority="0" w:semiHidden="0" w:name="List Bullet 3"/>
-    <w:lsdException w:unhideWhenUsed="0" w:uiPriority="0" w:semiHidden="0" w:name="List Bullet 4"/>
-    <w:lsdException w:unhideWhenUsed="0" w:uiPriority="0" w:semiHidden="0" w:name="List Bullet 5"/>
-    <w:lsdException w:unhideWhenUsed="0" w:uiPriority="0" w:semiHidden="0" w:name="List Number 2"/>
-    <w:lsdException w:unhideWhenUsed="0" w:uiPriority="0" w:semiHidden="0" w:name="List Number 3"/>
-    <w:lsdException w:unhideWhenUsed="0" w:uiPriority="0" w:semiHidden="0" w:name="List Number 4"/>
-    <w:lsdException w:unhideWhenUsed="0" w:uiPriority="0" w:semiHidden="0" w:name="List Number 5"/>
-    <w:lsdException w:qFormat="1" w:unhideWhenUsed="0" w:uiPriority="0" w:semiHidden="0" w:name="Title"/>
-    <w:lsdException w:unhideWhenUsed="0" w:uiPriority="0" w:semiHidden="0" w:name="Closing"/>
-    <w:lsdException w:unhideWhenUsed="0" w:uiPriority="0" w:semiHidden="0" w:name="Signature"/>
-    <w:lsdException w:qFormat="1" w:unhideWhenUsed="0" w:uiPriority="0" w:name="Default Paragraph Font"/>
-    <w:lsdException w:qFormat="1" w:unhideWhenUsed="0" w:uiPriority="0" w:name="Body Text"/>
-    <w:lsdException w:unhideWhenUsed="0" w:uiPriority="0" w:semiHidden="0" w:name="Body Text Indent"/>
-    <w:lsdException w:unhideWhenUsed="0" w:uiPriority="0" w:semiHidden="0" w:name="List Continue"/>
-    <w:lsdException w:unhideWhenUsed="0" w:uiPriority="0" w:semiHidden="0" w:name="List Continue 2"/>
-    <w:lsdException w:unhideWhenUsed="0" w:uiPriority="0" w:semiHidden="0" w:name="List Continue 3"/>
-    <w:lsdException w:unhideWhenUsed="0" w:uiPriority="0" w:semiHidden="0" w:name="List Continue 4"/>
-    <w:lsdException w:unhideWhenUsed="0" w:uiPriority="0" w:semiHidden="0" w:name="List Continue 5"/>
-    <w:lsdException w:unhideWhenUsed="0" w:uiPriority="0" w:semiHidden="0" w:name="Message Header"/>
-    <w:lsdException w:qFormat="1" w:unhideWhenUsed="0" w:uiPriority="0" w:semiHidden="0" w:name="Subtitle"/>
-    <w:lsdException w:unhideWhenUsed="0" w:uiPriority="0" w:semiHidden="0" w:name="Salutation"/>
-    <w:lsdException w:unhideWhenUsed="0" w:uiPriority="0" w:semiHidden="0" w:name="Date"/>
-    <w:lsdException w:unhideWhenUsed="0" w:uiPriority="0" w:semiHidden="0" w:name="Body Text First Indent"/>
-    <w:lsdException w:unhideWhenUsed="0" w:uiPriority="0" w:semiHidden="0" w:name="Body Text First Indent 2"/>
-    <w:lsdException w:uiPriority="99" w:name="Note Heading"/>
-    <w:lsdException w:unhideWhenUsed="0" w:uiPriority="0" w:semiHidden="0" w:name="Body Text 2"/>
-    <w:lsdException w:unhideWhenUsed="0" w:uiPriority="0" w:semiHidden="0" w:name="Body Text 3"/>
-    <w:lsdException w:unhideWhenUsed="0" w:uiPriority="0" w:semiHidden="0" w:name="Body Text Indent 2"/>
-    <w:lsdException w:unhideWhenUsed="0" w:uiPriority="0" w:semiHidden="0" w:name="Body Text Indent 3"/>
-    <w:lsdException w:unhideWhenUsed="0" w:uiPriority="0" w:semiHidden="0" w:name="Block Text"/>
-    <w:lsdException w:unhideWhenUsed="0" w:uiPriority="0" w:semiHidden="0" w:name="Hyperlink"/>
-    <w:lsdException w:unhideWhenUsed="0" w:uiPriority="0" w:semiHidden="0" w:name="FollowedHyperlink"/>
-    <w:lsdException w:qFormat="1" w:unhideWhenUsed="0" w:uiPriority="0" w:semiHidden="0" w:name="Strong"/>
-    <w:lsdException w:qFormat="1" w:unhideWhenUsed="0" w:uiPriority="0" w:semiHidden="0" w:name="Emphasis"/>
-    <w:lsdException w:unhideWhenUsed="0" w:uiPriority="0" w:semiHidden="0" w:name="Document Map"/>
-    <w:lsdException w:unhideWhenUsed="0" w:uiPriority="0" w:semiHidden="0" w:name="Plain Text"/>
-    <w:lsdException w:unhideWhenUsed="0" w:uiPriority="0" w:semiHidden="0" w:name="E-mail Signature"/>
-    <w:lsdException w:qFormat="1" w:unhideWhenUsed="0" w:uiPriority="0" w:semiHidden="0" w:name="Normal (Web)"/>
-    <w:lsdException w:unhideWhenUsed="0" w:uiPriority="0" w:semiHidden="0" w:name="HTML Acronym"/>
-    <w:lsdException w:unhideWhenUsed="0" w:uiPriority="0" w:semiHidden="0" w:name="HTML Address"/>
-    <w:lsdException w:unhideWhenUsed="0" w:uiPriority="0" w:semiHidden="0" w:name="HTML Cite"/>
-    <w:lsdException w:unhideWhenUsed="0" w:uiPriority="0" w:semiHidden="0" w:name="HTML Code"/>
-    <w:lsdException w:unhideWhenUsed="0" w:uiPriority="0" w:semiHidden="0" w:name="HTML Definition"/>
-    <w:lsdException w:unhideWhenUsed="0" w:uiPriority="0" w:semiHidden="0" w:name="HTML Keyboard"/>
-    <w:lsdException w:unhideWhenUsed="0" w:uiPriority="0" w:semiHidden="0" w:name="HTML Preformatted"/>
-    <w:lsdException w:unhideWhenUsed="0" w:uiPriority="0" w:semiHidden="0" w:name="HTML Sample"/>
-    <w:lsdException w:unhideWhenUsed="0" w:uiPriority="0" w:semiHidden="0" w:name="HTML Typewriter"/>
-    <w:lsdException w:unhideWhenUsed="0" w:uiPriority="0" w:semiHidden="0" w:name="HTML Variable"/>
-    <w:lsdException w:qFormat="1" w:unhideWhenUsed="0" w:uiPriority="0" w:name="Normal Table"/>
-    <w:lsdException w:unhideWhenUsed="0" w:uiPriority="0" w:semiHidden="0" w:name="annotation subject"/>
-    <w:lsdException w:unhideWhenUsed="0" w:uiPriority="0" w:semiHidden="0" w:name="Table Simple 1"/>
-    <w:lsdException w:unhideWhenUsed="0" w:uiPriority="0" w:semiHidden="0" w:name="Table Simple 2"/>
-    <w:lsdException w:unhideWhenUsed="0" w:uiPriority="0" w:semiHidden="0" w:name="Table Simple 3"/>
-    <w:lsdException w:unhideWhenUsed="0" w:uiPriority="0" w:semiHidden="0" w:name="Table Classic 1"/>
-    <w:lsdException w:unhideWhenUsed="0" w:uiPriority="0" w:semiHidden="0" w:name="Table Classic 2"/>
-    <w:lsdException w:unhideWhenUsed="0" w:uiPriority="0" w:semiHidden="0" w:name="Table Classic 3"/>
-    <w:lsdException w:unhideWhenUsed="0" w:uiPriority="0" w:semiHidden="0" w:name="Table Classic 4"/>
-    <w:lsdException w:unhideWhenUsed="0" w:uiPriority="0" w:semiHidden="0" w:name="Table Colorful 1"/>
-    <w:lsdException w:unhideWhenUsed="0" w:uiPriority="0" w:semiHidden="0" w:name="Table Colorful 2"/>
-    <w:lsdException w:unhideWhenUsed="0" w:uiPriority="0" w:semiHidden="0" w:name="Table Colorful 3"/>
-    <w:lsdException w:unhideWhenUsed="0" w:uiPriority="0" w:semiHidden="0" w:name="Table Columns 1"/>
-    <w:lsdException w:unhideWhenUsed="0" w:uiPriority="0" w:semiHidden="0" w:name="Table Columns 2"/>
-    <w:lsdException w:unhideWhenUsed="0" w:uiPriority="0" w:semiHidden="0" w:name="Table Columns 3"/>
-    <w:lsdException w:unhideWhenUsed="0" w:uiPriority="0" w:semiHidden="0" w:name="Table Columns 4"/>
-    <w:lsdException w:unhideWhenUsed="0" w:uiPriority="0" w:semiHidden="0" w:name="Table Columns 5"/>
-    <w:lsdException w:unhideWhenUsed="0" w:uiPriority="0" w:semiHidden="0" w:name="Table Grid 1"/>
-    <w:lsdException w:unhideWhenUsed="0" w:uiPriority="0" w:semiHidden="0" w:name="Table Grid 2"/>
-    <w:lsdException w:unhideWhenUsed="0" w:uiPriority="0" w:semiHidden="0" w:name="Table Grid 3"/>
-    <w:lsdException w:unhideWhenUsed="0" w:uiPriority="0" w:semiHidden="0" w:name="Table Grid 4"/>
-    <w:lsdException w:unhideWhenUsed="0" w:uiPriority="0" w:semiHidden="0" w:name="Table Grid 5"/>
-    <w:lsdException w:unhideWhenUsed="0" w:uiPriority="0" w:semiHidden="0" w:name="Table Grid 6"/>
-    <w:lsdException w:unhideWhenUsed="0" w:uiPriority="0" w:semiHidden="0" w:name="Table Grid 7"/>
-    <w:lsdException w:unhideWhenUsed="0" w:uiPriority="0" w:semiHidden="0" w:name="Table Grid 8"/>
-    <w:lsdException w:unhideWhenUsed="0" w:uiPriority="0" w:semiHidden="0" w:name="Table List 1"/>
-    <w:lsdException w:unhideWhenUsed="0" w:uiPriority="0" w:semiHidden="0" w:name="Table List 2"/>
-    <w:lsdException w:unhideWhenUsed="0" w:uiPriority="0" w:semiHidden="0" w:name="Table List 3"/>
-    <w:lsdException w:unhideWhenUsed="0" w:uiPriority="0" w:semiHidden="0" w:name="Table List 4"/>
-    <w:lsdException w:unhideWhenUsed="0" w:uiPriority="0" w:semiHidden="0" w:name="Table List 5"/>
-    <w:lsdException w:unhideWhenUsed="0" w:uiPriority="0" w:semiHidden="0" w:name="Table List 6"/>
-    <w:lsdException w:unhideWhenUsed="0" w:uiPriority="0" w:semiHidden="0" w:name="Table List 7"/>
-    <w:lsdException w:unhideWhenUsed="0" w:uiPriority="0" w:semiHidden="0" w:name="Table List 8"/>
-    <w:lsdException w:unhideWhenUsed="0" w:uiPriority="0" w:semiHidden="0" w:name="Table 3D effects 1"/>
-    <w:lsdException w:unhideWhenUsed="0" w:uiPriority="0" w:semiHidden="0" w:name="Table 3D effects 2"/>
-    <w:lsdException w:unhideWhenUsed="0" w:uiPriority="0" w:semiHidden="0" w:name="Table 3D effects 3"/>
-    <w:lsdException w:unhideWhenUsed="0" w:uiPriority="0" w:semiHidden="0" w:name="Table Contemporary"/>
-    <w:lsdException w:unhideWhenUsed="0" w:uiPriority="0" w:semiHidden="0" w:name="Table Elegant"/>
-    <w:lsdException w:unhideWhenUsed="0" w:uiPriority="0" w:semiHidden="0" w:name="Table Professional"/>
-    <w:lsdException w:unhideWhenUsed="0" w:uiPriority="0" w:semiHidden="0" w:name="Table Subtle 1"/>
-    <w:lsdException w:unhideWhenUsed="0" w:uiPriority="0" w:semiHidden="0" w:name="Table Subtle 2"/>
-    <w:lsdException w:unhideWhenUsed="0" w:uiPriority="0" w:semiHidden="0" w:name="Table Web 1"/>
-    <w:lsdException w:unhideWhenUsed="0" w:uiPriority="0" w:semiHidden="0" w:name="Table Web 2"/>
-    <w:lsdException w:unhideWhenUsed="0" w:uiPriority="0" w:semiHidden="0" w:name="Table Web 3"/>
-    <w:lsdException w:unhideWhenUsed="0" w:uiPriority="0" w:semiHidden="0" w:name="Balloon Text"/>
-    <w:lsdException w:qFormat="1" w:unhideWhenUsed="0" w:uiPriority="0" w:semiHidden="0" w:name="Table Grid"/>
-    <w:lsdException w:unhideWhenUsed="0" w:uiPriority="0" w:semiHidden="0" w:name="Table Theme"/>
-    <w:lsdException w:unhideWhenUsed="0" w:uiPriority="60" w:semiHidden="0" w:name="Light Shading"/>
-    <w:lsdException w:unhideWhenUsed="0" w:uiPriority="61" w:semiHidden="0" w:name="Light List"/>
-    <w:lsdException w:unhideWhenUsed="0" w:uiPriority="62" w:semiHidden="0" w:name="Light Grid"/>
-    <w:lsdException w:unhideWhenUsed="0" w:uiPriority="63" w:semiHidden="0" w:name="Medium Shading 1"/>
-    <w:lsdException w:unhideWhenUsed="0" w:uiPriority="64" w:semiHidden="0" w:name="Medium Shading 2"/>
-    <w:lsdException w:unhideWhenUsed="0" w:uiPriority="65" w:semiHidden="0" w:name="Medium List 1"/>
-    <w:lsdException w:unhideWhenUsed="0" w:uiPriority="66" w:semiHidden="0" w:name="Medium List 2"/>
-    <w:lsdException w:unhideWhenUsed="0" w:uiPriority="67" w:semiHidden="0" w:name="Medium Grid 1"/>
-    <w:lsdException w:unhideWhenUsed="0" w:uiPriority="68" w:semiHidden="0" w:name="Medium Grid 2"/>
-    <w:lsdException w:unhideWhenUsed="0" w:uiPriority="69" w:semiHidden="0" w:name="Medium Grid 3"/>
-    <w:lsdException w:unhideWhenUsed="0" w:uiPriority="70" w:semiHidden="0" w:name="Dark List"/>
-    <w:lsdException w:unhideWhenUsed="0" w:uiPriority="71" w:semiHidden="0" w:name="Colorful Shading"/>
-    <w:lsdException w:unhideWhenUsed="0" w:uiPriority="72" w:semiHidden="0" w:name="Colorful List"/>
-    <w:lsdException w:unhideWhenUsed="0" w:uiPriority="73" w:semiHidden="0" w:name="Colorful Grid"/>
-    <w:lsdException w:unhideWhenUsed="0" w:uiPriority="60" w:semiHidden="0" w:name="Light Shading Accent 1"/>
-    <w:lsdException w:unhideWhenUsed="0" w:uiPriority="61" w:semiHidden="0" w:name="Light List Accent 1"/>
-    <w:lsdException w:unhideWhenUsed="0" w:uiPriority="62" w:semiHidden="0" w:name="Light Grid Accent 1"/>
-    <w:lsdException w:unhideWhenUsed="0" w:uiPriority="63" w:semiHidden="0" w:name="Medium Shading 1 Accent 1"/>
-    <w:lsdException w:unhideWhenUsed="0" w:uiPriority="64" w:semiHidden="0" w:name="Medium Shading 2 Accent 1"/>
-    <w:lsdException w:unhideWhenUsed="0" w:uiPriority="65" w:semiHidden="0" w:name="Medium List 1 Accent 1"/>
-    <w:lsdException w:unhideWhenUsed="0" w:uiPriority="66" w:semiHidden="0" w:name="Medium List 2 Accent 1"/>
-    <w:lsdException w:unhideWhenUsed="0" w:uiPriority="67" w:semiHidden="0" w:name="Medium Grid 1 Accent 1"/>
-    <w:lsdException w:unhideWhenUsed="0" w:uiPriority="68" w:semiHidden="0" w:name="Medium Grid 2 Accent 1"/>
-    <w:lsdException w:unhideWhenUsed="0" w:uiPriority="69" w:semiHidden="0" w:name="Medium Grid 3 Accent 1"/>
-    <w:lsdException w:unhideWhenUsed="0" w:uiPriority="70" w:semiHidden="0" w:name="Dark List Accent 1"/>
-    <w:lsdException w:unhideWhenUsed="0" w:uiPriority="71" w:semiHidden="0" w:name="Colorful Shading Accent 1"/>
-    <w:lsdException w:unhideWhenUsed="0" w:uiPriority="72" w:semiHidden="0" w:name="Colorful List Accent 1"/>
-    <w:lsdException w:unhideWhenUsed="0" w:uiPriority="73" w:semiHidden="0" w:name="Colorful Grid Accent 1"/>
-    <w:lsdException w:unhideWhenUsed="0" w:uiPriority="60" w:semiHidden="0" w:name="Light Shading Accent 2"/>
-    <w:lsdException w:unhideWhenUsed="0" w:uiPriority="61" w:semiHidden="0" w:name="Light List Accent 2"/>
-    <w:lsdException w:unhideWhenUsed="0" w:uiPriority="62" w:semiHidden="0" w:name="Light Grid Accent 2"/>
-    <w:lsdException w:unhideWhenUsed="0" w:uiPriority="63" w:semiHidden="0" w:name="Medium Shading 1 Accent 2"/>
-    <w:lsdException w:unhideWhenUsed="0" w:uiPriority="64" w:semiHidden="0" w:name="Medium Shading 2 Accent 2"/>
-    <w:lsdException w:unhideWhenUsed="0" w:uiPriority="65" w:semiHidden="0" w:name="Medium List 1 Accent 2"/>
-    <w:lsdException w:unhideWhenUsed="0" w:uiPriority="66" w:semiHidden="0" w:name="Medium List 2 Accent 2"/>
-    <w:lsdException w:unhideWhenUsed="0" w:uiPriority="67" w:semiHidden="0" w:name="Medium Grid 1 Accent 2"/>
-    <w:lsdException w:unhideWhenUsed="0" w:uiPriority="68" w:semiHidden="0" w:name="Medium Grid 2 Accent 2"/>
-    <w:lsdException w:unhideWhenUsed="0" w:uiPriority="69" w:semiHidden="0" w:name="Medium Grid 3 Accent 2"/>
-    <w:lsdException w:unhideWhenUsed="0" w:uiPriority="70" w:semiHidden="0" w:name="Dark List Accent 2"/>
-    <w:lsdException w:unhideWhenUsed="0" w:uiPriority="71" w:semiHidden="0" w:name="Colorful Shading Accent 2"/>
-    <w:lsdException w:unhideWhenUsed="0" w:uiPriority="72" w:semiHidden="0" w:name="Colorful List Accent 2"/>
-    <w:lsdException w:unhideWhenUsed="0" w:uiPriority="73" w:semiHidden="0" w:name="Colorful Grid Accent 2"/>
-    <w:lsdException w:unhideWhenUsed="0" w:uiPriority="60" w:semiHidden="0" w:name="Light Shading Accent 3"/>
-    <w:lsdException w:unhideWhenUsed="0" w:uiPriority="61" w:semiHidden="0" w:name="Light List Accent 3"/>
-    <w:lsdException w:unhideWhenUsed="0" w:uiPriority="62" w:semiHidden="0" w:name="Light Grid Accent 3"/>
-    <w:lsdException w:unhideWhenUsed="0" w:uiPriority="63" w:semiHidden="0" w:name="Medium Shading 1 Accent 3"/>
-    <w:lsdException w:unhideWhenUsed="0" w:uiPriority="64" w:semiHidden="0" w:name="Medium Shading 2 Accent 3"/>
-    <w:lsdException w:unhideWhenUsed="0" w:uiPriority="65" w:semiHidden="0" w:name="Medium List 1 Accent 3"/>
-    <w:lsdException w:unhideWhenUsed="0" w:uiPriority="66" w:semiHidden="0" w:name="Medium List 2 Accent 3"/>
-    <w:lsdException w:unhideWhenUsed="0" w:uiPriority="67" w:semiHidden="0" w:name="Medium Grid 1 Accent 3"/>
-    <w:lsdException w:unhideWhenUsed="0" w:uiPriority="68" w:semiHidden="0" w:name="Medium Grid 2 Accent 3"/>
-    <w:lsdException w:unhideWhenUsed="0" w:uiPriority="69" w:semiHidden="0" w:name="Medium Grid 3 Accent 3"/>
-    <w:lsdException w:unhideWhenUsed="0" w:uiPriority="70" w:semiHidden="0" w:name="Dark List Accent 3"/>
-    <w:lsdException w:unhideWhenUsed="0" w:uiPriority="71" w:semiHidden="0" w:name="Colorful Shading Accent 3"/>
-    <w:lsdException w:unhideWhenUsed="0" w:uiPriority="72" w:semiHidden="0" w:name="Colorful List Accent 3"/>
-    <w:lsdException w:unhideWhenUsed="0" w:uiPriority="73" w:semiHidden="0" w:name="Colorful Grid Accent 3"/>
-    <w:lsdException w:unhideWhenUsed="0" w:uiPriority="60" w:semiHidden="0" w:name="Light Shading Accent 4"/>
-    <w:lsdException w:unhideWhenUsed="0" w:uiPriority="61" w:semiHidden="0" w:name="Light List Accent 4"/>
-    <w:lsdException w:unhideWhenUsed="0" w:uiPriority="62" w:semiHidden="0" w:name="Light Grid Accent 4"/>
-    <w:lsdException w:unhideWhenUsed="0" w:uiPriority="63" w:semiHidden="0" w:name="Medium Shading 1 Accent 4"/>
-    <w:lsdException w:unhideWhenUsed="0" w:uiPriority="64" w:semiHidden="0" w:name="Medium Shading 2 Accent 4"/>
-    <w:lsdException w:unhideWhenUsed="0" w:uiPriority="65" w:semiHidden="0" w:name="Medium List 1 Accent 4"/>
-    <w:lsdException w:unhideWhenUsed="0" w:uiPriority="66" w:semiHidden="0" w:name="Medium List 2 Accent 4"/>
-    <w:lsdException w:unhideWhenUsed="0" w:uiPriority="67" w:semiHidden="0" w:name="Medium Grid 1 Accent 4"/>
-    <w:lsdException w:unhideWhenUsed="0" w:uiPriority="68" w:semiHidden="0" w:name="Medium Grid 2 Accent 4"/>
-    <w:lsdException w:unhideWhenUsed="0" w:uiPriority="69" w:semiHidden="0" w:name="Medium Grid 3 Accent 4"/>
-    <w:lsdException w:unhideWhenUsed="0" w:uiPriority="70" w:semiHidden="0" w:name="Dark List Accent 4"/>
-    <w:lsdException w:unhideWhenUsed="0" w:uiPriority="71" w:semiHidden="0" w:name="Colorful Shading Accent 4"/>
-    <w:lsdException w:unhideWhenUsed="0" w:uiPriority="72" w:semiHidden="0" w:name="Colorful List Accent 4"/>
-    <w:lsdException w:unhideWhenUsed="0" w:uiPriority="73" w:semiHidden="0" w:name="Colorful Grid Accent 4"/>
-    <w:lsdException w:unhideWhenUsed="0" w:uiPriority="60" w:semiHidden="0" w:name="Light Shading Accent 5"/>
-    <w:lsdException w:unhideWhenUsed="0" w:uiPriority="61" w:semiHidden="0" w:name="Light List Accent 5"/>
-    <w:lsdException w:unhideWhenUsed="0" w:uiPriority="62" w:semiHidden="0" w:name="Light Grid Accent 5"/>
-    <w:lsdException w:unhideWhenUsed="0" w:uiPriority="63" w:semiHidden="0" w:name="Medium Shading 1 Accent 5"/>
-    <w:lsdException w:unhideWhenUsed="0" w:uiPriority="64" w:semiHidden="0" w:name="Medium Shading 2 Accent 5"/>
-    <w:lsdException w:unhideWhenUsed="0" w:uiPriority="65" w:semiHidden="0" w:name="Medium List 1 Accent 5"/>
-    <w:lsdException w:unhideWhenUsed="0" w:uiPriority="66" w:semiHidden="0" w:name="Medium List 2 Accent 5"/>
-    <w:lsdException w:unhideWhenUsed="0" w:uiPriority="67" w:semiHidden="0" w:name="Medium Grid 1 Accent 5"/>
-    <w:lsdException w:unhideWhenUsed="0" w:uiPriority="68" w:semiHidden="0" w:name="Medium Grid 2 Accent 5"/>
-    <w:lsdException w:unhideWhenUsed="0" w:uiPriority="69" w:semiHidden="0" w:name="Medium Grid 3 Accent 5"/>
-    <w:lsdException w:unhideWhenUsed="0" w:uiPriority="70" w:semiHidden="0" w:name="Dark List Accent 5"/>
-    <w:lsdException w:unhideWhenUsed="0" w:uiPriority="71" w:semiHidden="0" w:name="Colorful Shading Accent 5"/>
-    <w:lsdException w:unhideWhenUsed="0" w:uiPriority="72" w:semiHidden="0" w:name="Colorful List Accent 5"/>
-    <w:lsdException w:unhideWhenUsed="0" w:uiPriority="73" w:semiHidden="0" w:name="Colorful Grid Accent 5"/>
-    <w:lsdException w:unhideWhenUsed="0" w:uiPriority="60" w:semiHidden="0" w:name="Light Shading Accent 6"/>
-    <w:lsdException w:unhideWhenUsed="0" w:uiPriority="61" w:semiHidden="0" w:name="Light List Accent 6"/>
-    <w:lsdException w:unhideWhenUsed="0" w:uiPriority="62" w:semiHidden="0" w:name="Light Grid Accent 6"/>
-    <w:lsdException w:unhideWhenUsed="0" w:uiPriority="63" w:semiHidden="0" w:name="Medium Shading 1 Accent 6"/>
-    <w:lsdException w:unhideWhenUsed="0" w:uiPriority="64" w:semiHidden="0" w:name="Medium Shading 2 Accent 6"/>
-    <w:lsdException w:unhideWhenUsed="0" w:uiPriority="65" w:semiHidden="0" w:name="Medium List 1 Accent 6"/>
-    <w:lsdException w:unhideWhenUsed="0" w:uiPriority="66" w:semiHidden="0" w:name="Medium List 2 Accent 6"/>
-    <w:lsdException w:unhideWhenUsed="0" w:uiPriority="67" w:semiHidden="0" w:name="Medium Grid 1 Accent 6"/>
-    <w:lsdException w:unhideWhenUsed="0" w:uiPriority="68" w:semiHidden="0" w:name="Medium Grid 2 Accent 6"/>
-    <w:lsdException w:unhideWhenUsed="0" w:uiPriority="69" w:semiHidden="0" w:name="Medium Grid 3 Accent 6"/>
-    <w:lsdException w:unhideWhenUsed="0" w:uiPriority="70" w:semiHidden="0" w:name="Dark List Accent 6"/>
-    <w:lsdException w:unhideWhenUsed="0" w:uiPriority="71" w:semiHidden="0" w:name="Colorful Shading Accent 6"/>
-    <w:lsdException w:unhideWhenUsed="0" w:uiPriority="72" w:semiHidden="0" w:name="Colorful List Accent 6"/>
-    <w:lsdException w:unhideWhenUsed="0" w:uiPriority="73" w:semiHidden="0" w:name="Colorful Grid Accent 6"/>
+  <w:latentStyles w:defLockedState="0" w:defUIPriority="99" w:defSemiHidden="1" w:defUnhideWhenUsed="1" w:defQFormat="0" w:count="260">
+    <w:lsdException w:name="Normal" w:semiHidden="0" w:uiPriority="0" w:unhideWhenUsed="0" w:qFormat="1"/>
+    <w:lsdException w:name="heading 1" w:semiHidden="0" w:uiPriority="0" w:unhideWhenUsed="0" w:qFormat="1"/>
+    <w:lsdException w:name="heading 2" w:semiHidden="0" w:uiPriority="0" w:qFormat="1"/>
+    <w:lsdException w:name="heading 3" w:uiPriority="0" w:qFormat="1"/>
+    <w:lsdException w:name="heading 4" w:semiHidden="0" w:uiPriority="0" w:qFormat="1"/>
+    <w:lsdException w:name="heading 5" w:uiPriority="0" w:qFormat="1"/>
+    <w:lsdException w:name="heading 6" w:uiPriority="0" w:qFormat="1"/>
+    <w:lsdException w:name="heading 7" w:uiPriority="0" w:qFormat="1"/>
+    <w:lsdException w:name="heading 8" w:uiPriority="0" w:qFormat="1"/>
+    <w:lsdException w:name="heading 9" w:uiPriority="0" w:qFormat="1"/>
+    <w:lsdException w:name="index 1" w:semiHidden="0" w:uiPriority="0" w:unhideWhenUsed="0"/>
+    <w:lsdException w:name="index 2" w:semiHidden="0" w:uiPriority="0" w:unhideWhenUsed="0"/>
+    <w:lsdException w:name="index 3" w:semiHidden="0" w:uiPriority="0" w:unhideWhenUsed="0"/>
+    <w:lsdException w:name="index 4" w:semiHidden="0" w:uiPriority="0" w:unhideWhenUsed="0"/>
+    <w:lsdException w:name="index 5" w:semiHidden="0" w:uiPriority="0" w:unhideWhenUsed="0"/>
+    <w:lsdException w:name="index 6" w:semiHidden="0" w:uiPriority="0" w:unhideWhenUsed="0"/>
+    <w:lsdException w:name="index 7" w:semiHidden="0" w:uiPriority="0" w:unhideWhenUsed="0"/>
+    <w:lsdException w:name="index 8" w:semiHidden="0" w:uiPriority="0" w:unhideWhenUsed="0"/>
+    <w:lsdException w:name="index 9" w:semiHidden="0" w:uiPriority="0" w:unhideWhenUsed="0"/>
+    <w:lsdException w:name="toc 1" w:semiHidden="0" w:uiPriority="0" w:unhideWhenUsed="0" w:qFormat="1"/>
+    <w:lsdException w:name="toc 2" w:semiHidden="0" w:uiPriority="0" w:unhideWhenUsed="0" w:qFormat="1"/>
+    <w:lsdException w:name="toc 3" w:semiHidden="0" w:uiPriority="0" w:unhideWhenUsed="0" w:qFormat="1"/>
+    <w:lsdException w:name="toc 4" w:semiHidden="0" w:uiPriority="0" w:unhideWhenUsed="0"/>
+    <w:lsdException w:name="toc 5" w:semiHidden="0" w:uiPriority="0" w:unhideWhenUsed="0"/>
+    <w:lsdException w:name="toc 6" w:semiHidden="0" w:uiPriority="0" w:unhideWhenUsed="0"/>
+    <w:lsdException w:name="toc 7" w:semiHidden="0" w:uiPriority="0" w:unhideWhenUsed="0"/>
+    <w:lsdException w:name="toc 8" w:semiHidden="0" w:uiPriority="0" w:unhideWhenUsed="0"/>
+    <w:lsdException w:name="toc 9" w:semiHidden="0" w:uiPriority="0" w:unhideWhenUsed="0"/>
+    <w:lsdException w:name="Normal Indent" w:semiHidden="0" w:uiPriority="0" w:unhideWhenUsed="0"/>
+    <w:lsdException w:name="footnote text" w:semiHidden="0" w:uiPriority="0" w:unhideWhenUsed="0"/>
+    <w:lsdException w:name="annotation text" w:semiHidden="0" w:uiPriority="0" w:unhideWhenUsed="0" w:qFormat="1"/>
+    <w:lsdException w:name="header" w:semiHidden="0" w:uiPriority="0" w:unhideWhenUsed="0" w:qFormat="1"/>
+    <w:lsdException w:name="footer" w:semiHidden="0" w:uiPriority="0" w:unhideWhenUsed="0" w:qFormat="1"/>
+    <w:lsdException w:name="index heading" w:semiHidden="0" w:uiPriority="0" w:unhideWhenUsed="0"/>
+    <w:lsdException w:name="caption" w:uiPriority="0" w:qFormat="1"/>
+    <w:lsdException w:name="table of figures" w:semiHidden="0" w:uiPriority="0" w:unhideWhenUsed="0"/>
+    <w:lsdException w:name="envelope address" w:semiHidden="0" w:uiPriority="0" w:unhideWhenUsed="0"/>
+    <w:lsdException w:name="envelope return" w:semiHidden="0" w:uiPriority="0" w:unhideWhenUsed="0"/>
+    <w:lsdException w:name="footnote reference" w:semiHidden="0" w:uiPriority="0" w:unhideWhenUsed="0"/>
+    <w:lsdException w:name="annotation reference" w:semiHidden="0" w:uiPriority="0" w:unhideWhenUsed="0"/>
+    <w:lsdException w:name="line number" w:semiHidden="0" w:uiPriority="0" w:unhideWhenUsed="0"/>
+    <w:lsdException w:name="page number" w:semiHidden="0" w:uiPriority="0" w:unhideWhenUsed="0"/>
+    <w:lsdException w:name="endnote reference" w:semiHidden="0" w:uiPriority="0" w:unhideWhenUsed="0"/>
+    <w:lsdException w:name="endnote text" w:semiHidden="0" w:uiPriority="0" w:unhideWhenUsed="0"/>
+    <w:lsdException w:name="table of authorities" w:semiHidden="0" w:uiPriority="0" w:unhideWhenUsed="0"/>
+    <w:lsdException w:name="macro" w:semiHidden="0" w:uiPriority="0" w:unhideWhenUsed="0"/>
+    <w:lsdException w:name="toa heading" w:semiHidden="0" w:uiPriority="0" w:unhideWhenUsed="0"/>
+    <w:lsdException w:name="List" w:semiHidden="0" w:uiPriority="0" w:unhideWhenUsed="0"/>
+    <w:lsdException w:name="List Bullet" w:semiHidden="0" w:uiPriority="0" w:unhideWhenUsed="0"/>
+    <w:lsdException w:name="List Number" w:semiHidden="0" w:uiPriority="0" w:unhideWhenUsed="0"/>
+    <w:lsdException w:name="List 2" w:semiHidden="0" w:uiPriority="0" w:unhideWhenUsed="0"/>
+    <w:lsdException w:name="List 3" w:semiHidden="0" w:uiPriority="0" w:unhideWhenUsed="0"/>
+    <w:lsdException w:name="List 4" w:semiHidden="0" w:uiPriority="0" w:unhideWhenUsed="0"/>
+    <w:lsdException w:name="List 5" w:semiHidden="0" w:uiPriority="0" w:unhideWhenUsed="0"/>
+    <w:lsdException w:name="List Bullet 2" w:semiHidden="0" w:uiPriority="0" w:unhideWhenUsed="0"/>
+    <w:lsdException w:name="List Bullet 3" w:semiHidden="0" w:uiPriority="0" w:unhideWhenUsed="0"/>
+    <w:lsdException w:name="List Bullet 4" w:semiHidden="0" w:uiPriority="0" w:unhideWhenUsed="0"/>
+    <w:lsdException w:name="List Bullet 5" w:semiHidden="0" w:uiPriority="0" w:unhideWhenUsed="0"/>
+    <w:lsdException w:name="List Number 2" w:semiHidden="0" w:uiPriority="0" w:unhideWhenUsed="0"/>
+    <w:lsdException w:name="List Number 3" w:semiHidden="0" w:uiPriority="0" w:unhideWhenUsed="0"/>
+    <w:lsdException w:name="List Number 4" w:semiHidden="0" w:uiPriority="0" w:unhideWhenUsed="0"/>
+    <w:lsdException w:name="List Number 5" w:semiHidden="0" w:uiPriority="0" w:unhideWhenUsed="0"/>
+    <w:lsdException w:name="Title" w:semiHidden="0" w:uiPriority="0" w:unhideWhenUsed="0" w:qFormat="1"/>
+    <w:lsdException w:name="Closing" w:semiHidden="0" w:uiPriority="0" w:unhideWhenUsed="0"/>
+    <w:lsdException w:name="Signature" w:semiHidden="0" w:uiPriority="0" w:unhideWhenUsed="0"/>
+    <w:lsdException w:name="Default Paragraph Font" w:uiPriority="0" w:unhideWhenUsed="0" w:qFormat="1"/>
+    <w:lsdException w:name="Body Text" w:uiPriority="0" w:unhideWhenUsed="0" w:qFormat="1"/>
+    <w:lsdException w:name="Body Text Indent" w:semiHidden="0" w:uiPriority="0" w:unhideWhenUsed="0"/>
+    <w:lsdException w:name="List Continue" w:semiHidden="0" w:uiPriority="0" w:unhideWhenUsed="0"/>
+    <w:lsdException w:name="List Continue 2" w:semiHidden="0" w:uiPriority="0" w:unhideWhenUsed="0"/>
+    <w:lsdException w:name="List Continue 3" w:semiHidden="0" w:uiPriority="0" w:unhideWhenUsed="0"/>
+    <w:lsdException w:name="List Continue 4" w:semiHidden="0" w:uiPriority="0" w:unhideWhenUsed="0"/>
+    <w:lsdException w:name="List Continue 5" w:semiHidden="0" w:uiPriority="0" w:unhideWhenUsed="0"/>
+    <w:lsdException w:name="Message Header" w:semiHidden="0" w:uiPriority="0" w:unhideWhenUsed="0"/>
+    <w:lsdException w:name="Subtitle" w:semiHidden="0" w:uiPriority="0" w:unhideWhenUsed="0" w:qFormat="1"/>
+    <w:lsdException w:name="Salutation" w:semiHidden="0" w:uiPriority="0" w:unhideWhenUsed="0"/>
+    <w:lsdException w:name="Date" w:semiHidden="0" w:uiPriority="0" w:unhideWhenUsed="0"/>
+    <w:lsdException w:name="Body Text First Indent" w:semiHidden="0" w:uiPriority="0" w:unhideWhenUsed="0"/>
+    <w:lsdException w:name="Body Text First Indent 2" w:semiHidden="0" w:uiPriority="0" w:unhideWhenUsed="0"/>
+    <w:lsdException w:name="Body Text 2" w:semiHidden="0" w:uiPriority="0" w:unhideWhenUsed="0"/>
+    <w:lsdException w:name="Body Text 3" w:semiHidden="0" w:uiPriority="0" w:unhideWhenUsed="0"/>
+    <w:lsdException w:name="Body Text Indent 2" w:semiHidden="0" w:uiPriority="0" w:unhideWhenUsed="0"/>
+    <w:lsdException w:name="Body Text Indent 3" w:semiHidden="0" w:uiPriority="0" w:unhideWhenUsed="0"/>
+    <w:lsdException w:name="Block Text" w:semiHidden="0" w:uiPriority="0" w:unhideWhenUsed="0"/>
+    <w:lsdException w:name="Hyperlink" w:semiHidden="0" w:uiPriority="0" w:unhideWhenUsed="0"/>
+    <w:lsdException w:name="FollowedHyperlink" w:semiHidden="0" w:uiPriority="0" w:unhideWhenUsed="0"/>
+    <w:lsdException w:name="Strong" w:semiHidden="0" w:uiPriority="0" w:unhideWhenUsed="0" w:qFormat="1"/>
+    <w:lsdException w:name="Emphasis" w:semiHidden="0" w:uiPriority="0" w:unhideWhenUsed="0" w:qFormat="1"/>
+    <w:lsdException w:name="Document Map" w:semiHidden="0" w:uiPriority="0" w:unhideWhenUsed="0"/>
+    <w:lsdException w:name="Plain Text" w:semiHidden="0" w:uiPriority="0" w:unhideWhenUsed="0"/>
+    <w:lsdException w:name="E-mail Signature" w:semiHidden="0" w:uiPriority="0" w:unhideWhenUsed="0"/>
+    <w:lsdException w:name="Normal (Web)" w:semiHidden="0" w:uiPriority="0" w:unhideWhenUsed="0" w:qFormat="1"/>
+    <w:lsdException w:name="HTML Acronym" w:semiHidden="0" w:uiPriority="0" w:unhideWhenUsed="0"/>
+    <w:lsdException w:name="HTML Address" w:semiHidden="0" w:uiPriority="0" w:unhideWhenUsed="0"/>
+    <w:lsdException w:name="HTML Cite" w:semiHidden="0" w:uiPriority="0" w:unhideWhenUsed="0"/>
+    <w:lsdException w:name="HTML Code" w:semiHidden="0" w:uiPriority="0" w:unhideWhenUsed="0"/>
+    <w:lsdException w:name="HTML Definition" w:semiHidden="0" w:uiPriority="0" w:unhideWhenUsed="0"/>
+    <w:lsdException w:name="HTML Keyboard" w:semiHidden="0" w:uiPriority="0" w:unhideWhenUsed="0"/>
+    <w:lsdException w:name="HTML Preformatted" w:semiHidden="0" w:uiPriority="0" w:unhideWhenUsed="0"/>
+    <w:lsdException w:name="HTML Sample" w:semiHidden="0" w:uiPriority="0" w:unhideWhenUsed="0"/>
+    <w:lsdException w:name="HTML Typewriter" w:semiHidden="0" w:uiPriority="0" w:unhideWhenUsed="0"/>
+    <w:lsdException w:name="HTML Variable" w:semiHidden="0" w:uiPriority="0" w:unhideWhenUsed="0"/>
+    <w:lsdException w:name="Normal Table" w:uiPriority="0" w:unhideWhenUsed="0" w:qFormat="1"/>
+    <w:lsdException w:name="annotation subject" w:semiHidden="0" w:uiPriority="0" w:unhideWhenUsed="0"/>
+    <w:lsdException w:name="Table Simple 1" w:semiHidden="0" w:uiPriority="0" w:unhideWhenUsed="0"/>
+    <w:lsdException w:name="Table Simple 2" w:semiHidden="0" w:uiPriority="0" w:unhideWhenUsed="0"/>
+    <w:lsdException w:name="Table Simple 3" w:semiHidden="0" w:uiPriority="0" w:unhideWhenUsed="0"/>
+    <w:lsdException w:name="Table Classic 1" w:semiHidden="0" w:uiPriority="0" w:unhideWhenUsed="0"/>
+    <w:lsdException w:name="Table Classic 2" w:semiHidden="0" w:uiPriority="0" w:unhideWhenUsed="0"/>
+    <w:lsdException w:name="Table Classic 3" w:semiHidden="0" w:uiPriority="0" w:unhideWhenUsed="0"/>
+    <w:lsdException w:name="Table Classic 4" w:semiHidden="0" w:uiPriority="0" w:unhideWhenUsed="0"/>
+    <w:lsdException w:name="Table Colorful 1" w:semiHidden="0" w:uiPriority="0" w:unhideWhenUsed="0"/>
+    <w:lsdException w:name="Table Colorful 2" w:semiHidden="0" w:uiPriority="0" w:unhideWhenUsed="0"/>
+    <w:lsdException w:name="Table Colorful 3" w:semiHidden="0" w:uiPriority="0" w:unhideWhenUsed="0"/>
+    <w:lsdException w:name="Table Columns 1" w:semiHidden="0" w:uiPriority="0" w:unhideWhenUsed="0"/>
+    <w:lsdException w:name="Table Columns 2" w:semiHidden="0" w:uiPriority="0" w:unhideWhenUsed="0"/>
+    <w:lsdException w:name="Table Columns 3" w:semiHidden="0" w:uiPriority="0" w:unhideWhenUsed="0"/>
+    <w:lsdException w:name="Table Columns 4" w:semiHidden="0" w:uiPriority="0" w:unhideWhenUsed="0"/>
+    <w:lsdException w:name="Table Columns 5" w:semiHidden="0" w:uiPriority="0" w:unhideWhenUsed="0"/>
+    <w:lsdException w:name="Table Grid 1" w:semiHidden="0" w:uiPriority="0" w:unhideWhenUsed="0"/>
+    <w:lsdException w:name="Table Grid 2" w:semiHidden="0" w:uiPriority="0" w:unhideWhenUsed="0"/>
+    <w:lsdException w:name="Table Grid 3" w:semiHidden="0" w:uiPriority="0" w:unhideWhenUsed="0"/>
+    <w:lsdException w:name="Table Grid 4" w:semiHidden="0" w:uiPriority="0" w:unhideWhenUsed="0"/>
+    <w:lsdException w:name="Table Grid 5" w:semiHidden="0" w:uiPriority="0" w:unhideWhenUsed="0"/>
+    <w:lsdException w:name="Table Grid 6" w:semiHidden="0" w:uiPriority="0" w:unhideWhenUsed="0"/>
+    <w:lsdException w:name="Table Grid 7" w:semiHidden="0" w:uiPriority="0" w:unhideWhenUsed="0"/>
+    <w:lsdException w:name="Table Grid 8" w:semiHidden="0" w:uiPriority="0" w:unhideWhenUsed="0"/>
+    <w:lsdException w:name="Table List 1" w:semiHidden="0" w:uiPriority="0" w:unhideWhenUsed="0"/>
+    <w:lsdException w:name="Table List 2" w:semiHidden="0" w:uiPriority="0" w:unhideWhenUsed="0"/>
+    <w:lsdException w:name="Table List 3" w:semiHidden="0" w:uiPriority="0" w:unhideWhenUsed="0"/>
+    <w:lsdException w:name="Table List 4" w:semiHidden="0" w:uiPriority="0" w:unhideWhenUsed="0"/>
+    <w:lsdException w:name="Table List 5" w:semiHidden="0" w:uiPriority="0" w:unhideWhenUsed="0"/>
+    <w:lsdException w:name="Table List 6" w:semiHidden="0" w:uiPriority="0" w:unhideWhenUsed="0"/>
+    <w:lsdException w:name="Table List 7" w:semiHidden="0" w:uiPriority="0" w:unhideWhenUsed="0"/>
+    <w:lsdException w:name="Table List 8" w:semiHidden="0" w:uiPriority="0" w:unhideWhenUsed="0"/>
+    <w:lsdException w:name="Table 3D effects 1" w:semiHidden="0" w:uiPriority="0" w:unhideWhenUsed="0"/>
+    <w:lsdException w:name="Table 3D effects 2" w:semiHidden="0" w:uiPriority="0" w:unhideWhenUsed="0"/>
+    <w:lsdException w:name="Table 3D effects 3" w:semiHidden="0" w:uiPriority="0" w:unhideWhenUsed="0"/>
+    <w:lsdException w:name="Table Contemporary" w:semiHidden="0" w:uiPriority="0" w:unhideWhenUsed="0"/>
+    <w:lsdException w:name="Table Elegant" w:semiHidden="0" w:uiPriority="0" w:unhideWhenUsed="0"/>
+    <w:lsdException w:name="Table Professional" w:semiHidden="0" w:uiPriority="0" w:unhideWhenUsed="0"/>
+    <w:lsdException w:name="Table Subtle 1" w:semiHidden="0" w:uiPriority="0" w:unhideWhenUsed="0"/>
+    <w:lsdException w:name="Table Subtle 2" w:semiHidden="0" w:uiPriority="0" w:unhideWhenUsed="0"/>
+    <w:lsdException w:name="Table Web 1" w:semiHidden="0" w:uiPriority="0" w:unhideWhenUsed="0"/>
+    <w:lsdException w:name="Table Web 2" w:semiHidden="0" w:uiPriority="0" w:unhideWhenUsed="0"/>
+    <w:lsdException w:name="Table Web 3" w:semiHidden="0" w:uiPriority="0" w:unhideWhenUsed="0"/>
+    <w:lsdException w:name="Balloon Text" w:semiHidden="0" w:uiPriority="0" w:unhideWhenUsed="0"/>
+    <w:lsdException w:name="Table Grid" w:semiHidden="0" w:uiPriority="0" w:unhideWhenUsed="0" w:qFormat="1"/>
+    <w:lsdException w:name="Table Theme" w:semiHidden="0" w:uiPriority="0" w:unhideWhenUsed="0"/>
+    <w:lsdException w:name="Light Shading" w:semiHidden="0" w:uiPriority="60" w:unhideWhenUsed="0"/>
+    <w:lsdException w:name="Light List" w:semiHidden="0" w:uiPriority="61" w:unhideWhenUsed="0"/>
+    <w:lsdException w:name="Light Grid" w:semiHidden="0" w:uiPriority="62" w:unhideWhenUsed="0"/>
+    <w:lsdException w:name="Medium Shading 1" w:semiHidden="0" w:uiPriority="63" w:unhideWhenUsed="0"/>
+    <w:lsdException w:name="Medium Shading 2" w:semiHidden="0" w:uiPriority="64" w:unhideWhenUsed="0"/>
+    <w:lsdException w:name="Medium List 1" w:semiHidden="0" w:uiPriority="65" w:unhideWhenUsed="0"/>
+    <w:lsdException w:name="Medium List 2" w:semiHidden="0" w:uiPriority="66" w:unhideWhenUsed="0"/>
+    <w:lsdException w:name="Medium Grid 1" w:semiHidden="0" w:uiPriority="67" w:unhideWhenUsed="0"/>
+    <w:lsdException w:name="Medium Grid 2" w:semiHidden="0" w:uiPriority="68" w:unhideWhenUsed="0"/>
+    <w:lsdException w:name="Medium Grid 3" w:semiHidden="0" w:uiPriority="69" w:unhideWhenUsed="0"/>
+    <w:lsdException w:name="Dark List" w:semiHidden="0" w:uiPriority="70" w:unhideWhenUsed="0"/>
+    <w:lsdException w:name="Colorful Shading" w:semiHidden="0" w:uiPriority="71" w:unhideWhenUsed="0"/>
+    <w:lsdException w:name="Colorful List" w:semiHidden="0" w:uiPriority="72" w:unhideWhenUsed="0"/>
+    <w:lsdException w:name="Colorful Grid" w:semiHidden="0" w:uiPriority="73" w:unhideWhenUsed="0"/>
+    <w:lsdException w:name="Light Shading Accent 1" w:semiHidden="0" w:uiPriority="60" w:unhideWhenUsed="0"/>
+    <w:lsdException w:name="Light List Accent 1" w:semiHidden="0" w:uiPriority="61" w:unhideWhenUsed="0"/>
+    <w:lsdException w:name="Light Grid Accent 1" w:semiHidden="0" w:uiPriority="62" w:unhideWhenUsed="0"/>
+    <w:lsdException w:name="Medium Shading 1 Accent 1" w:semiHidden="0" w:uiPriority="63" w:unhideWhenUsed="0"/>
+    <w:lsdException w:name="Medium Shading 2 Accent 1" w:semiHidden="0" w:uiPriority="64" w:unhideWhenUsed="0"/>
+    <w:lsdException w:name="Medium List 1 Accent 1" w:semiHidden="0" w:uiPriority="65" w:unhideWhenUsed="0"/>
+    <w:lsdException w:name="Medium List 2 Accent 1" w:semiHidden="0" w:uiPriority="66" w:unhideWhenUsed="0"/>
+    <w:lsdException w:name="Medium Grid 1 Accent 1" w:semiHidden="0" w:uiPriority="67" w:unhideWhenUsed="0"/>
+    <w:lsdException w:name="Medium Grid 2 Accent 1" w:semiHidden="0" w:uiPriority="68" w:unhideWhenUsed="0"/>
+    <w:lsdException w:name="Medium Grid 3 Accent 1" w:semiHidden="0" w:uiPriority="69" w:unhideWhenUsed="0"/>
+    <w:lsdException w:name="Dark List Accent 1" w:semiHidden="0" w:uiPriority="70" w:unhideWhenUsed="0"/>
+    <w:lsdException w:name="Colorful Shading Accent 1" w:semiHidden="0" w:uiPriority="71" w:unhideWhenUsed="0"/>
+    <w:lsdException w:name="Colorful List Accent 1" w:semiHidden="0" w:uiPriority="72" w:unhideWhenUsed="0"/>
+    <w:lsdException w:name="Colorful Grid Accent 1" w:semiHidden="0" w:uiPriority="73" w:unhideWhenUsed="0"/>
+    <w:lsdException w:name="Light Shading Accent 2" w:semiHidden="0" w:uiPriority="60" w:unhideWhenUsed="0"/>
+    <w:lsdException w:name="Light List Accent 2" w:semiHidden="0" w:uiPriority="61" w:unhideWhenUsed="0"/>
+    <w:lsdException w:name="Light Grid Accent 2" w:semiHidden="0" w:uiPriority="62" w:unhideWhenUsed="0"/>
+    <w:lsdException w:name="Medium Shading 1 Accent 2" w:semiHidden="0" w:uiPriority="63" w:unhideWhenUsed="0"/>
+    <w:lsdException w:name="Medium Shading 2 Accent 2" w:semiHidden="0" w:uiPriority="64" w:unhideWhenUsed="0"/>
+    <w:lsdException w:name="Medium List 1 Accent 2" w:semiHidden="0" w:uiPriority="65" w:unhideWhenUsed="0"/>
+    <w:lsdException w:name="Medium List 2 Accent 2" w:semiHidden="0" w:uiPriority="66" w:unhideWhenUsed="0"/>
+    <w:lsdException w:name="Medium Grid 1 Accent 2" w:semiHidden="0" w:uiPriority="67" w:unhideWhenUsed="0"/>
+    <w:lsdException w:name="Medium Grid 2 Accent 2" w:semiHidden="0" w:uiPriority="68" w:unhideWhenUsed="0"/>
+    <w:lsdException w:name="Medium Grid 3 Accent 2" w:semiHidden="0" w:uiPriority="69" w:unhideWhenUsed="0"/>
+    <w:lsdException w:name="Dark List Accent 2" w:semiHidden="0" w:uiPriority="70" w:unhideWhenUsed="0"/>
+    <w:lsdException w:name="Colorful Shading Accent 2" w:semiHidden="0" w:uiPriority="71" w:unhideWhenUsed="0"/>
+    <w:lsdException w:name="Colorful List Accent 2" w:semiHidden="0" w:uiPriority="72" w:unhideWhenUsed="0"/>
+    <w:lsdException w:name="Colorful Grid Accent 2" w:semiHidden="0" w:uiPriority="73" w:unhideWhenUsed="0"/>
+    <w:lsdException w:name="Light Shading Accent 3" w:semiHidden="0" w:uiPriority="60" w:unhideWhenUsed="0"/>
+    <w:lsdException w:name="Light List Accent 3" w:semiHidden="0" w:uiPriority="61" w:unhideWhenUsed="0"/>
+    <w:lsdException w:name="Light Grid Accent 3" w:semiHidden="0" w:uiPriority="62" w:unhideWhenUsed="0"/>
+    <w:lsdException w:name="Medium Shading 1 Accent 3" w:semiHidden="0" w:uiPriority="63" w:unhideWhenUsed="0"/>
+    <w:lsdException w:name="Medium Shading 2 Accent 3" w:semiHidden="0" w:uiPriority="64" w:unhideWhenUsed="0"/>
+    <w:lsdException w:name="Medium List 1 Accent 3" w:semiHidden="0" w:uiPriority="65" w:unhideWhenUsed="0"/>
+    <w:lsdException w:name="Medium List 2 Accent 3" w:semiHidden="0" w:uiPriority="66" w:unhideWhenUsed="0"/>
+    <w:lsdException w:name="Medium Grid 1 Accent 3" w:semiHidden="0" w:uiPriority="67" w:unhideWhenUsed="0"/>
+    <w:lsdException w:name="Medium Grid 2 Accent 3" w:semiHidden="0" w:uiPriority="68" w:unhideWhenUsed="0"/>
+    <w:lsdException w:name="Medium Grid 3 Accent 3" w:semiHidden="0" w:uiPriority="69" w:unhideWhenUsed="0"/>
+    <w:lsdException w:name="Dark List Accent 3" w:semiHidden="0" w:uiPriority="70" w:unhideWhenUsed="0"/>
+    <w:lsdException w:name="Colorful Shading Accent 3" w:semiHidden="0" w:uiPriority="71" w:unhideWhenUsed="0"/>
+    <w:lsdException w:name="Colorful List Accent 3" w:semiHidden="0" w:uiPriority="72" w:unhideWhenUsed="0"/>
+    <w:lsdException w:name="Colorful Grid Accent 3" w:semiHidden="0" w:uiPriority="73" w:unhideWhenUsed="0"/>
+    <w:lsdException w:name="Light Shading Accent 4" w:semiHidden="0" w:uiPriority="60" w:unhideWhenUsed="0"/>
+    <w:lsdException w:name="Light List Accent 4" w:semiHidden="0" w:uiPriority="61" w:unhideWhenUsed="0"/>
+    <w:lsdException w:name="Light Grid Accent 4" w:semiHidden="0" w:uiPriority="62" w:unhideWhenUsed="0"/>
+    <w:lsdException w:name="Medium Shading 1 Accent 4" w:semiHidden="0" w:uiPriority="63" w:unhideWhenUsed="0"/>
+    <w:lsdException w:name="Medium Shading 2 Accent 4" w:semiHidden="0" w:uiPriority="64" w:unhideWhenUsed="0"/>
+    <w:lsdException w:name="Medium List 1 Accent 4" w:semiHidden="0" w:uiPriority="65" w:unhideWhenUsed="0"/>
+    <w:lsdException w:name="Medium List 2 Accent 4" w:semiHidden="0" w:uiPriority="66" w:unhideWhenUsed="0"/>
+    <w:lsdException w:name="Medium Grid 1 Accent 4" w:semiHidden="0" w:uiPriority="67" w:unhideWhenUsed="0"/>
+    <w:lsdException w:name="Medium Grid 2 Accent 4" w:semiHidden="0" w:uiPriority="68" w:unhideWhenUsed="0"/>
+    <w:lsdException w:name="Medium Grid 3 Accent 4" w:semiHidden="0" w:uiPriority="69" w:unhideWhenUsed="0"/>
+    <w:lsdException w:name="Dark List Accent 4" w:semiHidden="0" w:uiPriority="70" w:unhideWhenUsed="0"/>
+    <w:lsdException w:name="Colorful Shading Accent 4" w:semiHidden="0" w:uiPriority="71" w:unhideWhenUsed="0"/>
+    <w:lsdException w:name="Colorful List Accent 4" w:semiHidden="0" w:uiPriority="72" w:unhideWhenUsed="0"/>
+    <w:lsdException w:name="Colorful Grid Accent 4" w:semiHidden="0" w:uiPriority="73" w:unhideWhenUsed="0"/>
+    <w:lsdException w:name="Light Shading Accent 5" w:semiHidden="0" w:uiPriority="60" w:unhideWhenUsed="0"/>
+    <w:lsdException w:name="Light List Accent 5" w:semiHidden="0" w:uiPriority="61" w:unhideWhenUsed="0"/>
+    <w:lsdException w:name="Light Grid Accent 5" w:semiHidden="0" w:uiPriority="62" w:unhideWhenUsed="0"/>
+    <w:lsdException w:name="Medium Shading 1 Accent 5" w:semiHidden="0" w:uiPriority="63" w:unhideWhenUsed="0"/>
+    <w:lsdException w:name="Medium Shading 2 Accent 5" w:semiHidden="0" w:uiPriority="64" w:unhideWhenUsed="0"/>
+    <w:lsdException w:name="Medium List 1 Accent 5" w:semiHidden="0" w:uiPriority="65" w:unhideWhenUsed="0"/>
+    <w:lsdException w:name="Medium List 2 Accent 5" w:semiHidden="0" w:uiPriority="66" w:unhideWhenUsed="0"/>
+    <w:lsdException w:name="Medium Grid 1 Accent 5" w:semiHidden="0" w:uiPriority="67" w:unhideWhenUsed="0"/>
+    <w:lsdException w:name="Medium Grid 2 Accent 5" w:semiHidden="0" w:uiPriority="68" w:unhideWhenUsed="0"/>
+    <w:lsdException w:name="Medium Grid 3 Accent 5" w:semiHidden="0" w:uiPriority="69" w:unhideWhenUsed="0"/>
+    <w:lsdException w:name="Dark List Accent 5" w:semiHidden="0" w:uiPriority="70" w:unhideWhenUsed="0"/>
+    <w:lsdException w:name="Colorful Shading Accent 5" w:semiHidden="0" w:uiPriority="71" w:unhideWhenUsed="0"/>
+    <w:lsdException w:name="Colorful List Accent 5" w:semiHidden="0" w:uiPriority="72" w:unhideWhenUsed="0"/>
+    <w:lsdException w:name="Colorful Grid Accent 5" w:semiHidden="0" w:uiPriority="73" w:unhideWhenUsed="0"/>
+    <w:lsdException w:name="Light Shading Accent 6" w:semiHidden="0" w:uiPriority="60" w:unhideWhenUsed="0"/>
+    <w:lsdException w:name="Light List Accent 6" w:semiHidden="0" w:uiPriority="61" w:unhideWhenUsed="0"/>
+    <w:lsdException w:name="Light Grid Accent 6" w:semiHidden="0" w:uiPriority="62" w:unhideWhenUsed="0"/>
+    <w:lsdException w:name="Medium Shading 1 Accent 6" w:semiHidden="0" w:uiPriority="63" w:unhideWhenUsed="0"/>
+    <w:lsdException w:name="Medium Shading 2 Accent 6" w:semiHidden="0" w:uiPriority="64" w:unhideWhenUsed="0"/>
+    <w:lsdException w:name="Medium List 1 Accent 6" w:semiHidden="0" w:uiPriority="65" w:unhideWhenUsed="0"/>
+    <w:lsdException w:name="Medium List 2 Accent 6" w:semiHidden="0" w:uiPriority="66" w:unhideWhenUsed="0"/>
+    <w:lsdException w:name="Medium Grid 1 Accent 6" w:semiHidden="0" w:uiPriority="67" w:unhideWhenUsed="0"/>
+    <w:lsdException w:name="Medium Grid 2 Accent 6" w:semiHidden="0" w:uiPriority="68" w:unhideWhenUsed="0"/>
+    <w:lsdException w:name="Medium Grid 3 Accent 6" w:semiHidden="0" w:uiPriority="69" w:unhideWhenUsed="0"/>
+    <w:lsdException w:name="Dark List Accent 6" w:semiHidden="0" w:uiPriority="70" w:unhideWhenUsed="0"/>
+    <w:lsdException w:name="Colorful Shading Accent 6" w:semiHidden="0" w:uiPriority="71" w:unhideWhenUsed="0"/>
+    <w:lsdException w:name="Colorful List Accent 6" w:semiHidden="0" w:uiPriority="72" w:unhideWhenUsed="0"/>
+    <w:lsdException w:name="Colorful Grid Accent 6" w:semiHidden="0" w:uiPriority="73" w:unhideWhenUsed="0"/>
   </w:latentStyles>
-  <w:style w:type="paragraph" w:default="1" w:styleId="1">
+  <w:style w:type="paragraph" w:default="1" w:styleId="Normal">
     <w:name w:val="Normal"/>
     <w:qFormat/>
-    <w:uiPriority w:val="0"/>
     <w:pPr>
       <w:kinsoku w:val="0"/>
       <w:autoSpaceDE w:val="0"/>
@@ -9815,7 +9505,7 @@
       <w:textAlignment w:val="baseline"/>
     </w:pPr>
     <w:rPr>
-      <w:rFonts w:ascii="Arial" w:hAnsi="Arial" w:eastAsia="宋体" w:cs="Arial"/>
+      <w:rFonts w:ascii="Arial" w:eastAsia="宋体" w:hAnsi="Arial" w:cs="Arial"/>
       <w:snapToGrid w:val="0"/>
       <w:color w:val="000000"/>
       <w:kern w:val="0"/>
@@ -9824,12 +9514,11 @@
       <w:lang w:val="en-US" w:eastAsia="en-US" w:bidi="ar-SA"/>
     </w:rPr>
   </w:style>
-  <w:style w:type="paragraph" w:styleId="2">
+  <w:style w:type="paragraph" w:styleId="Heading1">
     <w:name w:val="heading 1"/>
-    <w:basedOn w:val="1"/>
-    <w:next w:val="1"/>
+    <w:basedOn w:val="Normal"/>
+    <w:next w:val="Normal"/>
     <w:qFormat/>
-    <w:uiPriority w:val="0"/>
     <w:pPr>
       <w:keepNext/>
       <w:keepLines/>
@@ -9847,13 +9536,12 @@
       <w:sz w:val="44"/>
     </w:rPr>
   </w:style>
-  <w:style w:type="paragraph" w:styleId="3">
+  <w:style w:type="paragraph" w:styleId="Heading2">
     <w:name w:val="heading 2"/>
-    <w:basedOn w:val="1"/>
-    <w:next w:val="1"/>
+    <w:basedOn w:val="Normal"/>
+    <w:next w:val="Normal"/>
     <w:unhideWhenUsed/>
     <w:qFormat/>
-    <w:uiPriority w:val="0"/>
     <w:pPr>
       <w:keepNext/>
       <w:keepLines/>
@@ -9866,19 +9554,18 @@
       <w:outlineLvl w:val="1"/>
     </w:pPr>
     <w:rPr>
-      <w:rFonts w:ascii="Arial" w:hAnsi="Arial" w:eastAsia="黑体"/>
+      <w:rFonts w:ascii="Arial" w:eastAsia="黑体" w:hAnsi="Arial"/>
       <w:b/>
       <w:sz w:val="32"/>
     </w:rPr>
   </w:style>
-  <w:style w:type="paragraph" w:styleId="4">
+  <w:style w:type="paragraph" w:styleId="Heading3">
     <w:name w:val="heading 3"/>
-    <w:basedOn w:val="1"/>
-    <w:next w:val="1"/>
+    <w:basedOn w:val="Normal"/>
+    <w:next w:val="Normal"/>
     <w:semiHidden/>
     <w:unhideWhenUsed/>
     <w:qFormat/>
-    <w:uiPriority w:val="0"/>
     <w:pPr>
       <w:keepNext/>
       <w:keepLines/>
@@ -9895,13 +9582,12 @@
       <w:sz w:val="32"/>
     </w:rPr>
   </w:style>
-  <w:style w:type="paragraph" w:styleId="5">
+  <w:style w:type="paragraph" w:styleId="Heading4">
     <w:name w:val="heading 4"/>
-    <w:basedOn w:val="1"/>
-    <w:next w:val="1"/>
+    <w:basedOn w:val="Normal"/>
+    <w:next w:val="Normal"/>
     <w:unhideWhenUsed/>
     <w:qFormat/>
-    <w:uiPriority w:val="0"/>
     <w:pPr>
       <w:keepNext/>
       <w:keepLines/>
@@ -9914,19 +9600,18 @@
       <w:outlineLvl w:val="3"/>
     </w:pPr>
     <w:rPr>
-      <w:rFonts w:ascii="Arial" w:hAnsi="Arial" w:eastAsia="黑体"/>
+      <w:rFonts w:ascii="Arial" w:eastAsia="黑体" w:hAnsi="Arial"/>
       <w:b/>
       <w:sz w:val="28"/>
     </w:rPr>
   </w:style>
-  <w:style w:type="paragraph" w:styleId="6">
+  <w:style w:type="paragraph" w:styleId="Heading5">
     <w:name w:val="heading 5"/>
-    <w:basedOn w:val="1"/>
-    <w:next w:val="1"/>
+    <w:basedOn w:val="Normal"/>
+    <w:next w:val="Normal"/>
     <w:semiHidden/>
     <w:unhideWhenUsed/>
     <w:qFormat/>
-    <w:uiPriority w:val="0"/>
     <w:pPr>
       <w:keepNext/>
       <w:keepLines/>
@@ -9943,14 +9628,13 @@
       <w:sz w:val="28"/>
     </w:rPr>
   </w:style>
-  <w:style w:type="paragraph" w:styleId="7">
+  <w:style w:type="paragraph" w:styleId="Heading6">
     <w:name w:val="heading 6"/>
-    <w:basedOn w:val="1"/>
-    <w:next w:val="1"/>
+    <w:basedOn w:val="Normal"/>
+    <w:next w:val="Normal"/>
     <w:semiHidden/>
     <w:unhideWhenUsed/>
     <w:qFormat/>
-    <w:uiPriority w:val="0"/>
     <w:pPr>
       <w:keepNext/>
       <w:keepLines/>
@@ -9963,19 +9647,18 @@
       <w:outlineLvl w:val="5"/>
     </w:pPr>
     <w:rPr>
-      <w:rFonts w:ascii="Arial" w:hAnsi="Arial" w:eastAsia="黑体"/>
+      <w:rFonts w:ascii="Arial" w:eastAsia="黑体" w:hAnsi="Arial"/>
       <w:b/>
       <w:sz w:val="24"/>
     </w:rPr>
   </w:style>
-  <w:style w:type="paragraph" w:styleId="8">
+  <w:style w:type="paragraph" w:styleId="Heading7">
     <w:name w:val="heading 7"/>
-    <w:basedOn w:val="1"/>
-    <w:next w:val="1"/>
+    <w:basedOn w:val="Normal"/>
+    <w:next w:val="Normal"/>
     <w:semiHidden/>
     <w:unhideWhenUsed/>
     <w:qFormat/>
-    <w:uiPriority w:val="0"/>
     <w:pPr>
       <w:keepNext/>
       <w:keepLines/>
@@ -9992,14 +9675,13 @@
       <w:sz w:val="24"/>
     </w:rPr>
   </w:style>
-  <w:style w:type="paragraph" w:styleId="9">
+  <w:style w:type="paragraph" w:styleId="Heading8">
     <w:name w:val="heading 8"/>
-    <w:basedOn w:val="1"/>
-    <w:next w:val="1"/>
+    <w:basedOn w:val="Normal"/>
+    <w:next w:val="Normal"/>
     <w:semiHidden/>
     <w:unhideWhenUsed/>
     <w:qFormat/>
-    <w:uiPriority w:val="0"/>
     <w:pPr>
       <w:keepNext/>
       <w:keepLines/>
@@ -10012,18 +9694,17 @@
       <w:outlineLvl w:val="7"/>
     </w:pPr>
     <w:rPr>
-      <w:rFonts w:ascii="Arial" w:hAnsi="Arial" w:eastAsia="黑体"/>
+      <w:rFonts w:ascii="Arial" w:eastAsia="黑体" w:hAnsi="Arial"/>
       <w:sz w:val="24"/>
     </w:rPr>
   </w:style>
-  <w:style w:type="paragraph" w:styleId="10">
+  <w:style w:type="paragraph" w:styleId="Heading9">
     <w:name w:val="heading 9"/>
-    <w:basedOn w:val="1"/>
-    <w:next w:val="1"/>
+    <w:basedOn w:val="Normal"/>
+    <w:next w:val="Normal"/>
     <w:semiHidden/>
     <w:unhideWhenUsed/>
     <w:qFormat/>
-    <w:uiPriority w:val="0"/>
     <w:pPr>
       <w:keepNext/>
       <w:keepLines/>
@@ -10036,21 +9717,19 @@
       <w:outlineLvl w:val="8"/>
     </w:pPr>
     <w:rPr>
-      <w:rFonts w:ascii="Arial" w:hAnsi="Arial" w:eastAsia="黑体"/>
+      <w:rFonts w:ascii="Arial" w:eastAsia="黑体" w:hAnsi="Arial"/>
       <w:sz w:val="21"/>
     </w:rPr>
   </w:style>
-  <w:style w:type="character" w:default="1" w:styleId="22">
+  <w:style w:type="character" w:default="1" w:styleId="DefaultParagraphFont">
     <w:name w:val="Default Paragraph Font"/>
     <w:semiHidden/>
     <w:qFormat/>
-    <w:uiPriority w:val="0"/>
   </w:style>
-  <w:style w:type="table" w:default="1" w:styleId="20">
+  <w:style w:type="table" w:default="1" w:styleId="TableNormal">
     <w:name w:val="Normal Table"/>
     <w:semiHidden/>
     <w:qFormat/>
-    <w:uiPriority w:val="0"/>
     <w:tblPr>
       <w:tblCellMar>
         <w:top w:w="0" w:type="dxa"/>
@@ -10060,43 +9739,39 @@
       </w:tblCellMar>
     </w:tblPr>
   </w:style>
-  <w:style w:type="paragraph" w:styleId="11">
+  <w:style w:type="paragraph" w:styleId="CommentText">
     <w:name w:val="annotation text"/>
-    <w:basedOn w:val="1"/>
+    <w:basedOn w:val="Normal"/>
     <w:qFormat/>
-    <w:uiPriority w:val="0"/>
     <w:pPr>
       <w:jc w:val="left"/>
     </w:pPr>
   </w:style>
-  <w:style w:type="paragraph" w:styleId="12">
+  <w:style w:type="paragraph" w:styleId="BodyText">
     <w:name w:val="Body Text"/>
-    <w:basedOn w:val="1"/>
+    <w:basedOn w:val="Normal"/>
     <w:semiHidden/>
     <w:qFormat/>
-    <w:uiPriority w:val="0"/>
     <w:rPr>
-      <w:rFonts w:ascii="Arial" w:hAnsi="Arial" w:eastAsia="Arial" w:cs="Arial"/>
+      <w:rFonts w:ascii="Arial" w:eastAsia="Arial" w:hAnsi="Arial" w:cs="Arial"/>
       <w:sz w:val="21"/>
       <w:szCs w:val="21"/>
       <w:lang w:val="en-US" w:eastAsia="en-US" w:bidi="ar-SA"/>
     </w:rPr>
   </w:style>
-  <w:style w:type="paragraph" w:styleId="13">
+  <w:style w:type="paragraph" w:styleId="TOC3">
     <w:name w:val="toc 3"/>
-    <w:basedOn w:val="1"/>
-    <w:next w:val="1"/>
+    <w:basedOn w:val="Normal"/>
+    <w:next w:val="Normal"/>
     <w:qFormat/>
-    <w:uiPriority w:val="0"/>
     <w:pPr>
       <w:ind w:left="840" w:leftChars="400"/>
     </w:pPr>
   </w:style>
-  <w:style w:type="paragraph" w:styleId="14">
+  <w:style w:type="paragraph" w:styleId="Footer">
     <w:name w:val="footer"/>
-    <w:basedOn w:val="1"/>
+    <w:basedOn w:val="Normal"/>
     <w:qFormat/>
-    <w:uiPriority w:val="0"/>
     <w:pPr>
       <w:tabs>
         <w:tab w:val="center" w:pos="4153"/>
@@ -10109,17 +9784,16 @@
       <w:sz w:val="18"/>
     </w:rPr>
   </w:style>
-  <w:style w:type="paragraph" w:styleId="15">
+  <w:style w:type="paragraph" w:styleId="Header">
     <w:name w:val="header"/>
-    <w:basedOn w:val="1"/>
+    <w:basedOn w:val="Normal"/>
     <w:qFormat/>
-    <w:uiPriority w:val="0"/>
     <w:pPr>
       <w:pBdr>
-        <w:top w:val="none" w:color="auto" w:sz="0" w:space="0"/>
-        <w:left w:val="none" w:color="auto" w:sz="0" w:space="0"/>
-        <w:bottom w:val="none" w:color="auto" w:sz="0" w:space="0"/>
-        <w:right w:val="none" w:color="auto" w:sz="0" w:space="0"/>
+        <w:top w:val="nil"/>
+        <w:left w:val="nil"/>
+        <w:bottom w:val="nil"/>
+        <w:right w:val="nil"/>
       </w:pBdr>
       <w:tabs>
         <w:tab w:val="center" w:pos="4153"/>
@@ -10134,41 +9808,37 @@
       <w:sz w:val="18"/>
     </w:rPr>
   </w:style>
-  <w:style w:type="paragraph" w:styleId="16">
+  <w:style w:type="paragraph" w:styleId="TOC1">
     <w:name w:val="toc 1"/>
-    <w:basedOn w:val="1"/>
-    <w:next w:val="1"/>
+    <w:basedOn w:val="Normal"/>
+    <w:next w:val="Normal"/>
     <w:qFormat/>
-    <w:uiPriority w:val="0"/>
     <w:rPr>
-      <w:rFonts w:ascii="Arial" w:hAnsi="Arial" w:eastAsia="Microsoft JhengHei"/>
+      <w:rFonts w:ascii="Arial" w:eastAsia="Microsoft JhengHei" w:hAnsi="Arial"/>
       <w:sz w:val="24"/>
     </w:rPr>
   </w:style>
-  <w:style w:type="paragraph" w:styleId="17">
+  <w:style w:type="paragraph" w:styleId="TOC2">
     <w:name w:val="toc 2"/>
-    <w:basedOn w:val="1"/>
-    <w:next w:val="1"/>
+    <w:basedOn w:val="Normal"/>
+    <w:next w:val="Normal"/>
     <w:qFormat/>
-    <w:uiPriority w:val="0"/>
     <w:pPr>
       <w:ind w:left="420" w:leftChars="200"/>
     </w:pPr>
   </w:style>
-  <w:style w:type="paragraph" w:styleId="18">
+  <w:style w:type="paragraph" w:styleId="NormalWeb">
     <w:name w:val="Normal (Web)"/>
-    <w:basedOn w:val="1"/>
+    <w:basedOn w:val="Normal"/>
     <w:qFormat/>
-    <w:uiPriority w:val="0"/>
     <w:rPr>
       <w:sz w:val="24"/>
     </w:rPr>
   </w:style>
-  <w:style w:type="paragraph" w:styleId="19">
+  <w:style w:type="paragraph" w:styleId="Title">
     <w:name w:val="Title"/>
-    <w:basedOn w:val="1"/>
+    <w:basedOn w:val="Normal"/>
     <w:qFormat/>
-    <w:uiPriority w:val="0"/>
     <w:pPr>
       <w:spacing w:before="240" w:beforeLines="0" w:beforeAutospacing="0" w:after="60" w:afterLines="0" w:afterAutospacing="0"/>
       <w:jc w:val="center"/>
@@ -10180,73 +9850,68 @@
       <w:sz w:val="32"/>
     </w:rPr>
   </w:style>
-  <w:style w:type="table" w:styleId="21">
+  <w:style w:type="table" w:styleId="TableGrid">
     <w:name w:val="Table Grid"/>
-    <w:basedOn w:val="20"/>
+    <w:basedOn w:val="TableNormal"/>
     <w:qFormat/>
-    <w:uiPriority w:val="0"/>
     <w:pPr>
       <w:widowControl w:val="0"/>
       <w:jc w:val="both"/>
     </w:pPr>
     <w:tblPr>
       <w:tblBorders>
-        <w:top w:val="single" w:color="auto" w:sz="4" w:space="0"/>
-        <w:left w:val="single" w:color="auto" w:sz="4" w:space="0"/>
-        <w:bottom w:val="single" w:color="auto" w:sz="4" w:space="0"/>
-        <w:right w:val="single" w:color="auto" w:sz="4" w:space="0"/>
-        <w:insideH w:val="single" w:color="auto" w:sz="4" w:space="0"/>
-        <w:insideV w:val="single" w:color="auto" w:sz="4" w:space="0"/>
+        <w:top w:val="single" w:sz="4" w:space="0" w:color="auto"/>
+        <w:left w:val="single" w:sz="4" w:space="0" w:color="auto"/>
+        <w:bottom w:val="single" w:sz="4" w:space="0" w:color="auto"/>
+        <w:right w:val="single" w:sz="4" w:space="0" w:color="auto"/>
+        <w:insideH w:val="single" w:sz="4" w:space="0" w:color="auto"/>
+        <w:insideV w:val="single" w:sz="4" w:space="0" w:color="auto"/>
       </w:tblBorders>
     </w:tblPr>
   </w:style>
-  <w:style w:type="character" w:styleId="23">
+  <w:style w:type="character" w:styleId="Strong">
     <w:name w:val="Strong"/>
-    <w:basedOn w:val="22"/>
+    <w:basedOn w:val="DefaultParagraphFont"/>
     <w:qFormat/>
-    <w:uiPriority w:val="0"/>
     <w:rPr>
       <w:b/>
     </w:rPr>
   </w:style>
-  <w:style w:type="paragraph" w:customStyle="1" w:styleId="24">
+  <w:style w:type="paragraph" w:customStyle="1" w:styleId="a">
     <w:name w:val="柴_公司名"/>
-    <w:basedOn w:val="19"/>
+    <w:basedOn w:val="Title"/>
     <w:qFormat/>
-    <w:uiPriority w:val="0"/>
     <w:pPr>
       <w:spacing w:after="600" w:afterLines="600"/>
     </w:pPr>
     <w:rPr>
-      <w:rFonts w:hint="eastAsia" w:ascii="宋体" w:hAnsi="宋体" w:eastAsia="宋体" w:cs="宋体"/>
+      <w:rFonts w:ascii="宋体" w:eastAsia="宋体" w:hAnsi="宋体" w:cs="宋体" w:hint="eastAsia"/>
       <w:bCs/>
       <w:spacing w:val="-6"/>
       <w:sz w:val="52"/>
       <w:szCs w:val="52"/>
     </w:rPr>
   </w:style>
-  <w:style w:type="paragraph" w:customStyle="1" w:styleId="25">
+  <w:style w:type="paragraph" w:customStyle="1" w:styleId="a0">
     <w:name w:val="柴_文档名"/>
-    <w:basedOn w:val="19"/>
+    <w:basedOn w:val="Title"/>
     <w:qFormat/>
-    <w:uiPriority w:val="0"/>
     <w:pPr>
       <w:spacing w:after="900" w:afterLines="900"/>
     </w:pPr>
     <w:rPr>
-      <w:rFonts w:ascii="黑体" w:hAnsi="黑体" w:eastAsia="黑体" w:cs="黑体"/>
+      <w:rFonts w:ascii="黑体" w:eastAsia="黑体" w:hAnsi="黑体" w:cs="黑体"/>
       <w:bCs/>
       <w:spacing w:val="-7"/>
       <w:sz w:val="52"/>
       <w:szCs w:val="52"/>
     </w:rPr>
   </w:style>
-  <w:style w:type="table" w:customStyle="1" w:styleId="26">
+  <w:style w:type="table" w:customStyle="1" w:styleId="TableNormal0">
     <w:name w:val="Table Normal_0"/>
     <w:semiHidden/>
     <w:unhideWhenUsed/>
     <w:qFormat/>
-    <w:uiPriority w:val="0"/>
     <w:tblPr>
       <w:tblCellMar>
         <w:top w:w="0" w:type="dxa"/>
@@ -10256,87 +9921,81 @@
       </w:tblCellMar>
     </w:tblPr>
   </w:style>
-  <w:style w:type="paragraph" w:customStyle="1" w:styleId="27">
+  <w:style w:type="paragraph" w:customStyle="1" w:styleId="TableText">
     <w:name w:val="Table Text"/>
-    <w:basedOn w:val="1"/>
+    <w:basedOn w:val="Normal"/>
     <w:semiHidden/>
     <w:qFormat/>
-    <w:uiPriority w:val="0"/>
     <w:rPr>
-      <w:rFonts w:ascii="宋体" w:hAnsi="宋体" w:eastAsia="宋体" w:cs="宋体"/>
+      <w:rFonts w:ascii="宋体" w:eastAsia="宋体" w:hAnsi="宋体" w:cs="宋体"/>
       <w:sz w:val="21"/>
       <w:szCs w:val="21"/>
       <w:lang w:val="en-US" w:eastAsia="en-US" w:bidi="ar-SA"/>
     </w:rPr>
   </w:style>
-  <w:style w:type="paragraph" w:customStyle="1" w:styleId="28">
+  <w:style w:type="paragraph" w:customStyle="1" w:styleId="1">
     <w:name w:val="柴_标题1"/>
-    <w:basedOn w:val="2"/>
-    <w:next w:val="29"/>
-    <w:link w:val="38"/>
+    <w:basedOn w:val="Heading1"/>
+    <w:next w:val="a1"/>
+    <w:link w:val="1Char"/>
     <w:qFormat/>
-    <w:uiPriority w:val="0"/>
     <w:pPr>
       <w:spacing w:before="100" w:after="90" w:line="360" w:lineRule="auto"/>
     </w:pPr>
     <w:rPr>
-      <w:rFonts w:ascii="Arial" w:hAnsi="Arial" w:eastAsia="宋体"/>
+      <w:rFonts w:ascii="Arial" w:eastAsia="宋体" w:hAnsi="Arial"/>
       <w:sz w:val="32"/>
     </w:rPr>
   </w:style>
-  <w:style w:type="paragraph" w:customStyle="1" w:styleId="29">
+  <w:style w:type="paragraph" w:customStyle="1" w:styleId="a1">
     <w:name w:val="柴_正文"/>
-    <w:basedOn w:val="12"/>
-    <w:link w:val="42"/>
+    <w:basedOn w:val="BodyText"/>
+    <w:link w:val="Char"/>
     <w:qFormat/>
-    <w:uiPriority w:val="0"/>
     <w:pPr>
       <w:spacing w:line="360" w:lineRule="auto"/>
       <w:ind w:firstLine="470" w:firstLineChars="200"/>
     </w:pPr>
     <w:rPr>
-      <w:rFonts w:ascii="Arial" w:hAnsi="Arial" w:eastAsia="宋体"/>
+      <w:rFonts w:ascii="Arial" w:eastAsia="宋体" w:hAnsi="Arial"/>
       <w:sz w:val="24"/>
       <w:lang w:eastAsia="zh-CN"/>
     </w:rPr>
   </w:style>
-  <w:style w:type="paragraph" w:customStyle="1" w:styleId="30">
+  <w:style w:type="paragraph" w:customStyle="1" w:styleId="2">
     <w:name w:val="柴_标题2"/>
-    <w:basedOn w:val="3"/>
-    <w:next w:val="29"/>
+    <w:basedOn w:val="Heading2"/>
+    <w:next w:val="a1"/>
     <w:qFormat/>
-    <w:uiPriority w:val="0"/>
     <w:pPr>
       <w:spacing w:line="360" w:lineRule="auto"/>
     </w:pPr>
     <w:rPr>
-      <w:rFonts w:ascii="Arial" w:hAnsi="Arial" w:eastAsia="宋体"/>
+      <w:rFonts w:ascii="Arial" w:eastAsia="宋体" w:hAnsi="Arial"/>
       <w:sz w:val="28"/>
     </w:rPr>
   </w:style>
-  <w:style w:type="paragraph" w:customStyle="1" w:styleId="31">
+  <w:style w:type="paragraph" w:customStyle="1" w:styleId="3">
     <w:name w:val="柴_标题3"/>
-    <w:basedOn w:val="4"/>
-    <w:next w:val="29"/>
+    <w:basedOn w:val="Heading3"/>
+    <w:next w:val="a1"/>
     <w:qFormat/>
-    <w:uiPriority w:val="0"/>
     <w:pPr>
       <w:spacing w:line="360" w:lineRule="auto"/>
       <w:ind w:left="0" w:firstLine="472" w:firstLineChars="200"/>
     </w:pPr>
     <w:rPr>
-      <w:rFonts w:ascii="宋体" w:hAnsi="宋体" w:eastAsia="宋体" w:cs="宋体"/>
+      <w:rFonts w:ascii="宋体" w:eastAsia="宋体" w:hAnsi="宋体" w:cs="宋体"/>
       <w:spacing w:val="-2"/>
       <w:sz w:val="24"/>
       <w:szCs w:val="24"/>
     </w:rPr>
   </w:style>
-  <w:style w:type="paragraph" w:customStyle="1" w:styleId="32">
+  <w:style w:type="paragraph" w:customStyle="1" w:styleId="a2">
     <w:name w:val="柴_目录"/>
-    <w:basedOn w:val="1"/>
-    <w:next w:val="12"/>
+    <w:basedOn w:val="Normal"/>
+    <w:next w:val="BodyText"/>
     <w:qFormat/>
-    <w:uiPriority w:val="0"/>
     <w:pPr>
       <w:tabs>
         <w:tab w:val="right" w:leader="dot" w:pos="8442"/>
@@ -10344,64 +10003,59 @@
       <w:ind w:left="0" w:leftChars="0"/>
     </w:pPr>
     <w:rPr>
-      <w:rFonts w:ascii="Arial" w:hAnsi="Arial" w:eastAsia="Microsoft JhengHei"/>
+      <w:rFonts w:ascii="Arial" w:eastAsia="Microsoft JhengHei" w:hAnsi="Arial"/>
       <w:sz w:val="24"/>
     </w:rPr>
   </w:style>
-  <w:style w:type="paragraph" w:customStyle="1" w:styleId="33">
+  <w:style w:type="paragraph" w:customStyle="1" w:styleId="WPSOffice1">
     <w:name w:val="WPSOffice手动目录 1"/>
     <w:qFormat/>
-    <w:uiPriority w:val="0"/>
     <w:pPr>
       <w:ind w:leftChars="0"/>
     </w:pPr>
     <w:rPr>
-      <w:rFonts w:ascii="Times New Roman" w:hAnsi="Times New Roman" w:eastAsia="宋体" w:cs="Times New Roman"/>
+      <w:rFonts w:ascii="Times New Roman" w:eastAsia="宋体" w:hAnsi="Times New Roman" w:cs="Times New Roman"/>
       <w:sz w:val="20"/>
       <w:szCs w:val="20"/>
     </w:rPr>
   </w:style>
-  <w:style w:type="paragraph" w:customStyle="1" w:styleId="34">
+  <w:style w:type="paragraph" w:customStyle="1" w:styleId="WPSOffice2">
     <w:name w:val="WPSOffice手动目录 2"/>
     <w:qFormat/>
-    <w:uiPriority w:val="0"/>
     <w:pPr>
       <w:ind w:leftChars="200"/>
     </w:pPr>
     <w:rPr>
-      <w:rFonts w:ascii="Times New Roman" w:hAnsi="Times New Roman" w:eastAsia="宋体" w:cs="Times New Roman"/>
+      <w:rFonts w:ascii="Times New Roman" w:eastAsia="宋体" w:hAnsi="Times New Roman" w:cs="Times New Roman"/>
       <w:sz w:val="20"/>
       <w:szCs w:val="20"/>
     </w:rPr>
   </w:style>
-  <w:style w:type="paragraph" w:customStyle="1" w:styleId="35">
+  <w:style w:type="paragraph" w:customStyle="1" w:styleId="WPSOffice3">
     <w:name w:val="WPSOffice手动目录 3"/>
     <w:qFormat/>
-    <w:uiPriority w:val="0"/>
     <w:pPr>
       <w:ind w:leftChars="400"/>
     </w:pPr>
     <w:rPr>
-      <w:rFonts w:ascii="Times New Roman" w:hAnsi="Times New Roman" w:eastAsia="宋体" w:cs="Times New Roman"/>
+      <w:rFonts w:ascii="Times New Roman" w:eastAsia="宋体" w:hAnsi="Times New Roman" w:cs="Times New Roman"/>
       <w:sz w:val="20"/>
       <w:szCs w:val="20"/>
     </w:rPr>
   </w:style>
-  <w:style w:type="paragraph" w:customStyle="1" w:styleId="36">
+  <w:style w:type="paragraph" w:customStyle="1" w:styleId="Compact">
     <w:name w:val="Compact"/>
-    <w:basedOn w:val="12"/>
+    <w:basedOn w:val="BodyText"/>
     <w:qFormat/>
-    <w:uiPriority w:val="0"/>
     <w:pPr>
       <w:spacing w:before="36" w:after="36"/>
     </w:pPr>
   </w:style>
-  <w:style w:type="table" w:customStyle="1" w:styleId="37">
+  <w:style w:type="table" w:customStyle="1" w:styleId="Table">
     <w:name w:val="Table"/>
     <w:semiHidden/>
     <w:unhideWhenUsed/>
     <w:qFormat/>
-    <w:uiPriority w:val="0"/>
     <w:tblPr>
       <w:tblCellMar>
         <w:top w:w="0" w:type="dxa"/>
@@ -10413,28 +10067,26 @@
     <w:tblStylePr w:type="firstRow">
       <w:tcPr>
         <w:tcBorders>
-          <w:bottom w:val="single" w:color="auto" w:sz="0" w:space="0"/>
+          <w:bottom w:val="single" w:sz="0" w:space="0" w:color="auto"/>
         </w:tcBorders>
         <w:vAlign w:val="bottom"/>
       </w:tcPr>
     </w:tblStylePr>
   </w:style>
-  <w:style w:type="character" w:customStyle="1" w:styleId="38">
+  <w:style w:type="character" w:customStyle="1" w:styleId="1Char">
     <w:name w:val="柴_标题1 Char"/>
-    <w:link w:val="28"/>
+    <w:link w:val="1"/>
     <w:qFormat/>
-    <w:uiPriority w:val="0"/>
     <w:rPr>
-      <w:rFonts w:ascii="Arial" w:hAnsi="Arial" w:eastAsia="宋体"/>
+      <w:rFonts w:ascii="Arial" w:eastAsia="宋体" w:hAnsi="Arial"/>
       <w:sz w:val="32"/>
     </w:rPr>
   </w:style>
-  <w:style w:type="table" w:customStyle="1" w:styleId="39">
+  <w:style w:type="table" w:customStyle="1" w:styleId="TableNormal1">
     <w:name w:val="Table Normal_1"/>
     <w:semiHidden/>
     <w:unhideWhenUsed/>
     <w:qFormat/>
-    <w:uiPriority w:val="0"/>
     <w:tblPr>
       <w:tblCellMar>
         <w:top w:w="0" w:type="dxa"/>
@@ -10444,11 +10096,10 @@
       </w:tblCellMar>
     </w:tblPr>
   </w:style>
-  <w:style w:type="paragraph" w:customStyle="1" w:styleId="40">
+  <w:style w:type="paragraph" w:customStyle="1" w:styleId="a3">
     <w:name w:val="柴_正文_无缩进"/>
-    <w:basedOn w:val="1"/>
+    <w:basedOn w:val="Normal"/>
     <w:qFormat/>
-    <w:uiPriority w:val="0"/>
     <w:pPr>
       <w:ind w:firstLine="0" w:firstLineChars="0"/>
     </w:pPr>
@@ -10458,31 +10109,29 @@
       <w:lang w:eastAsia="zh-CN"/>
     </w:rPr>
   </w:style>
-  <w:style w:type="paragraph" w:customStyle="1" w:styleId="41">
+  <w:style w:type="paragraph" w:customStyle="1" w:styleId="4">
     <w:name w:val="柴_标题4"/>
-    <w:basedOn w:val="5"/>
-    <w:next w:val="1"/>
+    <w:basedOn w:val="Heading4"/>
+    <w:next w:val="Normal"/>
     <w:qFormat/>
-    <w:uiPriority w:val="0"/>
     <w:pPr>
       <w:widowControl w:val="0"/>
       <w:spacing w:before="160" w:line="360" w:lineRule="auto"/>
-      <w:ind w:left="981" w:leftChars="300" w:hanging="862"/>
+      <w:ind w:left="981" w:hanging="862" w:leftChars="300"/>
     </w:pPr>
     <w:rPr>
-      <w:rFonts w:hint="eastAsia" w:ascii="Calibri" w:hAnsi="Calibri" w:eastAsia="宋体" w:cs="宋体"/>
+      <w:rFonts w:ascii="Calibri" w:eastAsia="宋体" w:hAnsi="Calibri" w:cs="宋体" w:hint="eastAsia"/>
       <w:sz w:val="24"/>
       <w:szCs w:val="24"/>
       <w:lang w:eastAsia="zh-CN" w:bidi="zh-CN"/>
     </w:rPr>
   </w:style>
-  <w:style w:type="character" w:customStyle="1" w:styleId="42">
+  <w:style w:type="character" w:customStyle="1" w:styleId="Char">
     <w:name w:val="柴_正文 Char"/>
-    <w:link w:val="29"/>
+    <w:link w:val="a1"/>
     <w:qFormat/>
-    <w:uiPriority w:val="0"/>
     <w:rPr>
-      <w:rFonts w:ascii="Arial" w:hAnsi="Arial" w:eastAsia="宋体"/>
+      <w:rFonts w:ascii="Arial" w:eastAsia="宋体" w:hAnsi="Arial"/>
       <w:sz w:val="24"/>
       <w:lang w:eastAsia="zh-CN"/>
     </w:rPr>
